--- a/docs/docx/user-guide.docx
+++ b/docs/docx/user-guide.docx
@@ -23,7 +23,7 @@
       </w:pPr>
       <w:r>
         <w:rPr/>
-        <w:t>Планировщик отпусков 0.3.0 · Сотрудник и руководитель</w:t>
+        <w:t>Планировщик отпусков 0.4.0 · Сотрудник и руководитель</w:t>
       </w:r>
     </w:p>
     <w:p>
@@ -93,7 +93,7 @@
             </w:rPr>
             <w:fldChar w:fldCharType="separate"/>
           </w:r>
-          <w:hyperlink w:anchor="__RefHeading___Toc18099_1756087021">
+          <w:hyperlink w:anchor="__RefHeading___Toc20047_1562542824">
             <w:r>
               <w:rPr>
                 <w:webHidden/>
@@ -114,7 +114,7 @@
             </w:tabs>
             <w:rPr/>
           </w:pPr>
-          <w:hyperlink w:anchor="__RefHeading___Toc18101_1756087021">
+          <w:hyperlink w:anchor="__RefHeading___Toc20049_1562542824">
             <w:r>
               <w:rPr>
                 <w:webHidden/>
@@ -135,7 +135,7 @@
             </w:tabs>
             <w:rPr/>
           </w:pPr>
-          <w:hyperlink w:anchor="__RefHeading___Toc18103_1756087021">
+          <w:hyperlink w:anchor="__RefHeading___Toc20051_1562542824">
             <w:r>
               <w:rPr>
                 <w:webHidden/>
@@ -143,7 +143,7 @@
               </w:rPr>
               <w:t>3 Устройство интерфейса</w:t>
               <w:tab/>
-              <w:t>5</w:t>
+              <w:t>6</w:t>
             </w:r>
           </w:hyperlink>
         </w:p>
@@ -156,55 +156,13 @@
             </w:tabs>
             <w:rPr/>
           </w:pPr>
-          <w:hyperlink w:anchor="__RefHeading___Toc18105_1756087021">
+          <w:hyperlink w:anchor="__RefHeading___Toc20053_1562542824">
             <w:r>
               <w:rPr>
                 <w:webHidden/>
                 <w:rStyle w:val="IndexLink"/>
               </w:rPr>
               <w:t>4 График отпусков</w:t>
-              <w:tab/>
-              <w:t>6</w:t>
-            </w:r>
-          </w:hyperlink>
-        </w:p>
-        <w:p>
-          <w:pPr>
-            <w:pStyle w:val="TOC2"/>
-            <w:tabs>
-              <w:tab w:val="clear" w:pos="9077"/>
-              <w:tab w:val="right" w:pos="9359" w:leader="dot"/>
-            </w:tabs>
-            <w:rPr/>
-          </w:pPr>
-          <w:hyperlink w:anchor="__RefHeading___Toc18107_1756087021">
-            <w:r>
-              <w:rPr>
-                <w:webHidden/>
-                <w:rStyle w:val="IndexLink"/>
-              </w:rPr>
-              <w:t>4.1 Сравнение пересечений</w:t>
-              <w:tab/>
-              <w:t>7</w:t>
-            </w:r>
-          </w:hyperlink>
-        </w:p>
-        <w:p>
-          <w:pPr>
-            <w:pStyle w:val="TOC1"/>
-            <w:tabs>
-              <w:tab w:val="clear" w:pos="9360"/>
-              <w:tab w:val="right" w:pos="9359" w:leader="dot"/>
-            </w:tabs>
-            <w:rPr/>
-          </w:pPr>
-          <w:hyperlink w:anchor="__RefHeading___Toc18109_1756087021">
-            <w:r>
-              <w:rPr>
-                <w:webHidden/>
-                <w:rStyle w:val="IndexLink"/>
-              </w:rPr>
-              <w:t>5 Мой отпуск</w:t>
               <w:tab/>
               <w:t>8</w:t>
             </w:r>
@@ -219,15 +177,36 @@
             </w:tabs>
             <w:rPr/>
           </w:pPr>
-          <w:hyperlink w:anchor="__RefHeading___Toc18111_1756087021">
+          <w:hyperlink w:anchor="__RefHeading___Toc20055_1562542824">
             <w:r>
               <w:rPr>
                 <w:webHidden/>
                 <w:rStyle w:val="IndexLink"/>
               </w:rPr>
-              <w:t>5.1 Новая заявка</w:t>
+              <w:t>4.1 Сравнение пересечений</w:t>
               <w:tab/>
-              <w:t>8</w:t>
+              <w:t>9</w:t>
+            </w:r>
+          </w:hyperlink>
+        </w:p>
+        <w:p>
+          <w:pPr>
+            <w:pStyle w:val="TOC1"/>
+            <w:tabs>
+              <w:tab w:val="clear" w:pos="9360"/>
+              <w:tab w:val="right" w:pos="9359" w:leader="dot"/>
+            </w:tabs>
+            <w:rPr/>
+          </w:pPr>
+          <w:hyperlink w:anchor="__RefHeading___Toc20057_1562542824">
+            <w:r>
+              <w:rPr>
+                <w:webHidden/>
+                <w:rStyle w:val="IndexLink"/>
+              </w:rPr>
+              <w:t>5 Мой отпуск</w:t>
+              <w:tab/>
+              <w:t>10</w:t>
             </w:r>
           </w:hyperlink>
         </w:p>
@@ -240,15 +219,15 @@
             </w:tabs>
             <w:rPr/>
           </w:pPr>
-          <w:hyperlink w:anchor="__RefHeading___Toc18113_1756087021">
+          <w:hyperlink w:anchor="__RefHeading___Toc20059_1562542824">
             <w:r>
               <w:rPr>
                 <w:webHidden/>
                 <w:rStyle w:val="IndexLink"/>
               </w:rPr>
-              <w:t>5.2 Подбор лучших дат</w:t>
+              <w:t>5.1 Новая заявка</w:t>
               <w:tab/>
-              <w:t>9</w:t>
+              <w:t>10</w:t>
             </w:r>
           </w:hyperlink>
         </w:p>
@@ -261,15 +240,36 @@
             </w:tabs>
             <w:rPr/>
           </w:pPr>
-          <w:hyperlink w:anchor="__RefHeading___Toc18115_1756087021">
+          <w:hyperlink w:anchor="__RefHeading___Toc20061_1562542824">
             <w:r>
               <w:rPr>
                 <w:webHidden/>
                 <w:rStyle w:val="IndexLink"/>
               </w:rPr>
+              <w:t>5.2 Подбор лучших дат</w:t>
+              <w:tab/>
+              <w:t>11</w:t>
+            </w:r>
+          </w:hyperlink>
+        </w:p>
+        <w:p>
+          <w:pPr>
+            <w:pStyle w:val="TOC2"/>
+            <w:tabs>
+              <w:tab w:val="clear" w:pos="9077"/>
+              <w:tab w:val="right" w:pos="9359" w:leader="dot"/>
+            </w:tabs>
+            <w:rPr/>
+          </w:pPr>
+          <w:hyperlink w:anchor="__RefHeading___Toc20063_1562542824">
+            <w:r>
+              <w:rPr>
+                <w:webHidden/>
+                <w:rStyle w:val="IndexLink"/>
+              </w:rPr>
               <w:t>5.3 Перенос и отмена</w:t>
               <w:tab/>
-              <w:t>10</w:t>
+              <w:t>12</w:t>
             </w:r>
           </w:hyperlink>
         </w:p>
@@ -282,76 +282,13 @@
             </w:tabs>
             <w:rPr/>
           </w:pPr>
-          <w:hyperlink w:anchor="__RefHeading___Toc18117_1756087021">
+          <w:hyperlink w:anchor="__RefHeading___Toc20065_1562542824">
             <w:r>
               <w:rPr>
                 <w:webHidden/>
                 <w:rStyle w:val="IndexLink"/>
               </w:rPr>
               <w:t>6 График работы</w:t>
-              <w:tab/>
-              <w:t>13</w:t>
-            </w:r>
-          </w:hyperlink>
-        </w:p>
-        <w:p>
-          <w:pPr>
-            <w:pStyle w:val="TOC1"/>
-            <w:tabs>
-              <w:tab w:val="clear" w:pos="9360"/>
-              <w:tab w:val="right" w:pos="9359" w:leader="dot"/>
-            </w:tabs>
-            <w:rPr/>
-          </w:pPr>
-          <w:hyperlink w:anchor="__RefHeading___Toc18119_1756087021">
-            <w:r>
-              <w:rPr>
-                <w:webHidden/>
-                <w:rStyle w:val="IndexLink"/>
-              </w:rPr>
-              <w:t>7 Команда</w:t>
-              <w:tab/>
-              <w:t>14</w:t>
-            </w:r>
-          </w:hyperlink>
-        </w:p>
-        <w:p>
-          <w:pPr>
-            <w:pStyle w:val="TOC2"/>
-            <w:tabs>
-              <w:tab w:val="clear" w:pos="9077"/>
-              <w:tab w:val="right" w:pos="9359" w:leader="dot"/>
-            </w:tabs>
-            <w:rPr/>
-          </w:pPr>
-          <w:hyperlink w:anchor="__RefHeading___Toc18121_1756087021">
-            <w:r>
-              <w:rPr>
-                <w:webHidden/>
-                <w:rStyle w:val="IndexLink"/>
-              </w:rPr>
-              <w:t>7.1 Сегодня</w:t>
-              <w:tab/>
-              <w:t>14</w:t>
-            </w:r>
-          </w:hyperlink>
-        </w:p>
-        <w:p>
-          <w:pPr>
-            <w:pStyle w:val="TOC2"/>
-            <w:tabs>
-              <w:tab w:val="clear" w:pos="9077"/>
-              <w:tab w:val="right" w:pos="9359" w:leader="dot"/>
-            </w:tabs>
-            <w:rPr/>
-          </w:pPr>
-          <w:hyperlink w:anchor="__RefHeading___Toc18123_1756087021">
-            <w:r>
-              <w:rPr>
-                <w:webHidden/>
-                <w:rStyle w:val="IndexLink"/>
-              </w:rPr>
-              <w:t>7.2 Аналитика года</w:t>
               <w:tab/>
               <w:t>15</w:t>
             </w:r>
@@ -366,13 +303,13 @@
             </w:tabs>
             <w:rPr/>
           </w:pPr>
-          <w:hyperlink w:anchor="__RefHeading___Toc18125_1756087021">
+          <w:hyperlink w:anchor="__RefHeading___Toc20067_1562542824">
             <w:r>
               <w:rPr>
                 <w:webHidden/>
                 <w:rStyle w:val="IndexLink"/>
               </w:rPr>
-              <w:t>8 Согласование заявок (руководителям)</w:t>
+              <w:t>7 Команда</w:t>
               <w:tab/>
               <w:t>16</w:t>
             </w:r>
@@ -380,20 +317,41 @@
         </w:p>
         <w:p>
           <w:pPr>
-            <w:pStyle w:val="TOC1"/>
+            <w:pStyle w:val="TOC2"/>
             <w:tabs>
-              <w:tab w:val="clear" w:pos="9360"/>
+              <w:tab w:val="clear" w:pos="9077"/>
               <w:tab w:val="right" w:pos="9359" w:leader="dot"/>
             </w:tabs>
             <w:rPr/>
           </w:pPr>
-          <w:hyperlink w:anchor="__RefHeading___Toc18127_1756087021">
+          <w:hyperlink w:anchor="__RefHeading___Toc20069_1562542824">
             <w:r>
               <w:rPr>
                 <w:webHidden/>
                 <w:rStyle w:val="IndexLink"/>
               </w:rPr>
-              <w:t>9 Профиль и настройки</w:t>
+              <w:t>7.1 Сегодня</w:t>
+              <w:tab/>
+              <w:t>16</w:t>
+            </w:r>
+          </w:hyperlink>
+        </w:p>
+        <w:p>
+          <w:pPr>
+            <w:pStyle w:val="TOC2"/>
+            <w:tabs>
+              <w:tab w:val="clear" w:pos="9077"/>
+              <w:tab w:val="right" w:pos="9359" w:leader="dot"/>
+            </w:tabs>
+            <w:rPr/>
+          </w:pPr>
+          <w:hyperlink w:anchor="__RefHeading___Toc20071_1562542824">
+            <w:r>
+              <w:rPr>
+                <w:webHidden/>
+                <w:rStyle w:val="IndexLink"/>
+              </w:rPr>
+              <w:t>7.2 Аналитика года</w:t>
               <w:tab/>
               <w:t>17</w:t>
             </w:r>
@@ -408,15 +366,57 @@
             </w:tabs>
             <w:rPr/>
           </w:pPr>
-          <w:hyperlink w:anchor="__RefHeading___Toc18129_1756087021">
+          <w:hyperlink w:anchor="__RefHeading___Toc20073_1562542824">
             <w:r>
               <w:rPr>
                 <w:webHidden/>
                 <w:rStyle w:val="IndexLink"/>
               </w:rPr>
+              <w:t>8 Согласование заявок (руководителям)</w:t>
+              <w:tab/>
+              <w:t>18</w:t>
+            </w:r>
+          </w:hyperlink>
+        </w:p>
+        <w:p>
+          <w:pPr>
+            <w:pStyle w:val="TOC1"/>
+            <w:tabs>
+              <w:tab w:val="clear" w:pos="9360"/>
+              <w:tab w:val="right" w:pos="9359" w:leader="dot"/>
+            </w:tabs>
+            <w:rPr/>
+          </w:pPr>
+          <w:hyperlink w:anchor="__RefHeading___Toc20075_1562542824">
+            <w:r>
+              <w:rPr>
+                <w:webHidden/>
+                <w:rStyle w:val="IndexLink"/>
+              </w:rPr>
+              <w:t>9 Профиль и настройки</w:t>
+              <w:tab/>
+              <w:t>19</w:t>
+            </w:r>
+          </w:hyperlink>
+        </w:p>
+        <w:p>
+          <w:pPr>
+            <w:pStyle w:val="TOC1"/>
+            <w:tabs>
+              <w:tab w:val="clear" w:pos="9360"/>
+              <w:tab w:val="right" w:pos="9359" w:leader="dot"/>
+            </w:tabs>
+            <w:rPr/>
+          </w:pPr>
+          <w:hyperlink w:anchor="__RefHeading___Toc20077_1562542824">
+            <w:r>
+              <w:rPr>
+                <w:webHidden/>
+                <w:rStyle w:val="IndexLink"/>
+              </w:rPr>
               <w:t>10 Частые вопросы</w:t>
               <w:tab/>
-              <w:t>18</w:t>
+              <w:t>20</w:t>
             </w:r>
           </w:hyperlink>
           <w:r>
@@ -433,7 +433,7 @@
         <w:pStyle w:val="Heading1"/>
         <w:rPr/>
       </w:pPr>
-      <w:bookmarkStart w:id="0" w:name="__RefHeading___Toc18099_1756087021"/>
+      <w:bookmarkStart w:id="0" w:name="__RefHeading___Toc20047_1562542824"/>
       <w:bookmarkStart w:id="1" w:name="о-руководстве"/>
       <w:bookmarkEnd w:id="0"/>
       <w:r>
@@ -466,7 +466,7 @@
       <w:bookmarkStart w:id="2" w:name="о-руководстве"/>
       <w:r>
         <w:rPr/>
-        <w:t>Снимки экранов сделаны на демонстрационных данных версии 0.3.0; в вашей организации имена, отделы и даты будут другими.</w:t>
+        <w:t>Снимки экранов сделаны на демонстрационных данных версии 0.4.0; в вашей организации имена, отделы и даты будут другими.</w:t>
       </w:r>
       <w:bookmarkEnd w:id="2"/>
     </w:p>
@@ -475,7 +475,7 @@
         <w:pStyle w:val="Heading1"/>
         <w:rPr/>
       </w:pPr>
-      <w:bookmarkStart w:id="3" w:name="__RefHeading___Toc18101_1756087021"/>
+      <w:bookmarkStart w:id="3" w:name="__RefHeading___Toc20049_1562542824"/>
       <w:bookmarkStart w:id="4" w:name="вход-в-систему"/>
       <w:bookmarkEnd w:id="3"/>
       <w:r>
@@ -571,17 +571,7 @@
       </w:pPr>
       <w:r>
         <w:rPr/>
-        <w:t xml:space="preserve">Введите корпоративный логин (например, </w:t>
-      </w:r>
-      <w:r>
-        <w:rPr>
-          <w:rStyle w:val="VerbatimChar"/>
-        </w:rPr>
-        <w:t>ivanov.ii</w:t>
-      </w:r>
-      <w:r>
-        <w:rPr/>
-        <w:t>) и пароль. Кнопка «Показать» открывает введённый пароль.</w:t>
+        <w:t>Если на экране есть кнопка «Войти через корпоративную учётную запись» — нажмите её и войдите так же, как в почту и другие корпоративные системы. Отдельный пароль планировщика не нужен.</w:t>
       </w:r>
     </w:p>
     <w:p>
@@ -595,12 +585,88 @@
       </w:pPr>
       <w:r>
         <w:rPr/>
-        <w:t>Нажмите «Войти».</w:t>
-      </w:r>
-    </w:p>
-    <w:p>
-      <w:pPr>
-        <w:pStyle w:val="FirstParagraph"/>
+        <w:t xml:space="preserve">Иначе введите корпоративный логин (например, </w:t>
+      </w:r>
+      <w:r>
+        <w:rPr>
+          <w:rStyle w:val="VerbatimChar"/>
+        </w:rPr>
+        <w:t>ivanov.ii</w:t>
+      </w:r>
+      <w:r>
+        <w:rPr/>
+        <w:t>) и пароль. Кнопка «Показать» открывает введённый пароль, затем нажмите «Войти».</w:t>
+      </w:r>
+    </w:p>
+    <w:p>
+      <w:pPr>
+        <w:pStyle w:val="CaptionedFigure"/>
+        <w:rPr/>
+      </w:pPr>
+      <w:r>
+        <w:rPr/>
+        <w:drawing>
+          <wp:inline distT="0" distB="0" distL="0" distR="0">
+            <wp:extent cx="5334000" cy="3333750"/>
+            <wp:effectExtent l="0" t="0" r="0" b="0"/>
+            <wp:docPr id="2" name="Image2" descr="Вход через корпоративную учётную запись"/>
+            <wp:cNvGraphicFramePr>
+              <a:graphicFrameLocks xmlns:a="http://schemas.openxmlformats.org/drawingml/2006/main" noChangeAspect="1"/>
+            </wp:cNvGraphicFramePr>
+            <a:graphic xmlns:a="http://schemas.openxmlformats.org/drawingml/2006/main">
+              <a:graphicData uri="http://schemas.openxmlformats.org/drawingml/2006/picture">
+                <pic:pic xmlns:pic="http://schemas.openxmlformats.org/drawingml/2006/picture">
+                  <pic:nvPicPr>
+                    <pic:cNvPr id="2" name="Image2" descr="Вход через корпоративную учётную запись"/>
+                    <pic:cNvPicPr>
+                      <a:picLocks noChangeAspect="1" noChangeArrowheads="1"/>
+                    </pic:cNvPicPr>
+                  </pic:nvPicPr>
+                  <pic:blipFill>
+                    <a:blip r:embed="rId3"/>
+                    <a:stretch>
+                      <a:fillRect/>
+                    </a:stretch>
+                  </pic:blipFill>
+                  <pic:spPr bwMode="auto">
+                    <a:xfrm>
+                      <a:off x="0" y="0"/>
+                      <a:ext cx="5334000" cy="3333750"/>
+                    </a:xfrm>
+                    <a:prstGeom prst="rect">
+                      <a:avLst/>
+                    </a:prstGeom>
+                  </pic:spPr>
+                </pic:pic>
+              </a:graphicData>
+            </a:graphic>
+          </wp:inline>
+        </w:drawing>
+      </w:r>
+    </w:p>
+    <w:p>
+      <w:pPr>
+        <w:pStyle w:val="ImageCaption"/>
+        <w:rPr/>
+      </w:pPr>
+      <w:r>
+        <w:rPr/>
+        <w:t>Вход через корпоративную учётную запись</w:t>
+      </w:r>
+    </w:p>
+    <w:p>
+      <w:pPr>
+        <w:pStyle w:val="BodyText"/>
+        <w:rPr/>
+      </w:pPr>
+      <w:r>
+        <w:rPr/>
+        <w:t>Если вход через корпоративную учётную запись не удался, экран входа объяснит причину. «Учётная запись не найдена» означает, что вас ещё не завели в планировщике, — обратитесь в кадровую службу.</w:t>
+      </w:r>
+    </w:p>
+    <w:p>
+      <w:pPr>
+        <w:pStyle w:val="BodyText"/>
         <w:rPr/>
       </w:pPr>
       <w:r>
@@ -636,7 +702,7 @@
         <w:pStyle w:val="Heading1"/>
         <w:rPr/>
       </w:pPr>
-      <w:bookmarkStart w:id="6" w:name="__RefHeading___Toc18103_1756087021"/>
+      <w:bookmarkStart w:id="6" w:name="__RefHeading___Toc20051_1562542824"/>
       <w:bookmarkStart w:id="7" w:name="устройство-интерфейса"/>
       <w:bookmarkEnd w:id="6"/>
       <w:r>
@@ -1193,7 +1259,7 @@
           <wp:inline distT="0" distB="0" distL="0" distR="0">
             <wp:extent cx="5334000" cy="3333750"/>
             <wp:effectExtent l="0" t="0" r="0" b="0"/>
-            <wp:docPr id="2" name="Image2" descr="Тёмная тема"/>
+            <wp:docPr id="3" name="Image3" descr="Тёмная тема"/>
             <wp:cNvGraphicFramePr>
               <a:graphicFrameLocks xmlns:a="http://schemas.openxmlformats.org/drawingml/2006/main" noChangeAspect="1"/>
             </wp:cNvGraphicFramePr>
@@ -1201,13 +1267,13 @@
               <a:graphicData uri="http://schemas.openxmlformats.org/drawingml/2006/picture">
                 <pic:pic xmlns:pic="http://schemas.openxmlformats.org/drawingml/2006/picture">
                   <pic:nvPicPr>
-                    <pic:cNvPr id="2" name="Image2" descr="Тёмная тема"/>
+                    <pic:cNvPr id="3" name="Image3" descr="Тёмная тема"/>
                     <pic:cNvPicPr>
                       <a:picLocks noChangeAspect="1" noChangeArrowheads="1"/>
                     </pic:cNvPicPr>
                   </pic:nvPicPr>
                   <pic:blipFill>
-                    <a:blip r:embed="rId3"/>
+                    <a:blip r:embed="rId4"/>
                     <a:stretch>
                       <a:fillRect/>
                     </a:stretch>
@@ -1254,6 +1320,23 @@
         <w:rPr/>
         <w:t xml:space="preserve"> приходят, когда руководитель согласовал или отклонил вашу заявку, а руководителю — когда подчинённый подал заявку, перенос или запрос удаления. Счётчик на колокольчике показывает непрочитанные; щелчок по уведомлению отмечает его прочитанным.</w:t>
       </w:r>
+    </w:p>
+    <w:p>
+      <w:pPr>
+        <w:pStyle w:val="BodyText"/>
+        <w:rPr/>
+      </w:pPr>
+      <w:r>
+        <w:rPr>
+          <w:b/>
+          <w:bCs/>
+        </w:rPr>
+        <w:t>Письма.</w:t>
+      </w:r>
+      <w:r>
+        <w:rPr/>
+        <w:t xml:space="preserve"> Если в организации настроена почта и в вашей карточке указан адрес, те же события приходят письмом со ссылкой на нужный раздел. Руководители по пятницам получают сводку: кто из команды в отпуске на следующей неделе и сколько заявок ждут решения. Письма отключаются в «Профиле и настройках».</w:t>
+      </w:r>
       <w:bookmarkEnd w:id="7"/>
     </w:p>
     <w:p>
@@ -1261,7 +1344,7 @@
         <w:pStyle w:val="Heading1"/>
         <w:rPr/>
       </w:pPr>
-      <w:bookmarkStart w:id="8" w:name="__RefHeading___Toc18105_1756087021"/>
+      <w:bookmarkStart w:id="8" w:name="__RefHeading___Toc20053_1562542824"/>
       <w:bookmarkStart w:id="9" w:name="график-отпусков"/>
       <w:bookmarkEnd w:id="8"/>
       <w:r>
@@ -1287,7 +1370,7 @@
           <wp:inline distT="0" distB="0" distL="0" distR="0">
             <wp:extent cx="5334000" cy="3333750"/>
             <wp:effectExtent l="0" t="0" r="0" b="0"/>
-            <wp:docPr id="3" name="Image3" descr="График отпусков"/>
+            <wp:docPr id="4" name="Image4" descr="График отпусков"/>
             <wp:cNvGraphicFramePr>
               <a:graphicFrameLocks xmlns:a="http://schemas.openxmlformats.org/drawingml/2006/main" noChangeAspect="1"/>
             </wp:cNvGraphicFramePr>
@@ -1295,13 +1378,13 @@
               <a:graphicData uri="http://schemas.openxmlformats.org/drawingml/2006/picture">
                 <pic:pic xmlns:pic="http://schemas.openxmlformats.org/drawingml/2006/picture">
                   <pic:nvPicPr>
-                    <pic:cNvPr id="3" name="Image3" descr="График отпусков"/>
+                    <pic:cNvPr id="4" name="Image4" descr="График отпусков"/>
                     <pic:cNvPicPr>
                       <a:picLocks noChangeAspect="1" noChangeArrowheads="1"/>
                     </pic:cNvPicPr>
                   </pic:nvPicPr>
                   <pic:blipFill>
-                    <a:blip r:embed="rId4"/>
+                    <a:blip r:embed="rId5"/>
                     <a:stretch>
                       <a:fillRect/>
                     </a:stretch>
@@ -2061,7 +2144,7 @@
         <w:pStyle w:val="Heading2"/>
         <w:rPr/>
       </w:pPr>
-      <w:bookmarkStart w:id="10" w:name="__RefHeading___Toc18107_1756087021"/>
+      <w:bookmarkStart w:id="10" w:name="__RefHeading___Toc20055_1562542824"/>
       <w:bookmarkStart w:id="11" w:name="сравнение-пересечений"/>
       <w:bookmarkEnd w:id="10"/>
       <w:r>
@@ -2097,7 +2180,7 @@
           <wp:inline distT="0" distB="0" distL="0" distR="0">
             <wp:extent cx="5334000" cy="3333750"/>
             <wp:effectExtent l="0" t="0" r="0" b="0"/>
-            <wp:docPr id="4" name="Image4" descr="Сравнение выбранных сотрудников"/>
+            <wp:docPr id="5" name="Image5" descr="Сравнение выбранных сотрудников"/>
             <wp:cNvGraphicFramePr>
               <a:graphicFrameLocks xmlns:a="http://schemas.openxmlformats.org/drawingml/2006/main" noChangeAspect="1"/>
             </wp:cNvGraphicFramePr>
@@ -2105,87 +2188,7 @@
               <a:graphicData uri="http://schemas.openxmlformats.org/drawingml/2006/picture">
                 <pic:pic xmlns:pic="http://schemas.openxmlformats.org/drawingml/2006/picture">
                   <pic:nvPicPr>
-                    <pic:cNvPr id="4" name="Image4" descr="Сравнение выбранных сотрудников"/>
-                    <pic:cNvPicPr>
-                      <a:picLocks noChangeAspect="1" noChangeArrowheads="1"/>
-                    </pic:cNvPicPr>
-                  </pic:nvPicPr>
-                  <pic:blipFill>
-                    <a:blip r:embed="rId5"/>
-                    <a:stretch>
-                      <a:fillRect/>
-                    </a:stretch>
-                  </pic:blipFill>
-                  <pic:spPr bwMode="auto">
-                    <a:xfrm>
-                      <a:off x="0" y="0"/>
-                      <a:ext cx="5334000" cy="3333750"/>
-                    </a:xfrm>
-                    <a:prstGeom prst="rect">
-                      <a:avLst/>
-                    </a:prstGeom>
-                  </pic:spPr>
-                </pic:pic>
-              </a:graphicData>
-            </a:graphic>
-          </wp:inline>
-        </w:drawing>
-      </w:r>
-    </w:p>
-    <w:p>
-      <w:pPr>
-        <w:pStyle w:val="ImageCaption"/>
-        <w:rPr/>
-      </w:pPr>
-      <w:bookmarkStart w:id="12" w:name="график-отпусков"/>
-      <w:bookmarkStart w:id="13" w:name="сравнение-пересечений"/>
-      <w:r>
-        <w:rPr/>
-        <w:t>Сравнение выбранных сотрудников</w:t>
-      </w:r>
-      <w:bookmarkEnd w:id="12"/>
-      <w:bookmarkEnd w:id="13"/>
-    </w:p>
-    <w:p>
-      <w:pPr>
-        <w:pStyle w:val="Heading1"/>
-        <w:rPr/>
-      </w:pPr>
-      <w:bookmarkStart w:id="14" w:name="__RefHeading___Toc18109_1756087021"/>
-      <w:bookmarkStart w:id="15" w:name="мой-отпуск"/>
-      <w:bookmarkEnd w:id="14"/>
-      <w:r>
-        <w:rPr>
-          <w:rStyle w:val="SectionNumber"/>
-        </w:rPr>
-        <w:t>5</w:t>
-      </w:r>
-      <w:r>
-        <w:rPr/>
-        <w:tab/>
-        <w:t>Мой отпуск</w:t>
-      </w:r>
-    </w:p>
-    <w:p>
-      <w:pPr>
-        <w:pStyle w:val="CaptionedFigure"/>
-        <w:rPr/>
-      </w:pPr>
-      <w:r>
-        <w:rPr/>
-        <w:drawing>
-          <wp:inline distT="0" distB="0" distL="0" distR="0">
-            <wp:extent cx="5334000" cy="3333750"/>
-            <wp:effectExtent l="0" t="0" r="0" b="0"/>
-            <wp:docPr id="5" name="Image5" descr="Мой отпуск"/>
-            <wp:cNvGraphicFramePr>
-              <a:graphicFrameLocks xmlns:a="http://schemas.openxmlformats.org/drawingml/2006/main" noChangeAspect="1"/>
-            </wp:cNvGraphicFramePr>
-            <a:graphic xmlns:a="http://schemas.openxmlformats.org/drawingml/2006/main">
-              <a:graphicData uri="http://schemas.openxmlformats.org/drawingml/2006/picture">
-                <pic:pic xmlns:pic="http://schemas.openxmlformats.org/drawingml/2006/picture">
-                  <pic:nvPicPr>
-                    <pic:cNvPr id="5" name="Image5" descr="Мой отпуск"/>
+                    <pic:cNvPr id="5" name="Image5" descr="Сравнение выбранных сотрудников"/>
                     <pic:cNvPicPr>
                       <a:picLocks noChangeAspect="1" noChangeArrowheads="1"/>
                     </pic:cNvPicPr>
@@ -2217,127 +2220,33 @@
         <w:pStyle w:val="ImageCaption"/>
         <w:rPr/>
       </w:pPr>
-      <w:r>
-        <w:rPr/>
-        <w:t>Мой отпуск</w:t>
-      </w:r>
-    </w:p>
-    <w:p>
-      <w:pPr>
-        <w:pStyle w:val="BodyText"/>
-        <w:rPr/>
-      </w:pPr>
-      <w:r>
-        <w:rPr/>
-        <w:t xml:space="preserve">Карточка вверху показывает, сколько дней </w:t>
-      </w:r>
-      <w:r>
-        <w:rPr>
-          <w:b/>
-          <w:bCs/>
-        </w:rPr>
-        <w:t>доступно для планирования</w:t>
-      </w:r>
-      <w:r>
-        <w:rPr/>
-        <w:t xml:space="preserve"> в выбранном году: норма плюс перенос с прошлых лет минус согласованные дни минус дни в заявках на согласовании. Полоса делится на использованное (синий), на согласовании (жёлтый) и свободное (зелёный). Справа — норма, перенос и отметка о части отпуска не короче 14 дней.</w:t>
-      </w:r>
-    </w:p>
-    <w:p>
-      <w:pPr>
-        <w:pStyle w:val="BlockText"/>
-        <w:shd w:val="clear" w:fill="F2F5FF"/>
-        <w:rPr/>
-      </w:pPr>
-      <w:r>
-        <w:rPr/>
-        <w:t>Праздничные нерабочие дни, попавшие в отпуск, не входят в число дней отпуска и продлевают его (ТК РФ, ст. 120). Например, отпуск с 1 по 14 мая с тремя праздниками расходует 11 дней.</w:t>
-      </w:r>
-    </w:p>
-    <w:p>
-      <w:pPr>
-        <w:pStyle w:val="FirstParagraph"/>
-        <w:rPr/>
-      </w:pPr>
-      <w:r>
-        <w:rPr/>
-        <w:t>Ниже — ближайший отпуск, «год одним взглядом» и список периодов со статусами.</w:t>
-      </w:r>
-    </w:p>
-    <w:p>
-      <w:pPr>
-        <w:pStyle w:val="Heading2"/>
-        <w:rPr/>
-      </w:pPr>
-      <w:bookmarkStart w:id="16" w:name="__RefHeading___Toc18111_1756087021"/>
-      <w:bookmarkStart w:id="17" w:name="новая-заявка"/>
-      <w:bookmarkEnd w:id="16"/>
+      <w:bookmarkStart w:id="12" w:name="график-отпусков"/>
+      <w:bookmarkStart w:id="13" w:name="сравнение-пересечений"/>
+      <w:r>
+        <w:rPr/>
+        <w:t>Сравнение выбранных сотрудников</w:t>
+      </w:r>
+      <w:bookmarkEnd w:id="12"/>
+      <w:bookmarkEnd w:id="13"/>
+    </w:p>
+    <w:p>
+      <w:pPr>
+        <w:pStyle w:val="Heading1"/>
+        <w:rPr/>
+      </w:pPr>
+      <w:bookmarkStart w:id="14" w:name="__RefHeading___Toc20057_1562542824"/>
+      <w:bookmarkStart w:id="15" w:name="мой-отпуск"/>
+      <w:bookmarkEnd w:id="14"/>
       <w:r>
         <w:rPr>
           <w:rStyle w:val="SectionNumber"/>
         </w:rPr>
-        <w:t>5.1</w:t>
+        <w:t>5</w:t>
       </w:r>
       <w:r>
         <w:rPr/>
         <w:tab/>
-        <w:t>Новая заявка</w:t>
-      </w:r>
-    </w:p>
-    <w:p>
-      <w:pPr>
-        <w:pStyle w:val="Compact"/>
-        <w:numPr>
-          <w:ilvl w:val="0"/>
-          <w:numId w:val="10"/>
-        </w:numPr>
-        <w:rPr/>
-      </w:pPr>
-      <w:r>
-        <w:rPr/>
-        <w:t>Нажмите «Запланировать отпуск».</w:t>
-      </w:r>
-    </w:p>
-    <w:p>
-      <w:pPr>
-        <w:pStyle w:val="Compact"/>
-        <w:numPr>
-          <w:ilvl w:val="0"/>
-          <w:numId w:val="11"/>
-        </w:numPr>
-        <w:rPr/>
-      </w:pPr>
-      <w:r>
-        <w:rPr/>
-        <w:t>Укажите первый и последний день или нажмите «7 / 14 / 28 дней» после выбора начала.</w:t>
-      </w:r>
-    </w:p>
-    <w:p>
-      <w:pPr>
-        <w:pStyle w:val="Compact"/>
-        <w:numPr>
-          <w:ilvl w:val="0"/>
-          <w:numId w:val="12"/>
-        </w:numPr>
-        <w:rPr/>
-      </w:pPr>
-      <w:r>
-        <w:rPr/>
-        <w:t>Проверьте расчёт: сколько дней отпуска, календарных дней, праздников и сколько останется.</w:t>
-      </w:r>
-    </w:p>
-    <w:p>
-      <w:pPr>
-        <w:pStyle w:val="Compact"/>
-        <w:numPr>
-          <w:ilvl w:val="0"/>
-          <w:numId w:val="13"/>
-        </w:numPr>
-        <w:rPr/>
-      </w:pPr>
-      <w:r>
-        <w:rPr/>
-        <w:t>При необходимости добавьте комментарий для руководителя и нажмите «Отправить на согласование».</w:t>
+        <w:t>Мой отпуск</w:t>
       </w:r>
     </w:p>
     <w:p>
@@ -2351,7 +2260,7 @@
           <wp:inline distT="0" distB="0" distL="0" distR="0">
             <wp:extent cx="5334000" cy="3333750"/>
             <wp:effectExtent l="0" t="0" r="0" b="0"/>
-            <wp:docPr id="6" name="Image6" descr="Форма заявки"/>
+            <wp:docPr id="6" name="Image6" descr="Мой отпуск"/>
             <wp:cNvGraphicFramePr>
               <a:graphicFrameLocks xmlns:a="http://schemas.openxmlformats.org/drawingml/2006/main" noChangeAspect="1"/>
             </wp:cNvGraphicFramePr>
@@ -2359,7 +2268,7 @@
               <a:graphicData uri="http://schemas.openxmlformats.org/drawingml/2006/picture">
                 <pic:pic xmlns:pic="http://schemas.openxmlformats.org/drawingml/2006/picture">
                   <pic:nvPicPr>
-                    <pic:cNvPr id="6" name="Image6" descr="Форма заявки"/>
+                    <pic:cNvPr id="6" name="Image6" descr="Мой отпуск"/>
                     <pic:cNvPicPr>
                       <a:picLocks noChangeAspect="1" noChangeArrowheads="1"/>
                     </pic:cNvPicPr>
@@ -2393,7 +2302,7 @@
       </w:pPr>
       <w:r>
         <w:rPr/>
-        <w:t>Форма заявки</w:t>
+        <w:t>Мой отпуск</w:t>
       </w:r>
     </w:p>
     <w:p>
@@ -2401,41 +2310,61 @@
         <w:pStyle w:val="BodyText"/>
         <w:rPr/>
       </w:pPr>
-      <w:bookmarkStart w:id="18" w:name="новая-заявка"/>
-      <w:r>
-        <w:rPr/>
-        <w:t>Если дней не хватает, форма предупредит. По правилам организации отправка либо запрещается, либо остаётся на решение руководителя.</w:t>
-      </w:r>
-      <w:bookmarkEnd w:id="18"/>
+      <w:r>
+        <w:rPr/>
+        <w:t xml:space="preserve">Карточка вверху показывает, сколько дней </w:t>
+      </w:r>
+      <w:r>
+        <w:rPr>
+          <w:b/>
+          <w:bCs/>
+        </w:rPr>
+        <w:t>доступно для планирования</w:t>
+      </w:r>
+      <w:r>
+        <w:rPr/>
+        <w:t xml:space="preserve"> в выбранном году: норма плюс перенос с прошлых лет минус согласованные дни минус дни в заявках на согласовании. Полоса делится на использованное (синий), на согласовании (жёлтый) и свободное (зелёный). Справа — норма, перенос и отметка о части отпуска не короче 14 дней.</w:t>
+      </w:r>
+    </w:p>
+    <w:p>
+      <w:pPr>
+        <w:pStyle w:val="BlockText"/>
+        <w:shd w:val="clear" w:fill="F2F5FF"/>
+        <w:rPr/>
+      </w:pPr>
+      <w:r>
+        <w:rPr/>
+        <w:t>Праздничные нерабочие дни, попавшие в отпуск, не входят в число дней отпуска и продлевают его (ТК РФ, ст. 120). Например, отпуск с 1 по 14 мая с тремя праздниками расходует 11 дней.</w:t>
+      </w:r>
+    </w:p>
+    <w:p>
+      <w:pPr>
+        <w:pStyle w:val="FirstParagraph"/>
+        <w:rPr/>
+      </w:pPr>
+      <w:r>
+        <w:rPr/>
+        <w:t>Ниже — ближайший отпуск, «год одним взглядом» и список периодов со статусами.</w:t>
+      </w:r>
     </w:p>
     <w:p>
       <w:pPr>
         <w:pStyle w:val="Heading2"/>
         <w:rPr/>
       </w:pPr>
-      <w:bookmarkStart w:id="19" w:name="__RefHeading___Toc18113_1756087021"/>
-      <w:bookmarkStart w:id="20" w:name="подбор-лучших-дат"/>
-      <w:bookmarkEnd w:id="19"/>
+      <w:bookmarkStart w:id="16" w:name="__RefHeading___Toc20059_1562542824"/>
+      <w:bookmarkStart w:id="17" w:name="новая-заявка"/>
+      <w:bookmarkEnd w:id="16"/>
       <w:r>
         <w:rPr>
           <w:rStyle w:val="SectionNumber"/>
         </w:rPr>
-        <w:t>5.2</w:t>
+        <w:t>5.1</w:t>
       </w:r>
       <w:r>
         <w:rPr/>
         <w:tab/>
-        <w:t>Подбор лучших дат</w:t>
-      </w:r>
-    </w:p>
-    <w:p>
-      <w:pPr>
-        <w:pStyle w:val="FirstParagraph"/>
-        <w:rPr/>
-      </w:pPr>
-      <w:r>
-        <w:rPr/>
-        <w:t>Кнопка «Подобрать лучшие даты» в форме заявки предлагает до пяти вариантов на выбранную длину и период поиска. Планировщик учитывает:</w:t>
+        <w:t>Новая заявка</w:t>
       </w:r>
     </w:p>
     <w:p>
@@ -2443,13 +2372,13 @@
         <w:pStyle w:val="Compact"/>
         <w:numPr>
           <w:ilvl w:val="0"/>
-          <w:numId w:val="14"/>
+          <w:numId w:val="10"/>
         </w:numPr>
         <w:rPr/>
       </w:pPr>
       <w:r>
         <w:rPr/>
-        <w:t>отпуска коллег по отделу: варианты, в которых вместе с вами отдел превысит порог, не предлагаются;</w:t>
+        <w:t>Нажмите «Запланировать отпуск».</w:t>
       </w:r>
     </w:p>
     <w:p>
@@ -2457,13 +2386,13 @@
         <w:pStyle w:val="Compact"/>
         <w:numPr>
           <w:ilvl w:val="0"/>
-          <w:numId w:val="15"/>
+          <w:numId w:val="11"/>
         </w:numPr>
         <w:rPr/>
       </w:pPr>
       <w:r>
         <w:rPr/>
-        <w:t>праздники: окно, захватывающее праздники, даёт больше дней отдыха за те же дни отпуска;</w:t>
+        <w:t>Укажите первый и последний день или нажмите «7 / 14 / 28 дней» после выбора начала.</w:t>
       </w:r>
     </w:p>
     <w:p>
@@ -2471,13 +2400,13 @@
         <w:pStyle w:val="Compact"/>
         <w:numPr>
           <w:ilvl w:val="0"/>
-          <w:numId w:val="16"/>
+          <w:numId w:val="12"/>
         </w:numPr>
         <w:rPr/>
       </w:pPr>
       <w:r>
         <w:rPr/>
-        <w:t>ваши уже запланированные отпуска — пересечения исключаются;</w:t>
+        <w:t>Проверьте расчёт: сколько дней отпуска, календарных дней, праздников и сколько останется.</w:t>
       </w:r>
     </w:p>
     <w:p>
@@ -2485,23 +2414,13 @@
         <w:pStyle w:val="Compact"/>
         <w:numPr>
           <w:ilvl w:val="0"/>
-          <w:numId w:val="17"/>
+          <w:numId w:val="13"/>
         </w:numPr>
         <w:rPr/>
       </w:pPr>
       <w:r>
         <w:rPr/>
-        <w:t>удобство: старт в понедельник.</w:t>
-      </w:r>
-    </w:p>
-    <w:p>
-      <w:pPr>
-        <w:pStyle w:val="FirstParagraph"/>
-        <w:rPr/>
-      </w:pPr>
-      <w:r>
-        <w:rPr/>
-        <w:t>У каждого варианта — объяснение и доля отдела в отпуске вместе с вами. «Выбрать» подставляет даты в форму.</w:t>
+        <w:t>При необходимости добавьте комментарий для руководителя и нажмите «Отправить на согласование».</w:t>
       </w:r>
     </w:p>
     <w:p>
@@ -2515,7 +2434,7 @@
           <wp:inline distT="0" distB="0" distL="0" distR="0">
             <wp:extent cx="5334000" cy="3333750"/>
             <wp:effectExtent l="0" t="0" r="0" b="0"/>
-            <wp:docPr id="7" name="Image7" descr="Подбор дат"/>
+            <wp:docPr id="7" name="Image7" descr="Форма заявки"/>
             <wp:cNvGraphicFramePr>
               <a:graphicFrameLocks xmlns:a="http://schemas.openxmlformats.org/drawingml/2006/main" noChangeAspect="1"/>
             </wp:cNvGraphicFramePr>
@@ -2523,7 +2442,7 @@
               <a:graphicData uri="http://schemas.openxmlformats.org/drawingml/2006/picture">
                 <pic:pic xmlns:pic="http://schemas.openxmlformats.org/drawingml/2006/picture">
                   <pic:nvPicPr>
-                    <pic:cNvPr id="7" name="Image7" descr="Подбор дат"/>
+                    <pic:cNvPr id="7" name="Image7" descr="Форма заявки"/>
                     <pic:cNvPicPr>
                       <a:picLocks noChangeAspect="1" noChangeArrowheads="1"/>
                     </pic:cNvPicPr>
@@ -2555,6 +2474,170 @@
         <w:pStyle w:val="ImageCaption"/>
         <w:rPr/>
       </w:pPr>
+      <w:r>
+        <w:rPr/>
+        <w:t>Форма заявки</w:t>
+      </w:r>
+    </w:p>
+    <w:p>
+      <w:pPr>
+        <w:pStyle w:val="BodyText"/>
+        <w:rPr/>
+      </w:pPr>
+      <w:bookmarkStart w:id="18" w:name="новая-заявка"/>
+      <w:r>
+        <w:rPr/>
+        <w:t>Если дней не хватает, форма предупредит. По правилам организации отправка либо запрещается, либо остаётся на решение руководителя.</w:t>
+      </w:r>
+      <w:bookmarkEnd w:id="18"/>
+    </w:p>
+    <w:p>
+      <w:pPr>
+        <w:pStyle w:val="Heading2"/>
+        <w:rPr/>
+      </w:pPr>
+      <w:bookmarkStart w:id="19" w:name="__RefHeading___Toc20061_1562542824"/>
+      <w:bookmarkStart w:id="20" w:name="подбор-лучших-дат"/>
+      <w:bookmarkEnd w:id="19"/>
+      <w:r>
+        <w:rPr>
+          <w:rStyle w:val="SectionNumber"/>
+        </w:rPr>
+        <w:t>5.2</w:t>
+      </w:r>
+      <w:r>
+        <w:rPr/>
+        <w:tab/>
+        <w:t>Подбор лучших дат</w:t>
+      </w:r>
+    </w:p>
+    <w:p>
+      <w:pPr>
+        <w:pStyle w:val="FirstParagraph"/>
+        <w:rPr/>
+      </w:pPr>
+      <w:r>
+        <w:rPr/>
+        <w:t>Кнопка «Подобрать лучшие даты» в форме заявки предлагает до пяти вариантов на выбранную длину и период поиска. Планировщик учитывает:</w:t>
+      </w:r>
+    </w:p>
+    <w:p>
+      <w:pPr>
+        <w:pStyle w:val="Compact"/>
+        <w:numPr>
+          <w:ilvl w:val="0"/>
+          <w:numId w:val="14"/>
+        </w:numPr>
+        <w:rPr/>
+      </w:pPr>
+      <w:r>
+        <w:rPr/>
+        <w:t>отпуска коллег по отделу: варианты, в которых вместе с вами отдел превысит порог, не предлагаются;</w:t>
+      </w:r>
+    </w:p>
+    <w:p>
+      <w:pPr>
+        <w:pStyle w:val="Compact"/>
+        <w:numPr>
+          <w:ilvl w:val="0"/>
+          <w:numId w:val="15"/>
+        </w:numPr>
+        <w:rPr/>
+      </w:pPr>
+      <w:r>
+        <w:rPr/>
+        <w:t>праздники: окно, захватывающее праздники, даёт больше дней отдыха за те же дни отпуска;</w:t>
+      </w:r>
+    </w:p>
+    <w:p>
+      <w:pPr>
+        <w:pStyle w:val="Compact"/>
+        <w:numPr>
+          <w:ilvl w:val="0"/>
+          <w:numId w:val="16"/>
+        </w:numPr>
+        <w:rPr/>
+      </w:pPr>
+      <w:r>
+        <w:rPr/>
+        <w:t>ваши уже запланированные отпуска — пересечения исключаются;</w:t>
+      </w:r>
+    </w:p>
+    <w:p>
+      <w:pPr>
+        <w:pStyle w:val="Compact"/>
+        <w:numPr>
+          <w:ilvl w:val="0"/>
+          <w:numId w:val="17"/>
+        </w:numPr>
+        <w:rPr/>
+      </w:pPr>
+      <w:r>
+        <w:rPr/>
+        <w:t>удобство: старт в понедельник.</w:t>
+      </w:r>
+    </w:p>
+    <w:p>
+      <w:pPr>
+        <w:pStyle w:val="FirstParagraph"/>
+        <w:rPr/>
+      </w:pPr>
+      <w:r>
+        <w:rPr/>
+        <w:t>У каждого варианта — объяснение и доля отдела в отпуске вместе с вами. «Выбрать» подставляет даты в форму.</w:t>
+      </w:r>
+    </w:p>
+    <w:p>
+      <w:pPr>
+        <w:pStyle w:val="CaptionedFigure"/>
+        <w:rPr/>
+      </w:pPr>
+      <w:r>
+        <w:rPr/>
+        <w:drawing>
+          <wp:inline distT="0" distB="0" distL="0" distR="0">
+            <wp:extent cx="5334000" cy="3333750"/>
+            <wp:effectExtent l="0" t="0" r="0" b="0"/>
+            <wp:docPr id="8" name="Image8" descr="Подбор дат"/>
+            <wp:cNvGraphicFramePr>
+              <a:graphicFrameLocks xmlns:a="http://schemas.openxmlformats.org/drawingml/2006/main" noChangeAspect="1"/>
+            </wp:cNvGraphicFramePr>
+            <a:graphic xmlns:a="http://schemas.openxmlformats.org/drawingml/2006/main">
+              <a:graphicData uri="http://schemas.openxmlformats.org/drawingml/2006/picture">
+                <pic:pic xmlns:pic="http://schemas.openxmlformats.org/drawingml/2006/picture">
+                  <pic:nvPicPr>
+                    <pic:cNvPr id="8" name="Image8" descr="Подбор дат"/>
+                    <pic:cNvPicPr>
+                      <a:picLocks noChangeAspect="1" noChangeArrowheads="1"/>
+                    </pic:cNvPicPr>
+                  </pic:nvPicPr>
+                  <pic:blipFill>
+                    <a:blip r:embed="rId9"/>
+                    <a:stretch>
+                      <a:fillRect/>
+                    </a:stretch>
+                  </pic:blipFill>
+                  <pic:spPr bwMode="auto">
+                    <a:xfrm>
+                      <a:off x="0" y="0"/>
+                      <a:ext cx="5334000" cy="3333750"/>
+                    </a:xfrm>
+                    <a:prstGeom prst="rect">
+                      <a:avLst/>
+                    </a:prstGeom>
+                  </pic:spPr>
+                </pic:pic>
+              </a:graphicData>
+            </a:graphic>
+          </wp:inline>
+        </w:drawing>
+      </w:r>
+    </w:p>
+    <w:p>
+      <w:pPr>
+        <w:pStyle w:val="ImageCaption"/>
+        <w:rPr/>
+      </w:pPr>
       <w:bookmarkStart w:id="21" w:name="подбор-лучших-дат"/>
       <w:r>
         <w:rPr/>
@@ -2567,7 +2650,7 @@
         <w:pStyle w:val="Heading2"/>
         <w:rPr/>
       </w:pPr>
-      <w:bookmarkStart w:id="22" w:name="__RefHeading___Toc18115_1756087021"/>
+      <w:bookmarkStart w:id="22" w:name="__RefHeading___Toc20063_1562542824"/>
       <w:bookmarkStart w:id="23" w:name="перенос-и-отмена"/>
       <w:bookmarkEnd w:id="22"/>
       <w:r>
@@ -3053,7 +3136,7 @@
           <wp:inline distT="0" distB="0" distL="0" distR="0">
             <wp:extent cx="5334000" cy="11543665"/>
             <wp:effectExtent l="0" t="0" r="0" b="0"/>
-            <wp:docPr id="8" name="Image8" descr="Мой отпуск на телефоне"/>
+            <wp:docPr id="9" name="Image9" descr="Мой отпуск на телефоне"/>
             <wp:cNvGraphicFramePr>
               <a:graphicFrameLocks xmlns:a="http://schemas.openxmlformats.org/drawingml/2006/main" noChangeAspect="1"/>
             </wp:cNvGraphicFramePr>
@@ -3061,13 +3144,13 @@
               <a:graphicData uri="http://schemas.openxmlformats.org/drawingml/2006/picture">
                 <pic:pic xmlns:pic="http://schemas.openxmlformats.org/drawingml/2006/picture">
                   <pic:nvPicPr>
-                    <pic:cNvPr id="8" name="Image8" descr="Мой отпуск на телефоне"/>
+                    <pic:cNvPr id="9" name="Image9" descr="Мой отпуск на телефоне"/>
                     <pic:cNvPicPr>
                       <a:picLocks noChangeAspect="1" noChangeArrowheads="1"/>
                     </pic:cNvPicPr>
                   </pic:nvPicPr>
                   <pic:blipFill>
-                    <a:blip r:embed="rId9"/>
+                    <a:blip r:embed="rId10"/>
                     <a:stretch>
                       <a:fillRect/>
                     </a:stretch>
@@ -3107,7 +3190,7 @@
         <w:pStyle w:val="Heading1"/>
         <w:rPr/>
       </w:pPr>
-      <w:bookmarkStart w:id="26" w:name="__RefHeading___Toc18117_1756087021"/>
+      <w:bookmarkStart w:id="26" w:name="__RefHeading___Toc20065_1562542824"/>
       <w:bookmarkStart w:id="27" w:name="график-работы"/>
       <w:bookmarkEnd w:id="26"/>
       <w:r>
@@ -3133,7 +3216,7 @@
           <wp:inline distT="0" distB="0" distL="0" distR="0">
             <wp:extent cx="5334000" cy="3333750"/>
             <wp:effectExtent l="0" t="0" r="0" b="0"/>
-            <wp:docPr id="9" name="Image9" descr="График работы"/>
+            <wp:docPr id="10" name="Image10" descr="График работы"/>
             <wp:cNvGraphicFramePr>
               <a:graphicFrameLocks xmlns:a="http://schemas.openxmlformats.org/drawingml/2006/main" noChangeAspect="1"/>
             </wp:cNvGraphicFramePr>
@@ -3141,167 +3224,7 @@
               <a:graphicData uri="http://schemas.openxmlformats.org/drawingml/2006/picture">
                 <pic:pic xmlns:pic="http://schemas.openxmlformats.org/drawingml/2006/picture">
                   <pic:nvPicPr>
-                    <pic:cNvPr id="9" name="Image9" descr="График работы"/>
-                    <pic:cNvPicPr>
-                      <a:picLocks noChangeAspect="1" noChangeArrowheads="1"/>
-                    </pic:cNvPicPr>
-                  </pic:nvPicPr>
-                  <pic:blipFill>
-                    <a:blip r:embed="rId10"/>
-                    <a:stretch>
-                      <a:fillRect/>
-                    </a:stretch>
-                  </pic:blipFill>
-                  <pic:spPr bwMode="auto">
-                    <a:xfrm>
-                      <a:off x="0" y="0"/>
-                      <a:ext cx="5334000" cy="3333750"/>
-                    </a:xfrm>
-                    <a:prstGeom prst="rect">
-                      <a:avLst/>
-                    </a:prstGeom>
-                  </pic:spPr>
-                </pic:pic>
-              </a:graphicData>
-            </a:graphic>
-          </wp:inline>
-        </w:drawing>
-      </w:r>
-    </w:p>
-    <w:p>
-      <w:pPr>
-        <w:pStyle w:val="ImageCaption"/>
-        <w:rPr/>
-      </w:pPr>
-      <w:r>
-        <w:rPr/>
-        <w:t>График работы</w:t>
-      </w:r>
-    </w:p>
-    <w:p>
-      <w:pPr>
-        <w:pStyle w:val="BodyText"/>
-        <w:rPr/>
-      </w:pPr>
-      <w:r>
-        <w:rPr/>
-        <w:t>Режим работы показывает, где вы работаете в обычную неделю, и используется в разделе «Команда» и на графике отпусков (кнопка «Удалёнка»).</w:t>
-      </w:r>
-    </w:p>
-    <w:p>
-      <w:pPr>
-        <w:pStyle w:val="Compact"/>
-        <w:numPr>
-          <w:ilvl w:val="0"/>
-          <w:numId w:val="18"/>
-        </w:numPr>
-        <w:rPr/>
-      </w:pPr>
-      <w:r>
-        <w:rPr>
-          <w:b/>
-          <w:bCs/>
-        </w:rPr>
-        <w:t>Недельный шаблон</w:t>
-      </w:r>
-      <w:r>
-        <w:rPr/>
-        <w:t>: нажимайте на день недели, чтобы переключить «Офис → Удалённо → Не работает», затем «Сохранить».</w:t>
-      </w:r>
-    </w:p>
-    <w:p>
-      <w:pPr>
-        <w:pStyle w:val="Compact"/>
-        <w:numPr>
-          <w:ilvl w:val="0"/>
-          <w:numId w:val="19"/>
-        </w:numPr>
-        <w:rPr/>
-      </w:pPr>
-      <w:r>
-        <w:rPr>
-          <w:b/>
-          <w:bCs/>
-        </w:rPr>
-        <w:t>Разовые исключения</w:t>
-      </w:r>
-      <w:r>
-        <w:rPr/>
-        <w:t>: щёлкните день в календаре месяца, чтобы поменять офис на удалёнку только в эту дату. Повторный щелчок возвращает значение шаблона. Исключения отмечены точкой и перечислены внизу, где их можно снять.</w:t>
-      </w:r>
-    </w:p>
-    <w:p>
-      <w:pPr>
-        <w:pStyle w:val="FirstParagraph"/>
-        <w:rPr/>
-      </w:pPr>
-      <w:bookmarkStart w:id="28" w:name="график-работы"/>
-      <w:r>
-        <w:rPr/>
-        <w:t>Дни отпуска в календаре зелёные и не переключаются. Руководитель выбирает в списке своих подчинённых и ведёт их график, администратор — график любого сотрудника.</w:t>
-      </w:r>
-      <w:bookmarkEnd w:id="28"/>
-    </w:p>
-    <w:p>
-      <w:pPr>
-        <w:pStyle w:val="Heading1"/>
-        <w:rPr/>
-      </w:pPr>
-      <w:bookmarkStart w:id="29" w:name="__RefHeading___Toc18119_1756087021"/>
-      <w:bookmarkStart w:id="30" w:name="команда"/>
-      <w:bookmarkEnd w:id="29"/>
-      <w:r>
-        <w:rPr>
-          <w:rStyle w:val="SectionNumber"/>
-        </w:rPr>
-        <w:t>7</w:t>
-      </w:r>
-      <w:r>
-        <w:rPr/>
-        <w:tab/>
-        <w:t>Команда</w:t>
-      </w:r>
-    </w:p>
-    <w:p>
-      <w:pPr>
-        <w:pStyle w:val="Heading2"/>
-        <w:rPr/>
-      </w:pPr>
-      <w:bookmarkStart w:id="31" w:name="__RefHeading___Toc18121_1756087021"/>
-      <w:bookmarkStart w:id="32" w:name="сегодня"/>
-      <w:bookmarkEnd w:id="31"/>
-      <w:r>
-        <w:rPr>
-          <w:rStyle w:val="SectionNumber"/>
-        </w:rPr>
-        <w:t>7.1</w:t>
-      </w:r>
-      <w:r>
-        <w:rPr/>
-        <w:tab/>
-        <w:t>Сегодня</w:t>
-      </w:r>
-    </w:p>
-    <w:p>
-      <w:pPr>
-        <w:pStyle w:val="CaptionedFigure"/>
-        <w:rPr/>
-      </w:pPr>
-      <w:r>
-        <w:rPr/>
-        <w:drawing>
-          <wp:inline distT="0" distB="0" distL="0" distR="0">
-            <wp:extent cx="5334000" cy="3333750"/>
-            <wp:effectExtent l="0" t="0" r="0" b="0"/>
-            <wp:docPr id="10" name="Image10" descr="Команда сегодня"/>
-            <wp:cNvGraphicFramePr>
-              <a:graphicFrameLocks xmlns:a="http://schemas.openxmlformats.org/drawingml/2006/main" noChangeAspect="1"/>
-            </wp:cNvGraphicFramePr>
-            <a:graphic xmlns:a="http://schemas.openxmlformats.org/drawingml/2006/main">
-              <a:graphicData uri="http://schemas.openxmlformats.org/drawingml/2006/picture">
-                <pic:pic xmlns:pic="http://schemas.openxmlformats.org/drawingml/2006/picture">
-                  <pic:nvPicPr>
-                    <pic:cNvPr id="10" name="Image10" descr="Команда сегодня"/>
+                    <pic:cNvPr id="10" name="Image10" descr="График работы"/>
                     <pic:cNvPicPr>
                       <a:picLocks noChangeAspect="1" noChangeArrowheads="1"/>
                     </pic:cNvPicPr>
@@ -3335,7 +3258,7 @@
       </w:pPr>
       <w:r>
         <w:rPr/>
-        <w:t>Команда сегодня</w:t>
+        <w:t>График работы</w:t>
       </w:r>
     </w:p>
     <w:p>
@@ -3345,39 +3268,101 @@
       </w:pPr>
       <w:r>
         <w:rPr/>
-        <w:t>Плитки показывают, сколько человек отдела сегодня в офисе, на удалёнке, в отпуске и на выходном, а также сколько заявок ждут решения. Щелчок по плитке оставляет в таблице только сотрудников с этим статусом. Дата меняется полем вверху — так можно посмотреть состав на любой день, например на день планёрки.</w:t>
-      </w:r>
-    </w:p>
-    <w:p>
-      <w:pPr>
-        <w:pStyle w:val="BodyText"/>
-        <w:rPr/>
-      </w:pPr>
-      <w:bookmarkStart w:id="33" w:name="сегодня"/>
-      <w:r>
-        <w:rPr/>
-        <w:t>В таблице — статус на дату (для отпуска — до какого числа), следующий отпуск, нераспределённые дни и отметка о части в 14 дней. Если в отпуске больше порога отдела, сверху появится предупреждение.</w:t>
-      </w:r>
-      <w:bookmarkEnd w:id="33"/>
-    </w:p>
-    <w:p>
-      <w:pPr>
-        <w:pStyle w:val="Heading2"/>
-        <w:rPr/>
-      </w:pPr>
-      <w:bookmarkStart w:id="34" w:name="__RefHeading___Toc18123_1756087021"/>
-      <w:bookmarkStart w:id="35" w:name="аналитика-года"/>
-      <w:bookmarkEnd w:id="34"/>
+        <w:t>Режим работы показывает, где вы работаете в обычную неделю, и используется в разделе «Команда» и на графике отпусков (кнопка «Удалёнка»).</w:t>
+      </w:r>
+    </w:p>
+    <w:p>
+      <w:pPr>
+        <w:pStyle w:val="Compact"/>
+        <w:numPr>
+          <w:ilvl w:val="0"/>
+          <w:numId w:val="18"/>
+        </w:numPr>
+        <w:rPr/>
+      </w:pPr>
+      <w:r>
+        <w:rPr>
+          <w:b/>
+          <w:bCs/>
+        </w:rPr>
+        <w:t>Недельный шаблон</w:t>
+      </w:r>
+      <w:r>
+        <w:rPr/>
+        <w:t>: нажимайте на день недели, чтобы переключить «Офис → Удалённо → Не работает», затем «Сохранить».</w:t>
+      </w:r>
+    </w:p>
+    <w:p>
+      <w:pPr>
+        <w:pStyle w:val="Compact"/>
+        <w:numPr>
+          <w:ilvl w:val="0"/>
+          <w:numId w:val="19"/>
+        </w:numPr>
+        <w:rPr/>
+      </w:pPr>
+      <w:r>
+        <w:rPr>
+          <w:b/>
+          <w:bCs/>
+        </w:rPr>
+        <w:t>Разовые исключения</w:t>
+      </w:r>
+      <w:r>
+        <w:rPr/>
+        <w:t>: щёлкните день в календаре месяца, чтобы поменять офис на удалёнку только в эту дату. Повторный щелчок возвращает значение шаблона. Исключения отмечены точкой и перечислены внизу, где их можно снять.</w:t>
+      </w:r>
+    </w:p>
+    <w:p>
+      <w:pPr>
+        <w:pStyle w:val="FirstParagraph"/>
+        <w:rPr/>
+      </w:pPr>
+      <w:bookmarkStart w:id="28" w:name="график-работы"/>
+      <w:r>
+        <w:rPr/>
+        <w:t>Дни отпуска в календаре зелёные и не переключаются. Руководитель выбирает в списке своих подчинённых и ведёт их график, администратор — график любого сотрудника.</w:t>
+      </w:r>
+      <w:bookmarkEnd w:id="28"/>
+    </w:p>
+    <w:p>
+      <w:pPr>
+        <w:pStyle w:val="Heading1"/>
+        <w:rPr/>
+      </w:pPr>
+      <w:bookmarkStart w:id="29" w:name="__RefHeading___Toc20067_1562542824"/>
+      <w:bookmarkStart w:id="30" w:name="команда"/>
+      <w:bookmarkEnd w:id="29"/>
       <w:r>
         <w:rPr>
           <w:rStyle w:val="SectionNumber"/>
         </w:rPr>
-        <w:t>7.2</w:t>
+        <w:t>7</w:t>
       </w:r>
       <w:r>
         <w:rPr/>
         <w:tab/>
-        <w:t>Аналитика года</w:t>
+        <w:t>Команда</w:t>
+      </w:r>
+    </w:p>
+    <w:p>
+      <w:pPr>
+        <w:pStyle w:val="Heading2"/>
+        <w:rPr/>
+      </w:pPr>
+      <w:bookmarkStart w:id="31" w:name="__RefHeading___Toc20069_1562542824"/>
+      <w:bookmarkStart w:id="32" w:name="сегодня"/>
+      <w:bookmarkEnd w:id="31"/>
+      <w:r>
+        <w:rPr>
+          <w:rStyle w:val="SectionNumber"/>
+        </w:rPr>
+        <w:t>7.1</w:t>
+      </w:r>
+      <w:r>
+        <w:rPr/>
+        <w:tab/>
+        <w:t>Сегодня</w:t>
       </w:r>
     </w:p>
     <w:p>
@@ -3391,7 +3376,7 @@
           <wp:inline distT="0" distB="0" distL="0" distR="0">
             <wp:extent cx="5334000" cy="3333750"/>
             <wp:effectExtent l="0" t="0" r="0" b="0"/>
-            <wp:docPr id="11" name="Image11" descr="Аналитика отдела за год"/>
+            <wp:docPr id="11" name="Image11" descr="Команда сегодня"/>
             <wp:cNvGraphicFramePr>
               <a:graphicFrameLocks xmlns:a="http://schemas.openxmlformats.org/drawingml/2006/main" noChangeAspect="1"/>
             </wp:cNvGraphicFramePr>
@@ -3399,7 +3384,7 @@
               <a:graphicData uri="http://schemas.openxmlformats.org/drawingml/2006/picture">
                 <pic:pic xmlns:pic="http://schemas.openxmlformats.org/drawingml/2006/picture">
                   <pic:nvPicPr>
-                    <pic:cNvPr id="11" name="Image11" descr="Аналитика отдела за год"/>
+                    <pic:cNvPr id="11" name="Image11" descr="Команда сегодня"/>
                     <pic:cNvPicPr>
                       <a:picLocks noChangeAspect="1" noChangeArrowheads="1"/>
                     </pic:cNvPicPr>
@@ -3433,125 +3418,49 @@
       </w:pPr>
       <w:r>
         <w:rPr/>
-        <w:t>Аналитика отдела за год</w:t>
-      </w:r>
-    </w:p>
-    <w:p>
-      <w:pPr>
-        <w:pStyle w:val="Compact"/>
-        <w:numPr>
-          <w:ilvl w:val="0"/>
-          <w:numId w:val="20"/>
-        </w:numPr>
-        <w:rPr/>
-      </w:pPr>
-      <w:r>
-        <w:rPr>
-          <w:b/>
-          <w:bCs/>
-        </w:rPr>
-        <w:t>Выводы</w:t>
-      </w:r>
-      <w:r>
-        <w:rPr/>
-        <w:t xml:space="preserve"> — что требует внимания: ближайшие конфликты, пиковый месяц и куда лучше планировать, кто не распределил отпуск, у кого нет части в 14 дней, риски малочисленного отдела.</w:t>
-      </w:r>
-    </w:p>
-    <w:p>
-      <w:pPr>
-        <w:pStyle w:val="Compact"/>
-        <w:numPr>
-          <w:ilvl w:val="0"/>
-          <w:numId w:val="21"/>
-        </w:numPr>
-        <w:rPr/>
-      </w:pPr>
-      <w:r>
-        <w:rPr>
-          <w:b/>
-          <w:bCs/>
-        </w:rPr>
-        <w:t>Доля отдела в отпуске по месяцам</w:t>
-      </w:r>
-      <w:r>
-        <w:rPr/>
-        <w:t>: синяя часть — согласованные отпуска, жёлтая — заявки на согласовании, пунктир — порог конфликта. При наведении — точные значения и самый загруженный день месяца.</w:t>
-      </w:r>
-    </w:p>
-    <w:p>
-      <w:pPr>
-        <w:pStyle w:val="Compact"/>
-        <w:numPr>
-          <w:ilvl w:val="0"/>
-          <w:numId w:val="22"/>
-        </w:numPr>
-        <w:rPr/>
-      </w:pPr>
-      <w:r>
-        <w:rPr>
-          <w:b/>
-          <w:bCs/>
-        </w:rPr>
-        <w:t>Периоды конфликтов</w:t>
-      </w:r>
-      <w:r>
-        <w:rPr/>
-        <w:t xml:space="preserve"> — даты и состав отсутствующих.</w:t>
-      </w:r>
-    </w:p>
-    <w:p>
-      <w:pPr>
-        <w:pStyle w:val="Compact"/>
-        <w:numPr>
-          <w:ilvl w:val="0"/>
-          <w:numId w:val="23"/>
-        </w:numPr>
-        <w:rPr/>
-      </w:pPr>
-      <w:r>
-        <w:rPr>
-          <w:b/>
-          <w:bCs/>
-        </w:rPr>
-        <w:t>Распределение дней</w:t>
-      </w:r>
-      <w:r>
-        <w:rPr/>
-        <w:t xml:space="preserve"> — сколько каждый уже запланировал и сколько осталось, сначала те, у кого больше всего нераспределённых дней.</w:t>
-      </w:r>
-    </w:p>
-    <w:p>
-      <w:pPr>
-        <w:pStyle w:val="FirstParagraph"/>
-        <w:rPr/>
-      </w:pPr>
-      <w:bookmarkStart w:id="36" w:name="команда"/>
-      <w:bookmarkStart w:id="37" w:name="аналитика-года"/>
-      <w:r>
-        <w:rPr/>
-        <w:t>Сотрудник видит свой отдел, руководитель — отделы, где работают его подчинённые.</w:t>
-      </w:r>
-      <w:bookmarkEnd w:id="36"/>
-      <w:bookmarkEnd w:id="37"/>
-    </w:p>
-    <w:p>
-      <w:pPr>
-        <w:pStyle w:val="Heading1"/>
-        <w:rPr/>
-      </w:pPr>
-      <w:bookmarkStart w:id="38" w:name="__RefHeading___Toc18125_1756087021"/>
-      <w:bookmarkStart w:id="39" w:name="согласование-заявок-руководителям"/>
-      <w:bookmarkEnd w:id="38"/>
+        <w:t>Команда сегодня</w:t>
+      </w:r>
+    </w:p>
+    <w:p>
+      <w:pPr>
+        <w:pStyle w:val="BodyText"/>
+        <w:rPr/>
+      </w:pPr>
+      <w:r>
+        <w:rPr/>
+        <w:t>Плитки показывают, сколько человек отдела сегодня в офисе, на удалёнке, в отпуске и на выходном, а также сколько заявок ждут решения. Щелчок по плитке оставляет в таблице только сотрудников с этим статусом. Дата меняется полем вверху — так можно посмотреть состав на любой день, например на день планёрки.</w:t>
+      </w:r>
+    </w:p>
+    <w:p>
+      <w:pPr>
+        <w:pStyle w:val="BodyText"/>
+        <w:rPr/>
+      </w:pPr>
+      <w:bookmarkStart w:id="33" w:name="сегодня"/>
+      <w:r>
+        <w:rPr/>
+        <w:t>В таблице — статус на дату (для отпуска — до какого числа), следующий отпуск, нераспределённые дни и отметка о части в 14 дней. Если в отпуске больше порога отдела, сверху появится предупреждение.</w:t>
+      </w:r>
+      <w:bookmarkEnd w:id="33"/>
+    </w:p>
+    <w:p>
+      <w:pPr>
+        <w:pStyle w:val="Heading2"/>
+        <w:rPr/>
+      </w:pPr>
+      <w:bookmarkStart w:id="34" w:name="__RefHeading___Toc20071_1562542824"/>
+      <w:bookmarkStart w:id="35" w:name="аналитика-года"/>
+      <w:bookmarkEnd w:id="34"/>
       <w:r>
         <w:rPr>
           <w:rStyle w:val="SectionNumber"/>
         </w:rPr>
-        <w:t>8</w:t>
+        <w:t>7.2</w:t>
       </w:r>
       <w:r>
         <w:rPr/>
         <w:tab/>
-        <w:t>Согласование заявок (руководителям)</w:t>
+        <w:t>Аналитика года</w:t>
       </w:r>
     </w:p>
     <w:p>
@@ -3565,7 +3474,7 @@
           <wp:inline distT="0" distB="0" distL="0" distR="0">
             <wp:extent cx="5334000" cy="3333750"/>
             <wp:effectExtent l="0" t="0" r="0" b="0"/>
-            <wp:docPr id="12" name="Image12" descr="Заявки на согласование"/>
+            <wp:docPr id="12" name="Image12" descr="Аналитика отдела за год"/>
             <wp:cNvGraphicFramePr>
               <a:graphicFrameLocks xmlns:a="http://schemas.openxmlformats.org/drawingml/2006/main" noChangeAspect="1"/>
             </wp:cNvGraphicFramePr>
@@ -3573,7 +3482,7 @@
               <a:graphicData uri="http://schemas.openxmlformats.org/drawingml/2006/picture">
                 <pic:pic xmlns:pic="http://schemas.openxmlformats.org/drawingml/2006/picture">
                   <pic:nvPicPr>
-                    <pic:cNvPr id="12" name="Image12" descr="Заявки на согласование"/>
+                    <pic:cNvPr id="12" name="Image12" descr="Аналитика отдела за год"/>
                     <pic:cNvPicPr>
                       <a:picLocks noChangeAspect="1" noChangeArrowheads="1"/>
                     </pic:cNvPicPr>
@@ -3607,38 +3516,28 @@
       </w:pPr>
       <w:r>
         <w:rPr/>
-        <w:t>Заявки на согласование</w:t>
-      </w:r>
-    </w:p>
-    <w:p>
-      <w:pPr>
-        <w:pStyle w:val="BodyText"/>
-        <w:rPr/>
-      </w:pPr>
-      <w:r>
-        <w:rPr/>
-        <w:t>Раздел «Заявки» доступен руководителям; число на пункте меню — сколько заявок ждут решения.</w:t>
-      </w:r>
-    </w:p>
-    <w:p>
-      <w:pPr>
-        <w:pStyle w:val="BodyText"/>
-        <w:rPr/>
-      </w:pPr>
-      <w:r>
-        <w:rPr/>
-        <w:t xml:space="preserve">Каждая карточка показывает сотрудника, вид заявки (новый отпуск, перенос с прежними датами, удаление), период и число дней отпуска с учётом праздников, комментарий сотрудника и </w:t>
-      </w:r>
+        <w:t>Аналитика отдела за год</w:t>
+      </w:r>
+    </w:p>
+    <w:p>
+      <w:pPr>
+        <w:pStyle w:val="Compact"/>
+        <w:numPr>
+          <w:ilvl w:val="0"/>
+          <w:numId w:val="20"/>
+        </w:numPr>
+        <w:rPr/>
+      </w:pPr>
       <w:r>
         <w:rPr>
           <w:b/>
           <w:bCs/>
         </w:rPr>
-        <w:t>пересечения в отделе</w:t>
-      </w:r>
-      <w:r>
-        <w:rPr/>
-        <w:t>: кто из коллег отсутствует в те же даты.</w:t>
+        <w:t>Выводы</w:t>
+      </w:r>
+      <w:r>
+        <w:rPr/>
+        <w:t xml:space="preserve"> — что требует внимания: ближайшие конфликты, пиковый месяц и куда лучше планировать, кто не распределил отпуск, у кого нет части в 14 дней, риски малочисленного отдела.</w:t>
       </w:r>
     </w:p>
     <w:p>
@@ -3646,7 +3545,7 @@
         <w:pStyle w:val="Compact"/>
         <w:numPr>
           <w:ilvl w:val="0"/>
-          <w:numId w:val="24"/>
+          <w:numId w:val="21"/>
         </w:numPr>
         <w:rPr/>
       </w:pPr>
@@ -3655,11 +3554,11 @@
           <w:b/>
           <w:bCs/>
         </w:rPr>
-        <w:t>Согласовать</w:t>
-      </w:r>
-      <w:r>
-        <w:rPr/>
-        <w:t xml:space="preserve"> — отпуск согласован (для удаления — отпуск удалён), сотрудник получает уведомление.</w:t>
+        <w:t>Доля отдела в отпуске по месяцам</w:t>
+      </w:r>
+      <w:r>
+        <w:rPr/>
+        <w:t>: синяя часть — согласованные отпуска, жёлтая — заявки на согласовании, пунктир — порог конфликта. При наведении — точные значения и самый загруженный день месяца.</w:t>
       </w:r>
     </w:p>
     <w:p>
@@ -3667,7 +3566,7 @@
         <w:pStyle w:val="Compact"/>
         <w:numPr>
           <w:ilvl w:val="0"/>
-          <w:numId w:val="25"/>
+          <w:numId w:val="22"/>
         </w:numPr>
         <w:rPr/>
       </w:pPr>
@@ -3676,26 +3575,20 @@
           <w:b/>
           <w:bCs/>
         </w:rPr>
-        <w:t>Отклонить</w:t>
-      </w:r>
-      <w:r>
-        <w:rPr/>
-        <w:t xml:space="preserve"> — обязательно укажите причину: сотрудник увидит её в уведомлении и в архиве заявок. При отклонении переноса сохраняются прежние даты, при отклонении удаления отпуск остаётся.</w:t>
-      </w:r>
-    </w:p>
-    <w:p>
-      <w:pPr>
-        <w:pStyle w:val="FirstParagraph"/>
-        <w:rPr/>
-      </w:pPr>
-      <w:r>
-        <w:rPr/>
-        <w:t>Вкладки «Новые / Переносы / Удаления» отбирают заявки по виду. Если два руководителя одновременно принимают решение по одной заявке, применится одно, второму планировщик сообщит, что данные изменились.</w:t>
-      </w:r>
-    </w:p>
-    <w:p>
-      <w:pPr>
-        <w:pStyle w:val="BodyText"/>
+        <w:t>Периоды конфликтов</w:t>
+      </w:r>
+      <w:r>
+        <w:rPr/>
+        <w:t xml:space="preserve"> — даты и состав отсутствующих.</w:t>
+      </w:r>
+    </w:p>
+    <w:p>
+      <w:pPr>
+        <w:pStyle w:val="Compact"/>
+        <w:numPr>
+          <w:ilvl w:val="0"/>
+          <w:numId w:val="23"/>
+        </w:numPr>
         <w:rPr/>
       </w:pPr>
       <w:r>
@@ -3703,32 +3596,45 @@
           <w:b/>
           <w:bCs/>
         </w:rPr>
-        <w:t>Оформить отпуск сотруднику</w:t>
-      </w:r>
-      <w:r>
-        <w:rPr/>
-        <w:t xml:space="preserve"> — для подчинённого, который не может подать заявку сам. Такой отпуск сразу согласован; в форме доступен подбор дат с учётом отдела.</w:t>
-      </w:r>
-      <w:bookmarkEnd w:id="39"/>
+        <w:t>Распределение дней</w:t>
+      </w:r>
+      <w:r>
+        <w:rPr/>
+        <w:t xml:space="preserve"> — сколько каждый уже запланировал и сколько осталось, сначала те, у кого больше всего нераспределённых дней.</w:t>
+      </w:r>
+    </w:p>
+    <w:p>
+      <w:pPr>
+        <w:pStyle w:val="FirstParagraph"/>
+        <w:rPr/>
+      </w:pPr>
+      <w:bookmarkStart w:id="36" w:name="команда"/>
+      <w:bookmarkStart w:id="37" w:name="аналитика-года"/>
+      <w:r>
+        <w:rPr/>
+        <w:t>Сотрудник видит свой отдел, руководитель — отделы, где работают его подчинённые.</w:t>
+      </w:r>
+      <w:bookmarkEnd w:id="36"/>
+      <w:bookmarkEnd w:id="37"/>
     </w:p>
     <w:p>
       <w:pPr>
         <w:pStyle w:val="Heading1"/>
         <w:rPr/>
       </w:pPr>
-      <w:bookmarkStart w:id="40" w:name="__RefHeading___Toc18127_1756087021"/>
-      <w:bookmarkStart w:id="41" w:name="профиль-и-настройки"/>
-      <w:bookmarkEnd w:id="40"/>
+      <w:bookmarkStart w:id="38" w:name="__RefHeading___Toc20073_1562542824"/>
+      <w:bookmarkStart w:id="39" w:name="согласование-заявок-руководителям"/>
+      <w:bookmarkEnd w:id="38"/>
       <w:r>
         <w:rPr>
           <w:rStyle w:val="SectionNumber"/>
         </w:rPr>
-        <w:t>9</w:t>
+        <w:t>8</w:t>
       </w:r>
       <w:r>
         <w:rPr/>
         <w:tab/>
-        <w:t>Профиль и настройки</w:t>
+        <w:t>Согласование заявок (руководителям)</w:t>
       </w:r>
     </w:p>
     <w:p>
@@ -3742,7 +3648,7 @@
           <wp:inline distT="0" distB="0" distL="0" distR="0">
             <wp:extent cx="5334000" cy="3333750"/>
             <wp:effectExtent l="0" t="0" r="0" b="0"/>
-            <wp:docPr id="13" name="Image13" descr="Профиль и настройки"/>
+            <wp:docPr id="13" name="Image13" descr="Заявки на согласование"/>
             <wp:cNvGraphicFramePr>
               <a:graphicFrameLocks xmlns:a="http://schemas.openxmlformats.org/drawingml/2006/main" noChangeAspect="1"/>
             </wp:cNvGraphicFramePr>
@@ -3750,7 +3656,7 @@
               <a:graphicData uri="http://schemas.openxmlformats.org/drawingml/2006/picture">
                 <pic:pic xmlns:pic="http://schemas.openxmlformats.org/drawingml/2006/picture">
                   <pic:nvPicPr>
-                    <pic:cNvPr id="13" name="Image13" descr="Профиль и настройки"/>
+                    <pic:cNvPr id="13" name="Image13" descr="Заявки на согласование"/>
                     <pic:cNvPicPr>
                       <a:picLocks noChangeAspect="1" noChangeArrowheads="1"/>
                     </pic:cNvPicPr>
@@ -3784,18 +3690,205 @@
       </w:pPr>
       <w:r>
         <w:rPr/>
+        <w:t>Заявки на согласование</w:t>
+      </w:r>
+    </w:p>
+    <w:p>
+      <w:pPr>
+        <w:pStyle w:val="BodyText"/>
+        <w:rPr/>
+      </w:pPr>
+      <w:r>
+        <w:rPr/>
+        <w:t>Раздел «Заявки» доступен руководителям; число на пункте меню — сколько заявок ждут решения.</w:t>
+      </w:r>
+    </w:p>
+    <w:p>
+      <w:pPr>
+        <w:pStyle w:val="BodyText"/>
+        <w:rPr/>
+      </w:pPr>
+      <w:r>
+        <w:rPr/>
+        <w:t xml:space="preserve">Каждая карточка показывает сотрудника, вид заявки (новый отпуск, перенос с прежними датами, удаление), период и число дней отпуска с учётом праздников, комментарий сотрудника и </w:t>
+      </w:r>
+      <w:r>
+        <w:rPr>
+          <w:b/>
+          <w:bCs/>
+        </w:rPr>
+        <w:t>пересечения в отделе</w:t>
+      </w:r>
+      <w:r>
+        <w:rPr/>
+        <w:t>: кто из коллег отсутствует в те же даты.</w:t>
+      </w:r>
+    </w:p>
+    <w:p>
+      <w:pPr>
+        <w:pStyle w:val="Compact"/>
+        <w:numPr>
+          <w:ilvl w:val="0"/>
+          <w:numId w:val="24"/>
+        </w:numPr>
+        <w:rPr/>
+      </w:pPr>
+      <w:r>
+        <w:rPr>
+          <w:b/>
+          <w:bCs/>
+        </w:rPr>
+        <w:t>Согласовать</w:t>
+      </w:r>
+      <w:r>
+        <w:rPr/>
+        <w:t xml:space="preserve"> — отпуск согласован (для удаления — отпуск удалён), сотрудник получает уведомление.</w:t>
+      </w:r>
+    </w:p>
+    <w:p>
+      <w:pPr>
+        <w:pStyle w:val="Compact"/>
+        <w:numPr>
+          <w:ilvl w:val="0"/>
+          <w:numId w:val="25"/>
+        </w:numPr>
+        <w:rPr/>
+      </w:pPr>
+      <w:r>
+        <w:rPr>
+          <w:b/>
+          <w:bCs/>
+        </w:rPr>
+        <w:t>Отклонить</w:t>
+      </w:r>
+      <w:r>
+        <w:rPr/>
+        <w:t xml:space="preserve"> — обязательно укажите причину: сотрудник увидит её в уведомлении и в архиве заявок. При отклонении переноса сохраняются прежние даты, при отклонении удаления отпуск остаётся.</w:t>
+      </w:r>
+    </w:p>
+    <w:p>
+      <w:pPr>
+        <w:pStyle w:val="FirstParagraph"/>
+        <w:rPr/>
+      </w:pPr>
+      <w:r>
+        <w:rPr/>
+        <w:t>Вкладки «Новые / Переносы / Удаления» отбирают заявки по виду. Если два руководителя одновременно принимают решение по одной заявке, применится одно, второму планировщик сообщит, что данные изменились.</w:t>
+      </w:r>
+    </w:p>
+    <w:p>
+      <w:pPr>
+        <w:pStyle w:val="BodyText"/>
+        <w:rPr/>
+      </w:pPr>
+      <w:r>
+        <w:rPr>
+          <w:b/>
+          <w:bCs/>
+        </w:rPr>
+        <w:t>Оформить отпуск сотруднику</w:t>
+      </w:r>
+      <w:r>
+        <w:rPr/>
+        <w:t xml:space="preserve"> — для подчинённого, который не может подать заявку сам. Такой отпуск сразу согласован; в форме доступен подбор дат с учётом отдела.</w:t>
+      </w:r>
+      <w:bookmarkEnd w:id="39"/>
+    </w:p>
+    <w:p>
+      <w:pPr>
+        <w:pStyle w:val="Heading1"/>
+        <w:rPr/>
+      </w:pPr>
+      <w:bookmarkStart w:id="40" w:name="__RefHeading___Toc20075_1562542824"/>
+      <w:bookmarkStart w:id="41" w:name="профиль-и-настройки"/>
+      <w:bookmarkEnd w:id="40"/>
+      <w:r>
+        <w:rPr>
+          <w:rStyle w:val="SectionNumber"/>
+        </w:rPr>
+        <w:t>9</w:t>
+      </w:r>
+      <w:r>
+        <w:rPr/>
+        <w:tab/>
         <w:t>Профиль и настройки</w:t>
       </w:r>
     </w:p>
     <w:p>
       <w:pPr>
+        <w:pStyle w:val="CaptionedFigure"/>
+        <w:rPr/>
+      </w:pPr>
+      <w:r>
+        <w:rPr/>
+        <w:drawing>
+          <wp:inline distT="0" distB="0" distL="0" distR="0">
+            <wp:extent cx="5334000" cy="3333750"/>
+            <wp:effectExtent l="0" t="0" r="0" b="0"/>
+            <wp:docPr id="14" name="Image14" descr="Профиль и настройки"/>
+            <wp:cNvGraphicFramePr>
+              <a:graphicFrameLocks xmlns:a="http://schemas.openxmlformats.org/drawingml/2006/main" noChangeAspect="1"/>
+            </wp:cNvGraphicFramePr>
+            <a:graphic xmlns:a="http://schemas.openxmlformats.org/drawingml/2006/main">
+              <a:graphicData uri="http://schemas.openxmlformats.org/drawingml/2006/picture">
+                <pic:pic xmlns:pic="http://schemas.openxmlformats.org/drawingml/2006/picture">
+                  <pic:nvPicPr>
+                    <pic:cNvPr id="14" name="Image14" descr="Профиль и настройки"/>
+                    <pic:cNvPicPr>
+                      <a:picLocks noChangeAspect="1" noChangeArrowheads="1"/>
+                    </pic:cNvPicPr>
+                  </pic:nvPicPr>
+                  <pic:blipFill>
+                    <a:blip r:embed="rId15"/>
+                    <a:stretch>
+                      <a:fillRect/>
+                    </a:stretch>
+                  </pic:blipFill>
+                  <pic:spPr bwMode="auto">
+                    <a:xfrm>
+                      <a:off x="0" y="0"/>
+                      <a:ext cx="5334000" cy="3333750"/>
+                    </a:xfrm>
+                    <a:prstGeom prst="rect">
+                      <a:avLst/>
+                    </a:prstGeom>
+                  </pic:spPr>
+                </pic:pic>
+              </a:graphicData>
+            </a:graphic>
+          </wp:inline>
+        </w:drawing>
+      </w:r>
+    </w:p>
+    <w:p>
+      <w:pPr>
+        <w:pStyle w:val="ImageCaption"/>
+        <w:rPr/>
+      </w:pPr>
+      <w:r>
+        <w:rPr/>
+        <w:t>Профиль и настройки</w:t>
+      </w:r>
+    </w:p>
+    <w:p>
+      <w:pPr>
         <w:pStyle w:val="BodyText"/>
         <w:rPr/>
       </w:pPr>
+      <w:r>
+        <w:rPr/>
+        <w:t>Здесь ваш профиль (логин, роль, норма дней), выбор темы оформления, смена пароля и письма о заявках. Новый пароль — не короче 8 символов; после смены все сеансы завершаются, и нужно войти заново.</w:t>
+      </w:r>
+    </w:p>
+    <w:p>
+      <w:pPr>
+        <w:pStyle w:val="BodyText"/>
+        <w:rPr/>
+      </w:pPr>
       <w:bookmarkStart w:id="42" w:name="профиль-и-настройки"/>
       <w:r>
         <w:rPr/>
-        <w:t>Здесь ваш профиль (логин, роль, норма дней), выбор темы оформления и смена пароля. Новый пароль — не короче 8 символов; после смены все сеансы завершаются, и нужно войти заново.</w:t>
+        <w:t>В блоке «Письма о заявках» включаются и отключаются письма и пятничная сводка; уведомления в колокольчике приходят в любом случае. Если адрес почты не указан, его вносит кадровая служба.</w:t>
       </w:r>
       <w:bookmarkEnd w:id="42"/>
     </w:p>
@@ -3804,7 +3897,7 @@
         <w:pStyle w:val="Heading1"/>
         <w:rPr/>
       </w:pPr>
-      <w:bookmarkStart w:id="43" w:name="__RefHeading___Toc18129_1756087021"/>
+      <w:bookmarkStart w:id="43" w:name="__RefHeading___Toc20077_1562542824"/>
       <w:bookmarkStart w:id="44" w:name="частые-вопросы"/>
       <w:bookmarkEnd w:id="43"/>
       <w:r>
@@ -3873,7 +3966,6 @@
     <w:p>
       <w:pPr>
         <w:pStyle w:val="BodyText"/>
-        <w:spacing w:lineRule="auto" w:line="276" w:before="180" w:after="100"/>
         <w:rPr/>
       </w:pPr>
       <w:r>
@@ -3885,14 +3977,32 @@
       </w:r>
       <w:r>
         <w:rPr/>
-        <w:t xml:space="preserve"> Придёт уведомление в колокольчике; статус в «Моём отпуске» изменится.</w:t>
+        <w:t xml:space="preserve"> Придёт уведомление в колокольчике и, если включены письма, письмо; статус в «Моём отпуске» изменится.</w:t>
+      </w:r>
+    </w:p>
+    <w:p>
+      <w:pPr>
+        <w:pStyle w:val="BodyText"/>
+        <w:spacing w:lineRule="auto" w:line="276" w:before="180" w:after="100"/>
+        <w:rPr/>
+      </w:pPr>
+      <w:r>
+        <w:rPr>
+          <w:b/>
+          <w:bCs/>
+        </w:rPr>
+        <w:t>Почему праздничный понедельник после выходного считается днём отпуска?</w:t>
+      </w:r>
+      <w:r>
+        <w:rPr/>
+        <w:t xml:space="preserve"> Если праздник выпал на выходной, следующий рабочий день — перенесённый выходной, а не праздник. По закону дни отпуска продлевают только сами праздники (ТК РФ, ст. 120).</w:t>
       </w:r>
       <w:bookmarkEnd w:id="44"/>
     </w:p>
     <w:sectPr>
-      <w:footerReference w:type="even" r:id="rId15"/>
-      <w:footerReference w:type="default" r:id="rId16"/>
-      <w:footerReference w:type="first" r:id="rId17"/>
+      <w:footerReference w:type="even" r:id="rId16"/>
+      <w:footerReference w:type="default" r:id="rId17"/>
+      <w:footerReference w:type="first" r:id="rId18"/>
       <w:type w:val="nextPage"/>
       <w:pgSz w:w="12240" w:h="15840"/>
       <w:pgMar w:left="1440" w:right="1440" w:gutter="0" w:header="0" w:top="1440" w:footer="720" w:bottom="1440"/>
@@ -3933,7 +4043,7 @@
         <w:color w:val="8A92A6"/>
         <w:sz w:val="16"/>
       </w:rPr>
-      <w:t xml:space="preserve">Планировщик отпусков 0.3.0 · Руководство пользователя · стр. </w:t>
+      <w:t xml:space="preserve">Планировщик отпусков 0.4.0 · Руководство пользователя · стр. </w:t>
     </w:r>
     <w:r>
       <w:rPr/>
@@ -3949,7 +4059,7 @@
     </w:r>
     <w:r>
       <w:rPr/>
-      <w:t>18</w:t>
+      <w:t>20</w:t>
     </w:r>
     <w:r>
       <w:rPr/>
@@ -3972,7 +4082,7 @@
         <w:color w:val="8A92A6"/>
         <w:sz w:val="16"/>
       </w:rPr>
-      <w:t xml:space="preserve">Планировщик отпусков 0.3.0 · Руководство пользователя · стр. </w:t>
+      <w:t xml:space="preserve">Планировщик отпусков 0.4.0 · Руководство пользователя · стр. </w:t>
     </w:r>
     <w:r>
       <w:rPr/>
@@ -3988,7 +4098,7 @@
     </w:r>
     <w:r>
       <w:rPr/>
-      <w:t>18</w:t>
+      <w:t>20</w:t>
     </w:r>
     <w:r>
       <w:rPr/>

--- a/docs/docx/user-guide.docx
+++ b/docs/docx/user-guide.docx
@@ -23,7 +23,7 @@
       </w:pPr>
       <w:r>
         <w:rPr/>
-        <w:t>Планировщик отпусков 0.4.0 · Сотрудник и руководитель</w:t>
+        <w:t>Планировщик отпусков 0.5.0 · Сотрудник и руководитель</w:t>
       </w:r>
     </w:p>
     <w:p>
@@ -93,7 +93,7 @@
             </w:rPr>
             <w:fldChar w:fldCharType="separate"/>
           </w:r>
-          <w:hyperlink w:anchor="__RefHeading___Toc20047_1562542824">
+          <w:hyperlink w:anchor="__RefHeading___Toc557_4152910300">
             <w:r>
               <w:rPr>
                 <w:webHidden/>
@@ -114,7 +114,7 @@
             </w:tabs>
             <w:rPr/>
           </w:pPr>
-          <w:hyperlink w:anchor="__RefHeading___Toc20049_1562542824">
+          <w:hyperlink w:anchor="__RefHeading___Toc559_4152910300">
             <w:r>
               <w:rPr>
                 <w:webHidden/>
@@ -135,7 +135,7 @@
             </w:tabs>
             <w:rPr/>
           </w:pPr>
-          <w:hyperlink w:anchor="__RefHeading___Toc20051_1562542824">
+          <w:hyperlink w:anchor="__RefHeading___Toc561_4152910300">
             <w:r>
               <w:rPr>
                 <w:webHidden/>
@@ -156,7 +156,7 @@
             </w:tabs>
             <w:rPr/>
           </w:pPr>
-          <w:hyperlink w:anchor="__RefHeading___Toc20053_1562542824">
+          <w:hyperlink w:anchor="__RefHeading___Toc563_4152910300">
             <w:r>
               <w:rPr>
                 <w:webHidden/>
@@ -177,7 +177,7 @@
             </w:tabs>
             <w:rPr/>
           </w:pPr>
-          <w:hyperlink w:anchor="__RefHeading___Toc20055_1562542824">
+          <w:hyperlink w:anchor="__RefHeading___Toc565_4152910300">
             <w:r>
               <w:rPr>
                 <w:webHidden/>
@@ -198,7 +198,7 @@
             </w:tabs>
             <w:rPr/>
           </w:pPr>
-          <w:hyperlink w:anchor="__RefHeading___Toc20057_1562542824">
+          <w:hyperlink w:anchor="__RefHeading___Toc567_4152910300">
             <w:r>
               <w:rPr>
                 <w:webHidden/>
@@ -219,7 +219,7 @@
             </w:tabs>
             <w:rPr/>
           </w:pPr>
-          <w:hyperlink w:anchor="__RefHeading___Toc20059_1562542824">
+          <w:hyperlink w:anchor="__RefHeading___Toc569_4152910300">
             <w:r>
               <w:rPr>
                 <w:webHidden/>
@@ -240,7 +240,7 @@
             </w:tabs>
             <w:rPr/>
           </w:pPr>
-          <w:hyperlink w:anchor="__RefHeading___Toc20061_1562542824">
+          <w:hyperlink w:anchor="__RefHeading___Toc571_4152910300">
             <w:r>
               <w:rPr>
                 <w:webHidden/>
@@ -261,7 +261,7 @@
             </w:tabs>
             <w:rPr/>
           </w:pPr>
-          <w:hyperlink w:anchor="__RefHeading___Toc20063_1562542824">
+          <w:hyperlink w:anchor="__RefHeading___Toc573_4152910300">
             <w:r>
               <w:rPr>
                 <w:webHidden/>
@@ -282,7 +282,7 @@
             </w:tabs>
             <w:rPr/>
           </w:pPr>
-          <w:hyperlink w:anchor="__RefHeading___Toc20065_1562542824">
+          <w:hyperlink w:anchor="__RefHeading___Toc575_4152910300">
             <w:r>
               <w:rPr>
                 <w:webHidden/>
@@ -303,7 +303,7 @@
             </w:tabs>
             <w:rPr/>
           </w:pPr>
-          <w:hyperlink w:anchor="__RefHeading___Toc20067_1562542824">
+          <w:hyperlink w:anchor="__RefHeading___Toc577_4152910300">
             <w:r>
               <w:rPr>
                 <w:webHidden/>
@@ -324,7 +324,7 @@
             </w:tabs>
             <w:rPr/>
           </w:pPr>
-          <w:hyperlink w:anchor="__RefHeading___Toc20069_1562542824">
+          <w:hyperlink w:anchor="__RefHeading___Toc579_4152910300">
             <w:r>
               <w:rPr>
                 <w:webHidden/>
@@ -345,7 +345,7 @@
             </w:tabs>
             <w:rPr/>
           </w:pPr>
-          <w:hyperlink w:anchor="__RefHeading___Toc20071_1562542824">
+          <w:hyperlink w:anchor="__RefHeading___Toc581_4152910300">
             <w:r>
               <w:rPr>
                 <w:webHidden/>
@@ -366,7 +366,7 @@
             </w:tabs>
             <w:rPr/>
           </w:pPr>
-          <w:hyperlink w:anchor="__RefHeading___Toc20073_1562542824">
+          <w:hyperlink w:anchor="__RefHeading___Toc583_4152910300">
             <w:r>
               <w:rPr>
                 <w:webHidden/>
@@ -387,7 +387,7 @@
             </w:tabs>
             <w:rPr/>
           </w:pPr>
-          <w:hyperlink w:anchor="__RefHeading___Toc20075_1562542824">
+          <w:hyperlink w:anchor="__RefHeading___Toc585_4152910300">
             <w:r>
               <w:rPr>
                 <w:webHidden/>
@@ -408,7 +408,7 @@
             </w:tabs>
             <w:rPr/>
           </w:pPr>
-          <w:hyperlink w:anchor="__RefHeading___Toc20077_1562542824">
+          <w:hyperlink w:anchor="__RefHeading___Toc587_4152910300">
             <w:r>
               <w:rPr>
                 <w:webHidden/>
@@ -433,7 +433,7 @@
         <w:pStyle w:val="Heading1"/>
         <w:rPr/>
       </w:pPr>
-      <w:bookmarkStart w:id="0" w:name="__RefHeading___Toc20047_1562542824"/>
+      <w:bookmarkStart w:id="0" w:name="__RefHeading___Toc557_4152910300"/>
       <w:bookmarkStart w:id="1" w:name="о-руководстве"/>
       <w:bookmarkEnd w:id="0"/>
       <w:r>
@@ -466,7 +466,7 @@
       <w:bookmarkStart w:id="2" w:name="о-руководстве"/>
       <w:r>
         <w:rPr/>
-        <w:t>Снимки экранов сделаны на демонстрационных данных версии 0.4.0; в вашей организации имена, отделы и даты будут другими.</w:t>
+        <w:t>Снимки экранов сделаны на демонстрационных данных версии 0.5.0; в вашей организации имена, отделы и даты будут другими.</w:t>
       </w:r>
       <w:bookmarkEnd w:id="2"/>
     </w:p>
@@ -475,7 +475,7 @@
         <w:pStyle w:val="Heading1"/>
         <w:rPr/>
       </w:pPr>
-      <w:bookmarkStart w:id="3" w:name="__RefHeading___Toc20049_1562542824"/>
+      <w:bookmarkStart w:id="3" w:name="__RefHeading___Toc559_4152910300"/>
       <w:bookmarkStart w:id="4" w:name="вход-в-систему"/>
       <w:bookmarkEnd w:id="3"/>
       <w:r>
@@ -693,7 +693,7 @@
       <w:bookmarkStart w:id="5" w:name="вход-в-систему"/>
       <w:r>
         <w:rPr/>
-        <w:t>Сеанс продлевается автоматически, пока открыта вкладка. Кнопка «Выйти» внизу меню завершает его на этом устройстве.</w:t>
+        <w:t>Сеанс продлевается автоматически, пока открыта вкладка. Кнопка «Выйти» внизу меню завершает его на этом устройстве. Если пароль сменили или сбросили, а также при увольнении открытые вкладки в течение 10 секунд возвращаются на экран входа с сообщением «Сеанс завершён».</w:t>
       </w:r>
       <w:bookmarkEnd w:id="5"/>
     </w:p>
@@ -702,7 +702,7 @@
         <w:pStyle w:val="Heading1"/>
         <w:rPr/>
       </w:pPr>
-      <w:bookmarkStart w:id="6" w:name="__RefHeading___Toc20051_1562542824"/>
+      <w:bookmarkStart w:id="6" w:name="__RefHeading___Toc561_4152910300"/>
       <w:bookmarkStart w:id="7" w:name="устройство-интерфейса"/>
       <w:bookmarkEnd w:id="6"/>
       <w:r>
@@ -1318,7 +1318,7 @@
       </w:r>
       <w:r>
         <w:rPr/>
-        <w:t xml:space="preserve"> приходят, когда руководитель согласовал или отклонил вашу заявку, а руководителю — когда подчинённый подал заявку, перенос или запрос удаления. Счётчик на колокольчике показывает непрочитанные; щелчок по уведомлению отмечает его прочитанным.</w:t>
+        <w:t xml:space="preserve"> приходят, когда руководитель согласовал или отклонил вашу заявку, а руководителю — когда подчинённый подал заявку, перенос или запрос удаления. Счётчик на колокольчике показывает непрочитанные; щелчок по уведомлению отмечает его прочитанным и открывает нужный раздел — заявку на согласование или «Мой отпуск»; «Прочитать все» отмечает все сразу. Новые уведомления появляются сами, без обновления страницы, — обычно в течение пары секунд. «График отпусков» тоже обновляется сам, если коллеги изменили отпуска, но не чаще раза в минуту и только пока вкладка открыта на экране.</w:t>
       </w:r>
     </w:p>
     <w:p>
@@ -1344,7 +1344,7 @@
         <w:pStyle w:val="Heading1"/>
         <w:rPr/>
       </w:pPr>
-      <w:bookmarkStart w:id="8" w:name="__RefHeading___Toc20053_1562542824"/>
+      <w:bookmarkStart w:id="8" w:name="__RefHeading___Toc563_4152910300"/>
       <w:bookmarkStart w:id="9" w:name="график-отпусков"/>
       <w:bookmarkEnd w:id="8"/>
       <w:r>
@@ -2144,7 +2144,7 @@
         <w:pStyle w:val="Heading2"/>
         <w:rPr/>
       </w:pPr>
-      <w:bookmarkStart w:id="10" w:name="__RefHeading___Toc20055_1562542824"/>
+      <w:bookmarkStart w:id="10" w:name="__RefHeading___Toc565_4152910300"/>
       <w:bookmarkStart w:id="11" w:name="сравнение-пересечений"/>
       <w:bookmarkEnd w:id="10"/>
       <w:r>
@@ -2234,7 +2234,7 @@
         <w:pStyle w:val="Heading1"/>
         <w:rPr/>
       </w:pPr>
-      <w:bookmarkStart w:id="14" w:name="__RefHeading___Toc20057_1562542824"/>
+      <w:bookmarkStart w:id="14" w:name="__RefHeading___Toc567_4152910300"/>
       <w:bookmarkStart w:id="15" w:name="мой-отпуск"/>
       <w:bookmarkEnd w:id="14"/>
       <w:r>
@@ -2352,7 +2352,7 @@
         <w:pStyle w:val="Heading2"/>
         <w:rPr/>
       </w:pPr>
-      <w:bookmarkStart w:id="16" w:name="__RefHeading___Toc20059_1562542824"/>
+      <w:bookmarkStart w:id="16" w:name="__RefHeading___Toc569_4152910300"/>
       <w:bookmarkStart w:id="17" w:name="новая-заявка"/>
       <w:bookmarkEnd w:id="16"/>
       <w:r>
@@ -2496,7 +2496,7 @@
         <w:pStyle w:val="Heading2"/>
         <w:rPr/>
       </w:pPr>
-      <w:bookmarkStart w:id="19" w:name="__RefHeading___Toc20061_1562542824"/>
+      <w:bookmarkStart w:id="19" w:name="__RefHeading___Toc571_4152910300"/>
       <w:bookmarkStart w:id="20" w:name="подбор-лучших-дат"/>
       <w:bookmarkEnd w:id="19"/>
       <w:r>
@@ -2650,7 +2650,7 @@
         <w:pStyle w:val="Heading2"/>
         <w:rPr/>
       </w:pPr>
-      <w:bookmarkStart w:id="22" w:name="__RefHeading___Toc20063_1562542824"/>
+      <w:bookmarkStart w:id="22" w:name="__RefHeading___Toc573_4152910300"/>
       <w:bookmarkStart w:id="23" w:name="перенос-и-отмена"/>
       <w:bookmarkEnd w:id="22"/>
       <w:r>
@@ -3190,7 +3190,7 @@
         <w:pStyle w:val="Heading1"/>
         <w:rPr/>
       </w:pPr>
-      <w:bookmarkStart w:id="26" w:name="__RefHeading___Toc20065_1562542824"/>
+      <w:bookmarkStart w:id="26" w:name="__RefHeading___Toc575_4152910300"/>
       <w:bookmarkStart w:id="27" w:name="график-работы"/>
       <w:bookmarkEnd w:id="26"/>
       <w:r>
@@ -3330,7 +3330,7 @@
         <w:pStyle w:val="Heading1"/>
         <w:rPr/>
       </w:pPr>
-      <w:bookmarkStart w:id="29" w:name="__RefHeading___Toc20067_1562542824"/>
+      <w:bookmarkStart w:id="29" w:name="__RefHeading___Toc577_4152910300"/>
       <w:bookmarkStart w:id="30" w:name="команда"/>
       <w:bookmarkEnd w:id="29"/>
       <w:r>
@@ -3350,7 +3350,7 @@
         <w:pStyle w:val="Heading2"/>
         <w:rPr/>
       </w:pPr>
-      <w:bookmarkStart w:id="31" w:name="__RefHeading___Toc20069_1562542824"/>
+      <w:bookmarkStart w:id="31" w:name="__RefHeading___Toc579_4152910300"/>
       <w:bookmarkStart w:id="32" w:name="сегодня"/>
       <w:bookmarkEnd w:id="31"/>
       <w:r>
@@ -3448,7 +3448,7 @@
         <w:pStyle w:val="Heading2"/>
         <w:rPr/>
       </w:pPr>
-      <w:bookmarkStart w:id="34" w:name="__RefHeading___Toc20071_1562542824"/>
+      <w:bookmarkStart w:id="34" w:name="__RefHeading___Toc581_4152910300"/>
       <w:bookmarkStart w:id="35" w:name="аналитика-года"/>
       <w:bookmarkEnd w:id="34"/>
       <w:r>
@@ -3622,7 +3622,7 @@
         <w:pStyle w:val="Heading1"/>
         <w:rPr/>
       </w:pPr>
-      <w:bookmarkStart w:id="38" w:name="__RefHeading___Toc20073_1562542824"/>
+      <w:bookmarkStart w:id="38" w:name="__RefHeading___Toc583_4152910300"/>
       <w:bookmarkStart w:id="39" w:name="согласование-заявок-руководителям"/>
       <w:bookmarkEnd w:id="38"/>
       <w:r>
@@ -3799,7 +3799,7 @@
         <w:pStyle w:val="Heading1"/>
         <w:rPr/>
       </w:pPr>
-      <w:bookmarkStart w:id="40" w:name="__RefHeading___Toc20075_1562542824"/>
+      <w:bookmarkStart w:id="40" w:name="__RefHeading___Toc585_4152910300"/>
       <w:bookmarkStart w:id="41" w:name="профиль-и-настройки"/>
       <w:bookmarkEnd w:id="40"/>
       <w:r>
@@ -3897,7 +3897,7 @@
         <w:pStyle w:val="Heading1"/>
         <w:rPr/>
       </w:pPr>
-      <w:bookmarkStart w:id="43" w:name="__RefHeading___Toc20077_1562542824"/>
+      <w:bookmarkStart w:id="43" w:name="__RefHeading___Toc587_4152910300"/>
       <w:bookmarkStart w:id="44" w:name="частые-вопросы"/>
       <w:bookmarkEnd w:id="43"/>
       <w:r>
@@ -4043,7 +4043,7 @@
         <w:color w:val="8A92A6"/>
         <w:sz w:val="16"/>
       </w:rPr>
-      <w:t xml:space="preserve">Планировщик отпусков 0.4.0 · Руководство пользователя · стр. </w:t>
+      <w:t xml:space="preserve">Планировщик отпусков 0.5.0 · Руководство пользователя · стр. </w:t>
     </w:r>
     <w:r>
       <w:rPr/>
@@ -4082,7 +4082,7 @@
         <w:color w:val="8A92A6"/>
         <w:sz w:val="16"/>
       </w:rPr>
-      <w:t xml:space="preserve">Планировщик отпусков 0.4.0 · Руководство пользователя · стр. </w:t>
+      <w:t xml:space="preserve">Планировщик отпусков 0.5.0 · Руководство пользователя · стр. </w:t>
     </w:r>
     <w:r>
       <w:rPr/>

--- a/docs/docx/user-guide.docx
+++ b/docs/docx/user-guide.docx
@@ -23,7 +23,7 @@
       </w:pPr>
       <w:r>
         <w:rPr/>
-        <w:t>Планировщик отпусков 0.5.0 · Сотрудник и руководитель</w:t>
+        <w:t>Планировщик отпусков 0.6.0 · Сотрудник и руководитель</w:t>
       </w:r>
     </w:p>
     <w:p>
@@ -33,7 +33,7 @@
       </w:pPr>
       <w:r>
         <w:rPr/>
-        <w:t>28 октября 2026</w:t>
+        <w:t>29 октября 2026</w:t>
       </w:r>
     </w:p>
     <w:sdt>
@@ -93,7 +93,7 @@
             </w:rPr>
             <w:fldChar w:fldCharType="separate"/>
           </w:r>
-          <w:hyperlink w:anchor="__RefHeading___Toc557_4152910300">
+          <w:hyperlink w:anchor="__RefHeading___Toc28401_3673021804">
             <w:r>
               <w:rPr>
                 <w:webHidden/>
@@ -114,7 +114,7 @@
             </w:tabs>
             <w:rPr/>
           </w:pPr>
-          <w:hyperlink w:anchor="__RefHeading___Toc559_4152910300">
+          <w:hyperlink w:anchor="__RefHeading___Toc28403_3673021804">
             <w:r>
               <w:rPr>
                 <w:webHidden/>
@@ -135,7 +135,7 @@
             </w:tabs>
             <w:rPr/>
           </w:pPr>
-          <w:hyperlink w:anchor="__RefHeading___Toc561_4152910300">
+          <w:hyperlink w:anchor="__RefHeading___Toc28405_3673021804">
             <w:r>
               <w:rPr>
                 <w:webHidden/>
@@ -143,7 +143,7 @@
               </w:rPr>
               <w:t>3 Устройство интерфейса</w:t>
               <w:tab/>
-              <w:t>6</w:t>
+              <w:t>7</w:t>
             </w:r>
           </w:hyperlink>
         </w:p>
@@ -156,7 +156,7 @@
             </w:tabs>
             <w:rPr/>
           </w:pPr>
-          <w:hyperlink w:anchor="__RefHeading___Toc563_4152910300">
+          <w:hyperlink w:anchor="__RefHeading___Toc28407_3673021804">
             <w:r>
               <w:rPr>
                 <w:webHidden/>
@@ -164,7 +164,7 @@
               </w:rPr>
               <w:t>4 График отпусков</w:t>
               <w:tab/>
-              <w:t>8</w:t>
+              <w:t>9</w:t>
             </w:r>
           </w:hyperlink>
         </w:p>
@@ -177,7 +177,7 @@
             </w:tabs>
             <w:rPr/>
           </w:pPr>
-          <w:hyperlink w:anchor="__RefHeading___Toc565_4152910300">
+          <w:hyperlink w:anchor="__RefHeading___Toc28409_3673021804">
             <w:r>
               <w:rPr>
                 <w:webHidden/>
@@ -185,7 +185,7 @@
               </w:rPr>
               <w:t>4.1 Сравнение пересечений</w:t>
               <w:tab/>
-              <w:t>9</w:t>
+              <w:t>10</w:t>
             </w:r>
           </w:hyperlink>
         </w:p>
@@ -198,55 +198,13 @@
             </w:tabs>
             <w:rPr/>
           </w:pPr>
-          <w:hyperlink w:anchor="__RefHeading___Toc567_4152910300">
+          <w:hyperlink w:anchor="__RefHeading___Toc28411_3673021804">
             <w:r>
               <w:rPr>
                 <w:webHidden/>
                 <w:rStyle w:val="IndexLink"/>
               </w:rPr>
               <w:t>5 Мой отпуск</w:t>
-              <w:tab/>
-              <w:t>10</w:t>
-            </w:r>
-          </w:hyperlink>
-        </w:p>
-        <w:p>
-          <w:pPr>
-            <w:pStyle w:val="TOC2"/>
-            <w:tabs>
-              <w:tab w:val="clear" w:pos="9077"/>
-              <w:tab w:val="right" w:pos="9359" w:leader="dot"/>
-            </w:tabs>
-            <w:rPr/>
-          </w:pPr>
-          <w:hyperlink w:anchor="__RefHeading___Toc569_4152910300">
-            <w:r>
-              <w:rPr>
-                <w:webHidden/>
-                <w:rStyle w:val="IndexLink"/>
-              </w:rPr>
-              <w:t>5.1 Новая заявка</w:t>
-              <w:tab/>
-              <w:t>10</w:t>
-            </w:r>
-          </w:hyperlink>
-        </w:p>
-        <w:p>
-          <w:pPr>
-            <w:pStyle w:val="TOC2"/>
-            <w:tabs>
-              <w:tab w:val="clear" w:pos="9077"/>
-              <w:tab w:val="right" w:pos="9359" w:leader="dot"/>
-            </w:tabs>
-            <w:rPr/>
-          </w:pPr>
-          <w:hyperlink w:anchor="__RefHeading___Toc571_4152910300">
-            <w:r>
-              <w:rPr>
-                <w:webHidden/>
-                <w:rStyle w:val="IndexLink"/>
-              </w:rPr>
-              <w:t>5.2 Подбор лучших дат</w:t>
               <w:tab/>
               <w:t>11</w:t>
             </w:r>
@@ -261,15 +219,99 @@
             </w:tabs>
             <w:rPr/>
           </w:pPr>
-          <w:hyperlink w:anchor="__RefHeading___Toc573_4152910300">
+          <w:hyperlink w:anchor="__RefHeading___Toc28413_3673021804">
             <w:r>
               <w:rPr>
                 <w:webHidden/>
                 <w:rStyle w:val="IndexLink"/>
               </w:rPr>
-              <w:t>5.3 Перенос и отмена</w:t>
+              <w:t>5.1 Извещение о начале отпуска</w:t>
+              <w:tab/>
+              <w:t>11</w:t>
+            </w:r>
+          </w:hyperlink>
+        </w:p>
+        <w:p>
+          <w:pPr>
+            <w:pStyle w:val="TOC2"/>
+            <w:tabs>
+              <w:tab w:val="clear" w:pos="9077"/>
+              <w:tab w:val="right" w:pos="9359" w:leader="dot"/>
+            </w:tabs>
+            <w:rPr/>
+          </w:pPr>
+          <w:hyperlink w:anchor="__RefHeading___Toc28415_3673021804">
+            <w:r>
+              <w:rPr>
+                <w:webHidden/>
+                <w:rStyle w:val="IndexLink"/>
+              </w:rPr>
+              <w:t>5.2 Планирование отпусков на следующий год</w:t>
               <w:tab/>
               <w:t>12</w:t>
+            </w:r>
+          </w:hyperlink>
+        </w:p>
+        <w:p>
+          <w:pPr>
+            <w:pStyle w:val="TOC2"/>
+            <w:tabs>
+              <w:tab w:val="clear" w:pos="9077"/>
+              <w:tab w:val="right" w:pos="9359" w:leader="dot"/>
+            </w:tabs>
+            <w:rPr/>
+          </w:pPr>
+          <w:hyperlink w:anchor="__RefHeading___Toc28417_3673021804">
+            <w:r>
+              <w:rPr>
+                <w:webHidden/>
+                <w:rStyle w:val="IndexLink"/>
+              </w:rPr>
+              <w:t>5.3 Новая заявка</w:t>
+              <w:tab/>
+              <w:t>12</w:t>
+            </w:r>
+          </w:hyperlink>
+        </w:p>
+        <w:p>
+          <w:pPr>
+            <w:pStyle w:val="TOC2"/>
+            <w:tabs>
+              <w:tab w:val="clear" w:pos="9077"/>
+              <w:tab w:val="right" w:pos="9359" w:leader="dot"/>
+            </w:tabs>
+            <w:rPr/>
+          </w:pPr>
+          <w:hyperlink w:anchor="__RefHeading___Toc28419_3673021804">
+            <w:r>
+              <w:rPr>
+                <w:webHidden/>
+                <w:rStyle w:val="IndexLink"/>
+              </w:rPr>
+              <w:t>5.4 Подбор лучших дат</w:t>
+              <w:tab/>
+              <w:t>13</w:t>
+            </w:r>
+          </w:hyperlink>
+        </w:p>
+        <w:p>
+          <w:pPr>
+            <w:pStyle w:val="TOC2"/>
+            <w:tabs>
+              <w:tab w:val="clear" w:pos="9077"/>
+              <w:tab w:val="right" w:pos="9359" w:leader="dot"/>
+            </w:tabs>
+            <w:rPr/>
+          </w:pPr>
+          <w:hyperlink w:anchor="__RefHeading___Toc28421_3673021804">
+            <w:r>
+              <w:rPr>
+                <w:webHidden/>
+                <w:rStyle w:val="IndexLink"/>
+              </w:rPr>
+              <w:t>5.5 Перенос и отмена</w:t>
+              <w:tab/>
+              <w:t>14</w:t>
             </w:r>
           </w:hyperlink>
         </w:p>
@@ -282,76 +324,13 @@
             </w:tabs>
             <w:rPr/>
           </w:pPr>
-          <w:hyperlink w:anchor="__RefHeading___Toc575_4152910300">
+          <w:hyperlink w:anchor="__RefHeading___Toc28423_3673021804">
             <w:r>
               <w:rPr>
                 <w:webHidden/>
                 <w:rStyle w:val="IndexLink"/>
               </w:rPr>
               <w:t>6 График работы</w:t>
-              <w:tab/>
-              <w:t>15</w:t>
-            </w:r>
-          </w:hyperlink>
-        </w:p>
-        <w:p>
-          <w:pPr>
-            <w:pStyle w:val="TOC1"/>
-            <w:tabs>
-              <w:tab w:val="clear" w:pos="9360"/>
-              <w:tab w:val="right" w:pos="9359" w:leader="dot"/>
-            </w:tabs>
-            <w:rPr/>
-          </w:pPr>
-          <w:hyperlink w:anchor="__RefHeading___Toc577_4152910300">
-            <w:r>
-              <w:rPr>
-                <w:webHidden/>
-                <w:rStyle w:val="IndexLink"/>
-              </w:rPr>
-              <w:t>7 Команда</w:t>
-              <w:tab/>
-              <w:t>16</w:t>
-            </w:r>
-          </w:hyperlink>
-        </w:p>
-        <w:p>
-          <w:pPr>
-            <w:pStyle w:val="TOC2"/>
-            <w:tabs>
-              <w:tab w:val="clear" w:pos="9077"/>
-              <w:tab w:val="right" w:pos="9359" w:leader="dot"/>
-            </w:tabs>
-            <w:rPr/>
-          </w:pPr>
-          <w:hyperlink w:anchor="__RefHeading___Toc579_4152910300">
-            <w:r>
-              <w:rPr>
-                <w:webHidden/>
-                <w:rStyle w:val="IndexLink"/>
-              </w:rPr>
-              <w:t>7.1 Сегодня</w:t>
-              <w:tab/>
-              <w:t>16</w:t>
-            </w:r>
-          </w:hyperlink>
-        </w:p>
-        <w:p>
-          <w:pPr>
-            <w:pStyle w:val="TOC2"/>
-            <w:tabs>
-              <w:tab w:val="clear" w:pos="9077"/>
-              <w:tab w:val="right" w:pos="9359" w:leader="dot"/>
-            </w:tabs>
-            <w:rPr/>
-          </w:pPr>
-          <w:hyperlink w:anchor="__RefHeading___Toc581_4152910300">
-            <w:r>
-              <w:rPr>
-                <w:webHidden/>
-                <w:rStyle w:val="IndexLink"/>
-              </w:rPr>
-              <w:t>7.2 Аналитика года</w:t>
               <w:tab/>
               <w:t>17</w:t>
             </w:r>
@@ -366,13 +345,13 @@
             </w:tabs>
             <w:rPr/>
           </w:pPr>
-          <w:hyperlink w:anchor="__RefHeading___Toc583_4152910300">
+          <w:hyperlink w:anchor="__RefHeading___Toc28425_3673021804">
             <w:r>
               <w:rPr>
                 <w:webHidden/>
                 <w:rStyle w:val="IndexLink"/>
               </w:rPr>
-              <w:t>8 Согласование заявок (руководителям)</w:t>
+              <w:t>7 Команда</w:t>
               <w:tab/>
               <w:t>18</w:t>
             </w:r>
@@ -380,20 +359,41 @@
         </w:p>
         <w:p>
           <w:pPr>
-            <w:pStyle w:val="TOC1"/>
+            <w:pStyle w:val="TOC2"/>
             <w:tabs>
-              <w:tab w:val="clear" w:pos="9360"/>
+              <w:tab w:val="clear" w:pos="9077"/>
               <w:tab w:val="right" w:pos="9359" w:leader="dot"/>
             </w:tabs>
             <w:rPr/>
           </w:pPr>
-          <w:hyperlink w:anchor="__RefHeading___Toc585_4152910300">
+          <w:hyperlink w:anchor="__RefHeading___Toc28427_3673021804">
             <w:r>
               <w:rPr>
                 <w:webHidden/>
                 <w:rStyle w:val="IndexLink"/>
               </w:rPr>
-              <w:t>9 Профиль и настройки</w:t>
+              <w:t>7.1 Сегодня</w:t>
+              <w:tab/>
+              <w:t>18</w:t>
+            </w:r>
+          </w:hyperlink>
+        </w:p>
+        <w:p>
+          <w:pPr>
+            <w:pStyle w:val="TOC2"/>
+            <w:tabs>
+              <w:tab w:val="clear" w:pos="9077"/>
+              <w:tab w:val="right" w:pos="9359" w:leader="dot"/>
+            </w:tabs>
+            <w:rPr/>
+          </w:pPr>
+          <w:hyperlink w:anchor="__RefHeading___Toc28429_3673021804">
+            <w:r>
+              <w:rPr>
+                <w:webHidden/>
+                <w:rStyle w:val="IndexLink"/>
+              </w:rPr>
+              <w:t>7.2 Аналитика года</w:t>
               <w:tab/>
               <w:t>19</w:t>
             </w:r>
@@ -408,15 +408,57 @@
             </w:tabs>
             <w:rPr/>
           </w:pPr>
-          <w:hyperlink w:anchor="__RefHeading___Toc587_4152910300">
+          <w:hyperlink w:anchor="__RefHeading___Toc28431_3673021804">
             <w:r>
               <w:rPr>
                 <w:webHidden/>
                 <w:rStyle w:val="IndexLink"/>
               </w:rPr>
+              <w:t>8 Согласование заявок (руководителям)</w:t>
+              <w:tab/>
+              <w:t>20</w:t>
+            </w:r>
+          </w:hyperlink>
+        </w:p>
+        <w:p>
+          <w:pPr>
+            <w:pStyle w:val="TOC1"/>
+            <w:tabs>
+              <w:tab w:val="clear" w:pos="9360"/>
+              <w:tab w:val="right" w:pos="9359" w:leader="dot"/>
+            </w:tabs>
+            <w:rPr/>
+          </w:pPr>
+          <w:hyperlink w:anchor="__RefHeading___Toc28433_3673021804">
+            <w:r>
+              <w:rPr>
+                <w:webHidden/>
+                <w:rStyle w:val="IndexLink"/>
+              </w:rPr>
+              <w:t>9 Профиль и настройки</w:t>
+              <w:tab/>
+              <w:t>22</w:t>
+            </w:r>
+          </w:hyperlink>
+        </w:p>
+        <w:p>
+          <w:pPr>
+            <w:pStyle w:val="TOC1"/>
+            <w:tabs>
+              <w:tab w:val="clear" w:pos="9360"/>
+              <w:tab w:val="right" w:pos="9359" w:leader="dot"/>
+            </w:tabs>
+            <w:rPr/>
+          </w:pPr>
+          <w:hyperlink w:anchor="__RefHeading___Toc28435_3673021804">
+            <w:r>
+              <w:rPr>
+                <w:webHidden/>
+                <w:rStyle w:val="IndexLink"/>
+              </w:rPr>
               <w:t>10 Частые вопросы</w:t>
               <w:tab/>
-              <w:t>20</w:t>
+              <w:t>25</w:t>
             </w:r>
           </w:hyperlink>
           <w:r>
@@ -433,7 +475,7 @@
         <w:pStyle w:val="Heading1"/>
         <w:rPr/>
       </w:pPr>
-      <w:bookmarkStart w:id="0" w:name="__RefHeading___Toc557_4152910300"/>
+      <w:bookmarkStart w:id="0" w:name="__RefHeading___Toc28401_3673021804"/>
       <w:bookmarkStart w:id="1" w:name="о-руководстве"/>
       <w:bookmarkEnd w:id="0"/>
       <w:r>
@@ -455,7 +497,7 @@
       </w:pPr>
       <w:r>
         <w:rPr/>
-        <w:t>Руководство описывает работу в «Планировщике отпусков» для сотрудников и руководителей: вход, график отпусков, планирование и перенос своего отпуска, подбор удачных дат, график работы офис/удалёнка, согласование заявок и аналитику команды. Возможности администратора — в «Руководстве администратора».</w:t>
+        <w:t>Руководство описывает работу в «Планировщике отпусков» для сотрудников и руководителей: вход и сеансы, график отпусков, планирование и перенос своего отпуска, подбор удачных дат, извещение о начале отпуска, кампанию планирования на следующий год, график работы офис/удалёнка, согласование заявок, замещение на время отсутствия и аналитику команды. Возможности администратора — в «Руководстве администратора».</w:t>
       </w:r>
     </w:p>
     <w:p>
@@ -466,7 +508,7 @@
       <w:bookmarkStart w:id="2" w:name="о-руководстве"/>
       <w:r>
         <w:rPr/>
-        <w:t>Снимки экранов сделаны на демонстрационных данных версии 0.5.0; в вашей организации имена, отделы и даты будут другими.</w:t>
+        <w:t>Снимки экранов сделаны на демонстрационных данных версии 0.6.0; в вашей организации имена, отделы и даты будут другими.</w:t>
       </w:r>
       <w:bookmarkEnd w:id="2"/>
     </w:p>
@@ -475,7 +517,7 @@
         <w:pStyle w:val="Heading1"/>
         <w:rPr/>
       </w:pPr>
-      <w:bookmarkStart w:id="3" w:name="__RefHeading___Toc559_4152910300"/>
+      <w:bookmarkStart w:id="3" w:name="__RefHeading___Toc28403_3673021804"/>
       <w:bookmarkStart w:id="4" w:name="вход-в-систему"/>
       <w:bookmarkEnd w:id="3"/>
       <w:r>
@@ -670,8 +712,71 @@
         <w:rPr/>
       </w:pPr>
       <w:r>
-        <w:rPr/>
-        <w:t>Если пароль выдан администратором как одноразовый, смените его сразу после входа: «Профиль и настройки» → «Смена пароля».</w:t>
+        <w:rPr>
+          <w:b/>
+          <w:bCs/>
+        </w:rPr>
+        <w:t>Первый вход.</w:t>
+      </w:r>
+      <w:r>
+        <w:rPr/>
+        <w:t xml:space="preserve"> Пароль, который выдала кадровая служба, действует только для первого входа: после него планировщик откроет экран «Придумайте свой пароль». Введите выданный пароль и новый — не короче длины, заданной в организации (обычно 8 символов), без логина и фамилии и не из распространённых вроде «qwerty123». Затем войдите с новым паролем. Пока пароль не сменён, другие разделы недоступны.</w:t>
+      </w:r>
+    </w:p>
+    <w:p>
+      <w:pPr>
+        <w:pStyle w:val="CaptionedFigure"/>
+        <w:rPr/>
+      </w:pPr>
+      <w:r>
+        <w:rPr/>
+        <w:drawing>
+          <wp:inline distT="0" distB="0" distL="0" distR="0">
+            <wp:extent cx="5334000" cy="3333750"/>
+            <wp:effectExtent l="0" t="0" r="0" b="0"/>
+            <wp:docPr id="3" name="Image3" descr="Смена выданного пароля при первом входе"/>
+            <wp:cNvGraphicFramePr>
+              <a:graphicFrameLocks xmlns:a="http://schemas.openxmlformats.org/drawingml/2006/main" noChangeAspect="1"/>
+            </wp:cNvGraphicFramePr>
+            <a:graphic xmlns:a="http://schemas.openxmlformats.org/drawingml/2006/main">
+              <a:graphicData uri="http://schemas.openxmlformats.org/drawingml/2006/picture">
+                <pic:pic xmlns:pic="http://schemas.openxmlformats.org/drawingml/2006/picture">
+                  <pic:nvPicPr>
+                    <pic:cNvPr id="3" name="Image3" descr="Смена выданного пароля при первом входе"/>
+                    <pic:cNvPicPr>
+                      <a:picLocks noChangeAspect="1" noChangeArrowheads="1"/>
+                    </pic:cNvPicPr>
+                  </pic:nvPicPr>
+                  <pic:blipFill>
+                    <a:blip r:embed="rId4"/>
+                    <a:stretch>
+                      <a:fillRect/>
+                    </a:stretch>
+                  </pic:blipFill>
+                  <pic:spPr bwMode="auto">
+                    <a:xfrm>
+                      <a:off x="0" y="0"/>
+                      <a:ext cx="5334000" cy="3333750"/>
+                    </a:xfrm>
+                    <a:prstGeom prst="rect">
+                      <a:avLst/>
+                    </a:prstGeom>
+                  </pic:spPr>
+                </pic:pic>
+              </a:graphicData>
+            </a:graphic>
+          </wp:inline>
+        </w:drawing>
+      </w:r>
+    </w:p>
+    <w:p>
+      <w:pPr>
+        <w:pStyle w:val="ImageCaption"/>
+        <w:rPr/>
+      </w:pPr>
+      <w:r>
+        <w:rPr/>
+        <w:t>Смена выданного пароля при первом входе</w:t>
       </w:r>
     </w:p>
     <w:p>
@@ -682,7 +787,7 @@
       </w:pPr>
       <w:r>
         <w:rPr/>
-        <w:t>После десяти неудачных попыток за минуту вход для этой учётной записи с вашего компьютера временно блокируется. Подождите минуту и проверьте раскладку и Caps Lock.</w:t>
+        <w:t>Слишком частые попытки входа с одного компьютера временно отклоняются — подождите минуту. Если подряд ввести неверный пароль много раз (обычно десять), учётная запись блокируется на 15 минут, а вы получите уведомление. Если это были не вы — смените пароль и сообщите в службу информационной безопасности. Снять блокировку раньше может кадровая служба.</w:t>
       </w:r>
     </w:p>
     <w:p>
@@ -693,7 +798,7 @@
       <w:bookmarkStart w:id="5" w:name="вход-в-систему"/>
       <w:r>
         <w:rPr/>
-        <w:t>Сеанс продлевается автоматически, пока открыта вкладка. Кнопка «Выйти» внизу меню завершает его на этом устройстве. Если пароль сменили или сбросили, а также при увольнении открытые вкладки в течение 10 секунд возвращаются на экран входа с сообщением «Сеанс завершён».</w:t>
+        <w:t>Сеанс продлевается автоматически, пока открыта вкладка. Кнопка «Выйти» внизу меню завершает его на этом устройстве; все свои сеансы на других устройствах видны и завершаются в «Профиле и настройках». Если пароль сменили или сбросили, сеанс завершили из списка сеансов или кадровая служба, а также при увольнении открытые вкладки в течение 10 секунд возвращаются на экран входа с сообщением «Сеанс завершён».</w:t>
       </w:r>
       <w:bookmarkEnd w:id="5"/>
     </w:p>
@@ -702,7 +807,7 @@
         <w:pStyle w:val="Heading1"/>
         <w:rPr/>
       </w:pPr>
-      <w:bookmarkStart w:id="6" w:name="__RefHeading___Toc561_4152910300"/>
+      <w:bookmarkStart w:id="6" w:name="__RefHeading___Toc28405_3673021804"/>
       <w:bookmarkStart w:id="7" w:name="устройство-интерфейса"/>
       <w:bookmarkEnd w:id="6"/>
       <w:r>
@@ -1163,7 +1268,7 @@
                 <w:szCs w:val="24"/>
                 <w:lang w:val="en-US" w:eastAsia="en-US" w:bidi="ar-SA"/>
               </w:rPr>
-              <w:t>Очередь согласования (руководителям)</w:t>
+              <w:t>Очередь согласования (руководителям, заместителям на время замещения)</w:t>
             </w:r>
           </w:p>
         </w:tc>
@@ -1199,6 +1304,75 @@
                 <w:szCs w:val="24"/>
                 <w:lang w:val="en-US" w:eastAsia="en-US" w:bidi="ar-SA"/>
               </w:rPr>
+              <w:t>Кадровый учёт</w:t>
+            </w:r>
+          </w:p>
+        </w:tc>
+        <w:tc>
+          <w:tcPr>
+            <w:tcW w:w="4680" w:type="dxa"/>
+            <w:tcBorders>
+              <w:top w:val="single" w:sz="4" w:space="0" w:color="D6DCEA"/>
+              <w:left w:val="single" w:sz="4" w:space="0" w:color="D6DCEA"/>
+              <w:bottom w:val="single" w:sz="4" w:space="0" w:color="D6DCEA"/>
+              <w:right w:val="single" w:sz="4" w:space="0" w:color="D6DCEA"/>
+            </w:tcBorders>
+          </w:tcPr>
+          <w:p>
+            <w:pPr>
+              <w:pStyle w:val="Compact"/>
+              <w:widowControl/>
+              <w:spacing w:before="36" w:after="40"/>
+              <w:jc w:val="left"/>
+              <w:rPr>
+                <w:kern w:val="0"/>
+                <w:szCs w:val="24"/>
+                <w:lang w:val="en-US" w:eastAsia="en-US" w:bidi="ar-SA"/>
+              </w:rPr>
+            </w:pPr>
+            <w:r>
+              <w:rPr>
+                <w:kern w:val="0"/>
+                <w:sz w:val="18"/>
+                <w:szCs w:val="24"/>
+                <w:lang w:val="en-US" w:eastAsia="en-US" w:bidi="ar-SA"/>
+              </w:rPr>
+              <w:t>Планирование и утверждение графика, извещения (кадровой службе)</w:t>
+            </w:r>
+          </w:p>
+        </w:tc>
+      </w:tr>
+      <w:tr>
+        <w:trPr/>
+        <w:tc>
+          <w:tcPr>
+            <w:tcW w:w="4679" w:type="dxa"/>
+            <w:tcBorders>
+              <w:top w:val="single" w:sz="4" w:space="0" w:color="D6DCEA"/>
+              <w:left w:val="single" w:sz="4" w:space="0" w:color="D6DCEA"/>
+              <w:bottom w:val="single" w:sz="4" w:space="0" w:color="D6DCEA"/>
+              <w:right w:val="single" w:sz="4" w:space="0" w:color="D6DCEA"/>
+            </w:tcBorders>
+          </w:tcPr>
+          <w:p>
+            <w:pPr>
+              <w:pStyle w:val="Compact"/>
+              <w:widowControl/>
+              <w:spacing w:before="36" w:after="40"/>
+              <w:jc w:val="left"/>
+              <w:rPr>
+                <w:kern w:val="0"/>
+                <w:szCs w:val="24"/>
+                <w:lang w:val="en-US" w:eastAsia="en-US" w:bidi="ar-SA"/>
+              </w:rPr>
+            </w:pPr>
+            <w:r>
+              <w:rPr>
+                <w:kern w:val="0"/>
+                <w:sz w:val="18"/>
+                <w:szCs w:val="24"/>
+                <w:lang w:val="en-US" w:eastAsia="en-US" w:bidi="ar-SA"/>
+              </w:rPr>
               <w:t>Профиль и настройки</w:t>
             </w:r>
           </w:p>
@@ -1232,7 +1406,7 @@
                 <w:szCs w:val="24"/>
                 <w:lang w:val="en-US" w:eastAsia="en-US" w:bidi="ar-SA"/>
               </w:rPr>
-              <w:t>Тема оформления, смена пароля</w:t>
+              <w:t>Тема оформления, смена пароля, сеансы, замещение</w:t>
             </w:r>
           </w:p>
         </w:tc>
@@ -1259,7 +1433,7 @@
           <wp:inline distT="0" distB="0" distL="0" distR="0">
             <wp:extent cx="5334000" cy="3333750"/>
             <wp:effectExtent l="0" t="0" r="0" b="0"/>
-            <wp:docPr id="3" name="Image3" descr="Тёмная тема"/>
+            <wp:docPr id="4" name="Image4" descr="Тёмная тема"/>
             <wp:cNvGraphicFramePr>
               <a:graphicFrameLocks xmlns:a="http://schemas.openxmlformats.org/drawingml/2006/main" noChangeAspect="1"/>
             </wp:cNvGraphicFramePr>
@@ -1267,13 +1441,13 @@
               <a:graphicData uri="http://schemas.openxmlformats.org/drawingml/2006/picture">
                 <pic:pic xmlns:pic="http://schemas.openxmlformats.org/drawingml/2006/picture">
                   <pic:nvPicPr>
-                    <pic:cNvPr id="3" name="Image3" descr="Тёмная тема"/>
+                    <pic:cNvPr id="4" name="Image4" descr="Тёмная тема"/>
                     <pic:cNvPicPr>
                       <a:picLocks noChangeAspect="1" noChangeArrowheads="1"/>
                     </pic:cNvPicPr>
                   </pic:nvPicPr>
                   <pic:blipFill>
-                    <a:blip r:embed="rId4"/>
+                    <a:blip r:embed="rId5"/>
                     <a:stretch>
                       <a:fillRect/>
                     </a:stretch>
@@ -1318,7 +1492,7 @@
       </w:r>
       <w:r>
         <w:rPr/>
-        <w:t xml:space="preserve"> приходят, когда руководитель согласовал или отклонил вашу заявку, а руководителю — когда подчинённый подал заявку, перенос или запрос удаления. Счётчик на колокольчике показывает непрочитанные; щелчок по уведомлению отмечает его прочитанным и открывает нужный раздел — заявку на согласование или «Мой отпуск»; «Прочитать все» отмечает все сразу. Новые уведомления появляются сами, без обновления страницы, — обычно в течение пары секунд. «График отпусков» тоже обновляется сам, если коллеги изменили отпуска, но не чаще раза в минуту и только пока вкладка открыта на экране.</w:t>
+        <w:t xml:space="preserve"> приходят, когда руководитель согласовал или отклонил вашу заявку, а руководителю — когда подчинённый подал заявку, перенос или запрос удаления. Кроме того: извещение о начале вашего отпуска, приглашение и напоминание кампании планирования, замещение (вам передали согласование), заявка, переданная вам эскалацией, и блокировка вашей учётной записи. Счётчик на колокольчике показывает непрочитанные; щелчок по уведомлению отмечает его прочитанным и открывает нужный раздел — заявку на согласование или «Мой отпуск»; «Прочитать все» отмечает все сразу. Новые уведомления появляются сами, без обновления страницы, — обычно в течение пары секунд. «График отпусков» тоже обновляется сам, если коллеги изменили отпуска, но не чаще раза в минуту и только пока вкладка открыта на экране.</w:t>
       </w:r>
     </w:p>
     <w:p>
@@ -1344,7 +1518,7 @@
         <w:pStyle w:val="Heading1"/>
         <w:rPr/>
       </w:pPr>
-      <w:bookmarkStart w:id="8" w:name="__RefHeading___Toc563_4152910300"/>
+      <w:bookmarkStart w:id="8" w:name="__RefHeading___Toc28407_3673021804"/>
       <w:bookmarkStart w:id="9" w:name="график-отпусков"/>
       <w:bookmarkEnd w:id="8"/>
       <w:r>
@@ -1370,7 +1544,7 @@
           <wp:inline distT="0" distB="0" distL="0" distR="0">
             <wp:extent cx="5334000" cy="3333750"/>
             <wp:effectExtent l="0" t="0" r="0" b="0"/>
-            <wp:docPr id="4" name="Image4" descr="График отпусков"/>
+            <wp:docPr id="5" name="Image5" descr="График отпусков"/>
             <wp:cNvGraphicFramePr>
               <a:graphicFrameLocks xmlns:a="http://schemas.openxmlformats.org/drawingml/2006/main" noChangeAspect="1"/>
             </wp:cNvGraphicFramePr>
@@ -1378,13 +1552,13 @@
               <a:graphicData uri="http://schemas.openxmlformats.org/drawingml/2006/picture">
                 <pic:pic xmlns:pic="http://schemas.openxmlformats.org/drawingml/2006/picture">
                   <pic:nvPicPr>
-                    <pic:cNvPr id="4" name="Image4" descr="График отпусков"/>
+                    <pic:cNvPr id="5" name="Image5" descr="График отпусков"/>
                     <pic:cNvPicPr>
                       <a:picLocks noChangeAspect="1" noChangeArrowheads="1"/>
                     </pic:cNvPicPr>
                   </pic:nvPicPr>
                   <pic:blipFill>
-                    <a:blip r:embed="rId5"/>
+                    <a:blip r:embed="rId6"/>
                     <a:stretch>
                       <a:fillRect/>
                     </a:stretch>
@@ -2144,7 +2318,7 @@
         <w:pStyle w:val="Heading2"/>
         <w:rPr/>
       </w:pPr>
-      <w:bookmarkStart w:id="10" w:name="__RefHeading___Toc565_4152910300"/>
+      <w:bookmarkStart w:id="10" w:name="__RefHeading___Toc28409_3673021804"/>
       <w:bookmarkStart w:id="11" w:name="сравнение-пересечений"/>
       <w:bookmarkEnd w:id="10"/>
       <w:r>
@@ -2180,7 +2354,7 @@
           <wp:inline distT="0" distB="0" distL="0" distR="0">
             <wp:extent cx="5334000" cy="3333750"/>
             <wp:effectExtent l="0" t="0" r="0" b="0"/>
-            <wp:docPr id="5" name="Image5" descr="Сравнение выбранных сотрудников"/>
+            <wp:docPr id="6" name="Image6" descr="Сравнение выбранных сотрудников"/>
             <wp:cNvGraphicFramePr>
               <a:graphicFrameLocks xmlns:a="http://schemas.openxmlformats.org/drawingml/2006/main" noChangeAspect="1"/>
             </wp:cNvGraphicFramePr>
@@ -2188,87 +2362,7 @@
               <a:graphicData uri="http://schemas.openxmlformats.org/drawingml/2006/picture">
                 <pic:pic xmlns:pic="http://schemas.openxmlformats.org/drawingml/2006/picture">
                   <pic:nvPicPr>
-                    <pic:cNvPr id="5" name="Image5" descr="Сравнение выбранных сотрудников"/>
-                    <pic:cNvPicPr>
-                      <a:picLocks noChangeAspect="1" noChangeArrowheads="1"/>
-                    </pic:cNvPicPr>
-                  </pic:nvPicPr>
-                  <pic:blipFill>
-                    <a:blip r:embed="rId6"/>
-                    <a:stretch>
-                      <a:fillRect/>
-                    </a:stretch>
-                  </pic:blipFill>
-                  <pic:spPr bwMode="auto">
-                    <a:xfrm>
-                      <a:off x="0" y="0"/>
-                      <a:ext cx="5334000" cy="3333750"/>
-                    </a:xfrm>
-                    <a:prstGeom prst="rect">
-                      <a:avLst/>
-                    </a:prstGeom>
-                  </pic:spPr>
-                </pic:pic>
-              </a:graphicData>
-            </a:graphic>
-          </wp:inline>
-        </w:drawing>
-      </w:r>
-    </w:p>
-    <w:p>
-      <w:pPr>
-        <w:pStyle w:val="ImageCaption"/>
-        <w:rPr/>
-      </w:pPr>
-      <w:bookmarkStart w:id="12" w:name="график-отпусков"/>
-      <w:bookmarkStart w:id="13" w:name="сравнение-пересечений"/>
-      <w:r>
-        <w:rPr/>
-        <w:t>Сравнение выбранных сотрудников</w:t>
-      </w:r>
-      <w:bookmarkEnd w:id="12"/>
-      <w:bookmarkEnd w:id="13"/>
-    </w:p>
-    <w:p>
-      <w:pPr>
-        <w:pStyle w:val="Heading1"/>
-        <w:rPr/>
-      </w:pPr>
-      <w:bookmarkStart w:id="14" w:name="__RefHeading___Toc567_4152910300"/>
-      <w:bookmarkStart w:id="15" w:name="мой-отпуск"/>
-      <w:bookmarkEnd w:id="14"/>
-      <w:r>
-        <w:rPr>
-          <w:rStyle w:val="SectionNumber"/>
-        </w:rPr>
-        <w:t>5</w:t>
-      </w:r>
-      <w:r>
-        <w:rPr/>
-        <w:tab/>
-        <w:t>Мой отпуск</w:t>
-      </w:r>
-    </w:p>
-    <w:p>
-      <w:pPr>
-        <w:pStyle w:val="CaptionedFigure"/>
-        <w:rPr/>
-      </w:pPr>
-      <w:r>
-        <w:rPr/>
-        <w:drawing>
-          <wp:inline distT="0" distB="0" distL="0" distR="0">
-            <wp:extent cx="5334000" cy="3333750"/>
-            <wp:effectExtent l="0" t="0" r="0" b="0"/>
-            <wp:docPr id="6" name="Image6" descr="Мой отпуск"/>
-            <wp:cNvGraphicFramePr>
-              <a:graphicFrameLocks xmlns:a="http://schemas.openxmlformats.org/drawingml/2006/main" noChangeAspect="1"/>
-            </wp:cNvGraphicFramePr>
-            <a:graphic xmlns:a="http://schemas.openxmlformats.org/drawingml/2006/main">
-              <a:graphicData uri="http://schemas.openxmlformats.org/drawingml/2006/picture">
-                <pic:pic xmlns:pic="http://schemas.openxmlformats.org/drawingml/2006/picture">
-                  <pic:nvPicPr>
-                    <pic:cNvPr id="6" name="Image6" descr="Мой отпуск"/>
+                    <pic:cNvPr id="6" name="Image6" descr="Сравнение выбранных сотрудников"/>
                     <pic:cNvPicPr>
                       <a:picLocks noChangeAspect="1" noChangeArrowheads="1"/>
                     </pic:cNvPicPr>
@@ -2300,127 +2394,33 @@
         <w:pStyle w:val="ImageCaption"/>
         <w:rPr/>
       </w:pPr>
-      <w:r>
-        <w:rPr/>
-        <w:t>Мой отпуск</w:t>
-      </w:r>
-    </w:p>
-    <w:p>
-      <w:pPr>
-        <w:pStyle w:val="BodyText"/>
-        <w:rPr/>
-      </w:pPr>
-      <w:r>
-        <w:rPr/>
-        <w:t xml:space="preserve">Карточка вверху показывает, сколько дней </w:t>
-      </w:r>
-      <w:r>
-        <w:rPr>
-          <w:b/>
-          <w:bCs/>
-        </w:rPr>
-        <w:t>доступно для планирования</w:t>
-      </w:r>
-      <w:r>
-        <w:rPr/>
-        <w:t xml:space="preserve"> в выбранном году: норма плюс перенос с прошлых лет минус согласованные дни минус дни в заявках на согласовании. Полоса делится на использованное (синий), на согласовании (жёлтый) и свободное (зелёный). Справа — норма, перенос и отметка о части отпуска не короче 14 дней.</w:t>
-      </w:r>
-    </w:p>
-    <w:p>
-      <w:pPr>
-        <w:pStyle w:val="BlockText"/>
-        <w:shd w:val="clear" w:fill="F2F5FF"/>
-        <w:rPr/>
-      </w:pPr>
-      <w:r>
-        <w:rPr/>
-        <w:t>Праздничные нерабочие дни, попавшие в отпуск, не входят в число дней отпуска и продлевают его (ТК РФ, ст. 120). Например, отпуск с 1 по 14 мая с тремя праздниками расходует 11 дней.</w:t>
-      </w:r>
-    </w:p>
-    <w:p>
-      <w:pPr>
-        <w:pStyle w:val="FirstParagraph"/>
-        <w:rPr/>
-      </w:pPr>
-      <w:r>
-        <w:rPr/>
-        <w:t>Ниже — ближайший отпуск, «год одним взглядом» и список периодов со статусами.</w:t>
-      </w:r>
-    </w:p>
-    <w:p>
-      <w:pPr>
-        <w:pStyle w:val="Heading2"/>
-        <w:rPr/>
-      </w:pPr>
-      <w:bookmarkStart w:id="16" w:name="__RefHeading___Toc569_4152910300"/>
-      <w:bookmarkStart w:id="17" w:name="новая-заявка"/>
-      <w:bookmarkEnd w:id="16"/>
+      <w:bookmarkStart w:id="12" w:name="график-отпусков"/>
+      <w:bookmarkStart w:id="13" w:name="сравнение-пересечений"/>
+      <w:r>
+        <w:rPr/>
+        <w:t>Сравнение выбранных сотрудников</w:t>
+      </w:r>
+      <w:bookmarkEnd w:id="12"/>
+      <w:bookmarkEnd w:id="13"/>
+    </w:p>
+    <w:p>
+      <w:pPr>
+        <w:pStyle w:val="Heading1"/>
+        <w:rPr/>
+      </w:pPr>
+      <w:bookmarkStart w:id="14" w:name="__RefHeading___Toc28411_3673021804"/>
+      <w:bookmarkStart w:id="15" w:name="мой-отпуск"/>
+      <w:bookmarkEnd w:id="14"/>
       <w:r>
         <w:rPr>
           <w:rStyle w:val="SectionNumber"/>
         </w:rPr>
-        <w:t>5.1</w:t>
+        <w:t>5</w:t>
       </w:r>
       <w:r>
         <w:rPr/>
         <w:tab/>
-        <w:t>Новая заявка</w:t>
-      </w:r>
-    </w:p>
-    <w:p>
-      <w:pPr>
-        <w:pStyle w:val="Compact"/>
-        <w:numPr>
-          <w:ilvl w:val="0"/>
-          <w:numId w:val="10"/>
-        </w:numPr>
-        <w:rPr/>
-      </w:pPr>
-      <w:r>
-        <w:rPr/>
-        <w:t>Нажмите «Запланировать отпуск».</w:t>
-      </w:r>
-    </w:p>
-    <w:p>
-      <w:pPr>
-        <w:pStyle w:val="Compact"/>
-        <w:numPr>
-          <w:ilvl w:val="0"/>
-          <w:numId w:val="11"/>
-        </w:numPr>
-        <w:rPr/>
-      </w:pPr>
-      <w:r>
-        <w:rPr/>
-        <w:t>Укажите первый и последний день или нажмите «7 / 14 / 28 дней» после выбора начала.</w:t>
-      </w:r>
-    </w:p>
-    <w:p>
-      <w:pPr>
-        <w:pStyle w:val="Compact"/>
-        <w:numPr>
-          <w:ilvl w:val="0"/>
-          <w:numId w:val="12"/>
-        </w:numPr>
-        <w:rPr/>
-      </w:pPr>
-      <w:r>
-        <w:rPr/>
-        <w:t>Проверьте расчёт: сколько дней отпуска, календарных дней, праздников и сколько останется.</w:t>
-      </w:r>
-    </w:p>
-    <w:p>
-      <w:pPr>
-        <w:pStyle w:val="Compact"/>
-        <w:numPr>
-          <w:ilvl w:val="0"/>
-          <w:numId w:val="13"/>
-        </w:numPr>
-        <w:rPr/>
-      </w:pPr>
-      <w:r>
-        <w:rPr/>
-        <w:t>При необходимости добавьте комментарий для руководителя и нажмите «Отправить на согласование».</w:t>
+        <w:t>Мой отпуск</w:t>
       </w:r>
     </w:p>
     <w:p>
@@ -2434,7 +2434,7 @@
           <wp:inline distT="0" distB="0" distL="0" distR="0">
             <wp:extent cx="5334000" cy="3333750"/>
             <wp:effectExtent l="0" t="0" r="0" b="0"/>
-            <wp:docPr id="7" name="Image7" descr="Форма заявки"/>
+            <wp:docPr id="7" name="Image7" descr="Мой отпуск"/>
             <wp:cNvGraphicFramePr>
               <a:graphicFrameLocks xmlns:a="http://schemas.openxmlformats.org/drawingml/2006/main" noChangeAspect="1"/>
             </wp:cNvGraphicFramePr>
@@ -2442,7 +2442,7 @@
               <a:graphicData uri="http://schemas.openxmlformats.org/drawingml/2006/picture">
                 <pic:pic xmlns:pic="http://schemas.openxmlformats.org/drawingml/2006/picture">
                   <pic:nvPicPr>
-                    <pic:cNvPr id="7" name="Image7" descr="Форма заявки"/>
+                    <pic:cNvPr id="7" name="Image7" descr="Мой отпуск"/>
                     <pic:cNvPicPr>
                       <a:picLocks noChangeAspect="1" noChangeArrowheads="1"/>
                     </pic:cNvPicPr>
@@ -2476,7 +2476,7 @@
       </w:pPr>
       <w:r>
         <w:rPr/>
-        <w:t>Форма заявки</w:t>
+        <w:t>Мой отпуск</w:t>
       </w:r>
     </w:p>
     <w:p>
@@ -2484,31 +2484,61 @@
         <w:pStyle w:val="BodyText"/>
         <w:rPr/>
       </w:pPr>
-      <w:bookmarkStart w:id="18" w:name="новая-заявка"/>
-      <w:r>
-        <w:rPr/>
-        <w:t>Если дней не хватает, форма предупредит. По правилам организации отправка либо запрещается, либо остаётся на решение руководителя.</w:t>
-      </w:r>
-      <w:bookmarkEnd w:id="18"/>
+      <w:r>
+        <w:rPr/>
+        <w:t xml:space="preserve">Карточка вверху показывает, сколько дней </w:t>
+      </w:r>
+      <w:r>
+        <w:rPr>
+          <w:b/>
+          <w:bCs/>
+        </w:rPr>
+        <w:t>доступно для планирования</w:t>
+      </w:r>
+      <w:r>
+        <w:rPr/>
+        <w:t xml:space="preserve"> в выбранном году: норма плюс перенос с прошлых лет минус согласованные дни минус дни в заявках на согласовании. Полоса делится на использованное (синий), на согласовании (жёлтый) и свободное (зелёный). Справа — норма, перенос и отметка о части отпуска не короче 14 дней.</w:t>
+      </w:r>
+    </w:p>
+    <w:p>
+      <w:pPr>
+        <w:pStyle w:val="BlockText"/>
+        <w:shd w:val="clear" w:fill="F2F5FF"/>
+        <w:rPr/>
+      </w:pPr>
+      <w:r>
+        <w:rPr/>
+        <w:t>Праздничные нерабочие дни, попавшие в отпуск, не входят в число дней отпуска и продлевают его (ТК РФ, ст. 120). Например, отпуск с 1 по 14 мая с тремя праздниками расходует 11 дней.</w:t>
+      </w:r>
+    </w:p>
+    <w:p>
+      <w:pPr>
+        <w:pStyle w:val="FirstParagraph"/>
+        <w:rPr/>
+      </w:pPr>
+      <w:r>
+        <w:rPr/>
+        <w:t>Ниже — ближайший отпуск, «год одним взглядом» и список периодов со статусами.</w:t>
+      </w:r>
     </w:p>
     <w:p>
       <w:pPr>
         <w:pStyle w:val="Heading2"/>
         <w:rPr/>
       </w:pPr>
-      <w:bookmarkStart w:id="19" w:name="__RefHeading___Toc571_4152910300"/>
-      <w:bookmarkStart w:id="20" w:name="подбор-лучших-дат"/>
-      <w:bookmarkEnd w:id="19"/>
+      <w:bookmarkStart w:id="16" w:name="__RefHeading___Toc28413_3673021804"/>
+      <w:bookmarkStart w:id="17" w:name="извещение-о-начале-отпуска"/>
+      <w:bookmarkEnd w:id="16"/>
       <w:r>
         <w:rPr>
           <w:rStyle w:val="SectionNumber"/>
         </w:rPr>
-        <w:t>5.2</w:t>
+        <w:t>5.1</w:t>
       </w:r>
       <w:r>
         <w:rPr/>
         <w:tab/>
-        <w:t>Подбор лучших дат</w:t>
+        <w:t>Извещение о начале отпуска</w:t>
       </w:r>
     </w:p>
     <w:p>
@@ -2518,73 +2548,7 @@
       </w:pPr>
       <w:r>
         <w:rPr/>
-        <w:t>Кнопка «Подобрать лучшие даты» в форме заявки предлагает до пяти вариантов на выбранную длину и период поиска. Планировщик учитывает:</w:t>
-      </w:r>
-    </w:p>
-    <w:p>
-      <w:pPr>
-        <w:pStyle w:val="Compact"/>
-        <w:numPr>
-          <w:ilvl w:val="0"/>
-          <w:numId w:val="14"/>
-        </w:numPr>
-        <w:rPr/>
-      </w:pPr>
-      <w:r>
-        <w:rPr/>
-        <w:t>отпуска коллег по отделу: варианты, в которых вместе с вами отдел превысит порог, не предлагаются;</w:t>
-      </w:r>
-    </w:p>
-    <w:p>
-      <w:pPr>
-        <w:pStyle w:val="Compact"/>
-        <w:numPr>
-          <w:ilvl w:val="0"/>
-          <w:numId w:val="15"/>
-        </w:numPr>
-        <w:rPr/>
-      </w:pPr>
-      <w:r>
-        <w:rPr/>
-        <w:t>праздники: окно, захватывающее праздники, даёт больше дней отдыха за те же дни отпуска;</w:t>
-      </w:r>
-    </w:p>
-    <w:p>
-      <w:pPr>
-        <w:pStyle w:val="Compact"/>
-        <w:numPr>
-          <w:ilvl w:val="0"/>
-          <w:numId w:val="16"/>
-        </w:numPr>
-        <w:rPr/>
-      </w:pPr>
-      <w:r>
-        <w:rPr/>
-        <w:t>ваши уже запланированные отпуска — пересечения исключаются;</w:t>
-      </w:r>
-    </w:p>
-    <w:p>
-      <w:pPr>
-        <w:pStyle w:val="Compact"/>
-        <w:numPr>
-          <w:ilvl w:val="0"/>
-          <w:numId w:val="17"/>
-        </w:numPr>
-        <w:rPr/>
-      </w:pPr>
-      <w:r>
-        <w:rPr/>
-        <w:t>удобство: старт в понедельник.</w:t>
-      </w:r>
-    </w:p>
-    <w:p>
-      <w:pPr>
-        <w:pStyle w:val="FirstParagraph"/>
-        <w:rPr/>
-      </w:pPr>
-      <w:r>
-        <w:rPr/>
-        <w:t>У каждого варианта — объяснение и доля отдела в отпуске вместе с вами. «Выбрать» подставляет даты в форму.</w:t>
+        <w:t>За две недели до начала согласованного ежегодного отпуска (срок задаёт организация, не меньше 14 дней — ТК РФ, ст. 123) вверху «Моего отпуска» появляется извещение: даты, число дней и дата начала. Нажмите «Ознакомлен» — это ваша подпись под извещением; кадровая служба видит её в журнале. «Для печати» открывает лист извещения для подписи на бумаге, если этого требует порядок вашей организации.</w:t>
       </w:r>
     </w:p>
     <w:p>
@@ -2598,7 +2562,7 @@
           <wp:inline distT="0" distB="0" distL="0" distR="0">
             <wp:extent cx="5334000" cy="3333750"/>
             <wp:effectExtent l="0" t="0" r="0" b="0"/>
-            <wp:docPr id="8" name="Image8" descr="Подбор дат"/>
+            <wp:docPr id="8" name="Image8" descr="Извещение о начале отпуска"/>
             <wp:cNvGraphicFramePr>
               <a:graphicFrameLocks xmlns:a="http://schemas.openxmlformats.org/drawingml/2006/main" noChangeAspect="1"/>
             </wp:cNvGraphicFramePr>
@@ -2606,7 +2570,7 @@
               <a:graphicData uri="http://schemas.openxmlformats.org/drawingml/2006/picture">
                 <pic:pic xmlns:pic="http://schemas.openxmlformats.org/drawingml/2006/picture">
                   <pic:nvPicPr>
-                    <pic:cNvPr id="8" name="Image8" descr="Подбор дат"/>
+                    <pic:cNvPr id="8" name="Image8" descr="Извещение о начале отпуска"/>
                     <pic:cNvPicPr>
                       <a:picLocks noChangeAspect="1" noChangeArrowheads="1"/>
                     </pic:cNvPicPr>
@@ -2638,10 +2602,118 @@
         <w:pStyle w:val="ImageCaption"/>
         <w:rPr/>
       </w:pPr>
-      <w:bookmarkStart w:id="21" w:name="подбор-лучших-дат"/>
-      <w:r>
-        <w:rPr/>
-        <w:t>Подбор дат</w:t>
+      <w:r>
+        <w:rPr/>
+        <w:t>Извещение о начале отпуска</w:t>
+      </w:r>
+    </w:p>
+    <w:p>
+      <w:pPr>
+        <w:pStyle w:val="BodyText"/>
+        <w:rPr/>
+      </w:pPr>
+      <w:bookmarkStart w:id="18" w:name="извещение-о-начале-отпуска"/>
+      <w:r>
+        <w:rPr/>
+        <w:t>Если отпуск согласован позже чем за две недели до начала, извещение придёт сразу с пометкой: по ст. 124 ТК РФ отпуск можно перенести по вашему письменному заявлению. Если отпуск перенесли или отменили, извещение на прежние даты исчезнет, а на новые даты придёт новое.</w:t>
+      </w:r>
+      <w:bookmarkEnd w:id="18"/>
+    </w:p>
+    <w:p>
+      <w:pPr>
+        <w:pStyle w:val="Heading2"/>
+        <w:rPr/>
+      </w:pPr>
+      <w:bookmarkStart w:id="19" w:name="__RefHeading___Toc28415_3673021804"/>
+      <w:bookmarkStart w:id="20" w:name="планирование-отпусков-на-следующий-год"/>
+      <w:bookmarkEnd w:id="19"/>
+      <w:r>
+        <w:rPr>
+          <w:rStyle w:val="SectionNumber"/>
+        </w:rPr>
+        <w:t>5.2</w:t>
+      </w:r>
+      <w:r>
+        <w:rPr/>
+        <w:tab/>
+        <w:t>Планирование отпусков на следующий год</w:t>
+      </w:r>
+    </w:p>
+    <w:p>
+      <w:pPr>
+        <w:pStyle w:val="FirstParagraph"/>
+        <w:rPr/>
+      </w:pPr>
+      <w:r>
+        <w:rPr/>
+        <w:t>Когда кадровая служба собирает график на следующий год, вверху «Моего отпуска» появляется приглашение со сроком и вашим прогрессом: сколько дней из нормы уже запланировано и есть ли часть не короче 14 календарных дней (ТК РФ, ст. 125). Кнопка «Запланировать на …» открывает форму заявки на год кампании. Когда норма запланирована и есть часть в 14 дней, приглашение отмечается зелёным. Незадолго до срока тем, кто не спланировал отпуск полностью, придёт напоминание.</w:t>
+      </w:r>
+    </w:p>
+    <w:p>
+      <w:pPr>
+        <w:pStyle w:val="CaptionedFigure"/>
+        <w:rPr/>
+      </w:pPr>
+      <w:r>
+        <w:rPr/>
+        <w:drawing>
+          <wp:inline distT="0" distB="0" distL="0" distR="0">
+            <wp:extent cx="5334000" cy="675005"/>
+            <wp:effectExtent l="0" t="0" r="0" b="0"/>
+            <wp:docPr id="9" name="Image9" descr="Приглашение запланировать отпуск"/>
+            <wp:cNvGraphicFramePr>
+              <a:graphicFrameLocks xmlns:a="http://schemas.openxmlformats.org/drawingml/2006/main" noChangeAspect="1"/>
+            </wp:cNvGraphicFramePr>
+            <a:graphic xmlns:a="http://schemas.openxmlformats.org/drawingml/2006/main">
+              <a:graphicData uri="http://schemas.openxmlformats.org/drawingml/2006/picture">
+                <pic:pic xmlns:pic="http://schemas.openxmlformats.org/drawingml/2006/picture">
+                  <pic:nvPicPr>
+                    <pic:cNvPr id="9" name="Image9" descr="Приглашение запланировать отпуск"/>
+                    <pic:cNvPicPr>
+                      <a:picLocks noChangeAspect="1" noChangeArrowheads="1"/>
+                    </pic:cNvPicPr>
+                  </pic:nvPicPr>
+                  <pic:blipFill>
+                    <a:blip r:embed="rId10"/>
+                    <a:stretch>
+                      <a:fillRect/>
+                    </a:stretch>
+                  </pic:blipFill>
+                  <pic:spPr bwMode="auto">
+                    <a:xfrm>
+                      <a:off x="0" y="0"/>
+                      <a:ext cx="5334000" cy="675005"/>
+                    </a:xfrm>
+                    <a:prstGeom prst="rect">
+                      <a:avLst/>
+                    </a:prstGeom>
+                  </pic:spPr>
+                </pic:pic>
+              </a:graphicData>
+            </a:graphic>
+          </wp:inline>
+        </w:drawing>
+      </w:r>
+    </w:p>
+    <w:p>
+      <w:pPr>
+        <w:pStyle w:val="ImageCaption"/>
+        <w:rPr/>
+      </w:pPr>
+      <w:r>
+        <w:rPr/>
+        <w:t>Приглашение запланировать отпуск</w:t>
+      </w:r>
+    </w:p>
+    <w:p>
+      <w:pPr>
+        <w:pStyle w:val="BodyText"/>
+        <w:rPr/>
+      </w:pPr>
+      <w:bookmarkStart w:id="21" w:name="планирование-отпусков-на-следующий-год"/>
+      <w:r>
+        <w:rPr/>
+        <w:t>Утверждённый график обязателен и для сотрудника, и для работодателя: изменить даты после утверждения можно переносом — по согласованию с руководителем.</w:t>
       </w:r>
       <w:bookmarkEnd w:id="21"/>
     </w:p>
@@ -2650,14 +2722,312 @@
         <w:pStyle w:val="Heading2"/>
         <w:rPr/>
       </w:pPr>
-      <w:bookmarkStart w:id="22" w:name="__RefHeading___Toc573_4152910300"/>
-      <w:bookmarkStart w:id="23" w:name="перенос-и-отмена"/>
+      <w:bookmarkStart w:id="22" w:name="__RefHeading___Toc28417_3673021804"/>
+      <w:bookmarkStart w:id="23" w:name="новая-заявка"/>
       <w:bookmarkEnd w:id="22"/>
       <w:r>
         <w:rPr>
           <w:rStyle w:val="SectionNumber"/>
         </w:rPr>
         <w:t>5.3</w:t>
+      </w:r>
+      <w:r>
+        <w:rPr/>
+        <w:tab/>
+        <w:t>Новая заявка</w:t>
+      </w:r>
+    </w:p>
+    <w:p>
+      <w:pPr>
+        <w:pStyle w:val="Compact"/>
+        <w:numPr>
+          <w:ilvl w:val="0"/>
+          <w:numId w:val="10"/>
+        </w:numPr>
+        <w:rPr/>
+      </w:pPr>
+      <w:r>
+        <w:rPr/>
+        <w:t>Нажмите «Запланировать отпуск».</w:t>
+      </w:r>
+    </w:p>
+    <w:p>
+      <w:pPr>
+        <w:pStyle w:val="Compact"/>
+        <w:numPr>
+          <w:ilvl w:val="0"/>
+          <w:numId w:val="11"/>
+        </w:numPr>
+        <w:rPr/>
+      </w:pPr>
+      <w:r>
+        <w:rPr/>
+        <w:t>Укажите первый и последний день или нажмите «7 / 14 / 28 дней» после выбора начала.</w:t>
+      </w:r>
+    </w:p>
+    <w:p>
+      <w:pPr>
+        <w:pStyle w:val="Compact"/>
+        <w:numPr>
+          <w:ilvl w:val="0"/>
+          <w:numId w:val="12"/>
+        </w:numPr>
+        <w:rPr/>
+      </w:pPr>
+      <w:r>
+        <w:rPr/>
+        <w:t>Проверьте расчёт: сколько дней отпуска, календарных дней, праздников и сколько останется.</w:t>
+      </w:r>
+    </w:p>
+    <w:p>
+      <w:pPr>
+        <w:pStyle w:val="Compact"/>
+        <w:numPr>
+          <w:ilvl w:val="0"/>
+          <w:numId w:val="13"/>
+        </w:numPr>
+        <w:rPr/>
+      </w:pPr>
+      <w:r>
+        <w:rPr/>
+        <w:t>При необходимости добавьте комментарий для руководителя и нажмите «Отправить на согласование».</w:t>
+      </w:r>
+    </w:p>
+    <w:p>
+      <w:pPr>
+        <w:pStyle w:val="CaptionedFigure"/>
+        <w:rPr/>
+      </w:pPr>
+      <w:r>
+        <w:rPr/>
+        <w:drawing>
+          <wp:inline distT="0" distB="0" distL="0" distR="0">
+            <wp:extent cx="5334000" cy="3333750"/>
+            <wp:effectExtent l="0" t="0" r="0" b="0"/>
+            <wp:docPr id="10" name="Image10" descr="Форма заявки"/>
+            <wp:cNvGraphicFramePr>
+              <a:graphicFrameLocks xmlns:a="http://schemas.openxmlformats.org/drawingml/2006/main" noChangeAspect="1"/>
+            </wp:cNvGraphicFramePr>
+            <a:graphic xmlns:a="http://schemas.openxmlformats.org/drawingml/2006/main">
+              <a:graphicData uri="http://schemas.openxmlformats.org/drawingml/2006/picture">
+                <pic:pic xmlns:pic="http://schemas.openxmlformats.org/drawingml/2006/picture">
+                  <pic:nvPicPr>
+                    <pic:cNvPr id="10" name="Image10" descr="Форма заявки"/>
+                    <pic:cNvPicPr>
+                      <a:picLocks noChangeAspect="1" noChangeArrowheads="1"/>
+                    </pic:cNvPicPr>
+                  </pic:nvPicPr>
+                  <pic:blipFill>
+                    <a:blip r:embed="rId11"/>
+                    <a:stretch>
+                      <a:fillRect/>
+                    </a:stretch>
+                  </pic:blipFill>
+                  <pic:spPr bwMode="auto">
+                    <a:xfrm>
+                      <a:off x="0" y="0"/>
+                      <a:ext cx="5334000" cy="3333750"/>
+                    </a:xfrm>
+                    <a:prstGeom prst="rect">
+                      <a:avLst/>
+                    </a:prstGeom>
+                  </pic:spPr>
+                </pic:pic>
+              </a:graphicData>
+            </a:graphic>
+          </wp:inline>
+        </w:drawing>
+      </w:r>
+    </w:p>
+    <w:p>
+      <w:pPr>
+        <w:pStyle w:val="ImageCaption"/>
+        <w:rPr/>
+      </w:pPr>
+      <w:r>
+        <w:rPr/>
+        <w:t>Форма заявки</w:t>
+      </w:r>
+    </w:p>
+    <w:p>
+      <w:pPr>
+        <w:pStyle w:val="BodyText"/>
+        <w:rPr/>
+      </w:pPr>
+      <w:bookmarkStart w:id="24" w:name="новая-заявка"/>
+      <w:r>
+        <w:rPr/>
+        <w:t>Если дней не хватает, форма предупредит. По правилам организации отправка либо запрещается, либо остаётся на решение руководителя.</w:t>
+      </w:r>
+      <w:bookmarkEnd w:id="24"/>
+    </w:p>
+    <w:p>
+      <w:pPr>
+        <w:pStyle w:val="Heading2"/>
+        <w:rPr/>
+      </w:pPr>
+      <w:bookmarkStart w:id="25" w:name="__RefHeading___Toc28419_3673021804"/>
+      <w:bookmarkStart w:id="26" w:name="подбор-лучших-дат"/>
+      <w:bookmarkEnd w:id="25"/>
+      <w:r>
+        <w:rPr>
+          <w:rStyle w:val="SectionNumber"/>
+        </w:rPr>
+        <w:t>5.4</w:t>
+      </w:r>
+      <w:r>
+        <w:rPr/>
+        <w:tab/>
+        <w:t>Подбор лучших дат</w:t>
+      </w:r>
+    </w:p>
+    <w:p>
+      <w:pPr>
+        <w:pStyle w:val="FirstParagraph"/>
+        <w:rPr/>
+      </w:pPr>
+      <w:r>
+        <w:rPr/>
+        <w:t>Кнопка «Подобрать лучшие даты» в форме заявки предлагает до пяти вариантов на выбранную длину и период поиска. Планировщик учитывает:</w:t>
+      </w:r>
+    </w:p>
+    <w:p>
+      <w:pPr>
+        <w:pStyle w:val="Compact"/>
+        <w:numPr>
+          <w:ilvl w:val="0"/>
+          <w:numId w:val="14"/>
+        </w:numPr>
+        <w:rPr/>
+      </w:pPr>
+      <w:r>
+        <w:rPr/>
+        <w:t>отпуска коллег по отделу: варианты, в которых вместе с вами отдел превысит порог, не предлагаются;</w:t>
+      </w:r>
+    </w:p>
+    <w:p>
+      <w:pPr>
+        <w:pStyle w:val="Compact"/>
+        <w:numPr>
+          <w:ilvl w:val="0"/>
+          <w:numId w:val="15"/>
+        </w:numPr>
+        <w:rPr/>
+      </w:pPr>
+      <w:r>
+        <w:rPr/>
+        <w:t>праздники: окно, захватывающее праздники, даёт больше дней отдыха за те же дни отпуска;</w:t>
+      </w:r>
+    </w:p>
+    <w:p>
+      <w:pPr>
+        <w:pStyle w:val="Compact"/>
+        <w:numPr>
+          <w:ilvl w:val="0"/>
+          <w:numId w:val="16"/>
+        </w:numPr>
+        <w:rPr/>
+      </w:pPr>
+      <w:r>
+        <w:rPr/>
+        <w:t>ваши уже запланированные отпуска — пересечения исключаются;</w:t>
+      </w:r>
+    </w:p>
+    <w:p>
+      <w:pPr>
+        <w:pStyle w:val="Compact"/>
+        <w:numPr>
+          <w:ilvl w:val="0"/>
+          <w:numId w:val="17"/>
+        </w:numPr>
+        <w:rPr/>
+      </w:pPr>
+      <w:r>
+        <w:rPr/>
+        <w:t>удобство: старт в понедельник.</w:t>
+      </w:r>
+    </w:p>
+    <w:p>
+      <w:pPr>
+        <w:pStyle w:val="FirstParagraph"/>
+        <w:rPr/>
+      </w:pPr>
+      <w:r>
+        <w:rPr/>
+        <w:t>У каждого варианта — объяснение и доля отдела в отпуске вместе с вами. «Выбрать» подставляет даты в форму.</w:t>
+      </w:r>
+    </w:p>
+    <w:p>
+      <w:pPr>
+        <w:pStyle w:val="CaptionedFigure"/>
+        <w:rPr/>
+      </w:pPr>
+      <w:r>
+        <w:rPr/>
+        <w:drawing>
+          <wp:inline distT="0" distB="0" distL="0" distR="0">
+            <wp:extent cx="5334000" cy="3333750"/>
+            <wp:effectExtent l="0" t="0" r="0" b="0"/>
+            <wp:docPr id="11" name="Image11" descr="Подбор дат"/>
+            <wp:cNvGraphicFramePr>
+              <a:graphicFrameLocks xmlns:a="http://schemas.openxmlformats.org/drawingml/2006/main" noChangeAspect="1"/>
+            </wp:cNvGraphicFramePr>
+            <a:graphic xmlns:a="http://schemas.openxmlformats.org/drawingml/2006/main">
+              <a:graphicData uri="http://schemas.openxmlformats.org/drawingml/2006/picture">
+                <pic:pic xmlns:pic="http://schemas.openxmlformats.org/drawingml/2006/picture">
+                  <pic:nvPicPr>
+                    <pic:cNvPr id="11" name="Image11" descr="Подбор дат"/>
+                    <pic:cNvPicPr>
+                      <a:picLocks noChangeAspect="1" noChangeArrowheads="1"/>
+                    </pic:cNvPicPr>
+                  </pic:nvPicPr>
+                  <pic:blipFill>
+                    <a:blip r:embed="rId12"/>
+                    <a:stretch>
+                      <a:fillRect/>
+                    </a:stretch>
+                  </pic:blipFill>
+                  <pic:spPr bwMode="auto">
+                    <a:xfrm>
+                      <a:off x="0" y="0"/>
+                      <a:ext cx="5334000" cy="3333750"/>
+                    </a:xfrm>
+                    <a:prstGeom prst="rect">
+                      <a:avLst/>
+                    </a:prstGeom>
+                  </pic:spPr>
+                </pic:pic>
+              </a:graphicData>
+            </a:graphic>
+          </wp:inline>
+        </w:drawing>
+      </w:r>
+    </w:p>
+    <w:p>
+      <w:pPr>
+        <w:pStyle w:val="ImageCaption"/>
+        <w:rPr/>
+      </w:pPr>
+      <w:bookmarkStart w:id="27" w:name="подбор-лучших-дат"/>
+      <w:r>
+        <w:rPr/>
+        <w:t>Подбор дат</w:t>
+      </w:r>
+      <w:bookmarkEnd w:id="27"/>
+    </w:p>
+    <w:p>
+      <w:pPr>
+        <w:pStyle w:val="Heading2"/>
+        <w:rPr/>
+      </w:pPr>
+      <w:bookmarkStart w:id="28" w:name="__RefHeading___Toc28421_3673021804"/>
+      <w:bookmarkStart w:id="29" w:name="перенос-и-отмена"/>
+      <w:bookmarkEnd w:id="28"/>
+      <w:r>
+        <w:rPr>
+          <w:rStyle w:val="SectionNumber"/>
+        </w:rPr>
+        <w:t>5.5</w:t>
       </w:r>
       <w:r>
         <w:rPr/>
@@ -3136,7 +3506,7 @@
           <wp:inline distT="0" distB="0" distL="0" distR="0">
             <wp:extent cx="5334000" cy="11543665"/>
             <wp:effectExtent l="0" t="0" r="0" b="0"/>
-            <wp:docPr id="9" name="Image9" descr="Мой отпуск на телефоне"/>
+            <wp:docPr id="12" name="Image12" descr="Мой отпуск на телефоне"/>
             <wp:cNvGraphicFramePr>
               <a:graphicFrameLocks xmlns:a="http://schemas.openxmlformats.org/drawingml/2006/main" noChangeAspect="1"/>
             </wp:cNvGraphicFramePr>
@@ -3144,13 +3514,13 @@
               <a:graphicData uri="http://schemas.openxmlformats.org/drawingml/2006/picture">
                 <pic:pic xmlns:pic="http://schemas.openxmlformats.org/drawingml/2006/picture">
                   <pic:nvPicPr>
-                    <pic:cNvPr id="9" name="Image9" descr="Мой отпуск на телефоне"/>
+                    <pic:cNvPr id="12" name="Image12" descr="Мой отпуск на телефоне"/>
                     <pic:cNvPicPr>
                       <a:picLocks noChangeAspect="1" noChangeArrowheads="1"/>
                     </pic:cNvPicPr>
                   </pic:nvPicPr>
                   <pic:blipFill>
-                    <a:blip r:embed="rId10"/>
+                    <a:blip r:embed="rId13"/>
                     <a:stretch>
                       <a:fillRect/>
                     </a:stretch>
@@ -3176,23 +3546,23 @@
         <w:pStyle w:val="ImageCaption"/>
         <w:rPr/>
       </w:pPr>
-      <w:bookmarkStart w:id="24" w:name="мой-отпуск"/>
-      <w:bookmarkStart w:id="25" w:name="перенос-и-отмена"/>
+      <w:bookmarkStart w:id="30" w:name="мой-отпуск"/>
+      <w:bookmarkStart w:id="31" w:name="перенос-и-отмена"/>
       <w:r>
         <w:rPr/>
         <w:t>Мой отпуск на телефоне</w:t>
       </w:r>
-      <w:bookmarkEnd w:id="24"/>
-      <w:bookmarkEnd w:id="25"/>
+      <w:bookmarkEnd w:id="30"/>
+      <w:bookmarkEnd w:id="31"/>
     </w:p>
     <w:p>
       <w:pPr>
         <w:pStyle w:val="Heading1"/>
         <w:rPr/>
       </w:pPr>
-      <w:bookmarkStart w:id="26" w:name="__RefHeading___Toc575_4152910300"/>
-      <w:bookmarkStart w:id="27" w:name="график-работы"/>
-      <w:bookmarkEnd w:id="26"/>
+      <w:bookmarkStart w:id="32" w:name="__RefHeading___Toc28423_3673021804"/>
+      <w:bookmarkStart w:id="33" w:name="график-работы"/>
+      <w:bookmarkEnd w:id="32"/>
       <w:r>
         <w:rPr>
           <w:rStyle w:val="SectionNumber"/>
@@ -3216,7 +3586,7 @@
           <wp:inline distT="0" distB="0" distL="0" distR="0">
             <wp:extent cx="5334000" cy="3333750"/>
             <wp:effectExtent l="0" t="0" r="0" b="0"/>
-            <wp:docPr id="10" name="Image10" descr="График работы"/>
+            <wp:docPr id="13" name="Image13" descr="График работы"/>
             <wp:cNvGraphicFramePr>
               <a:graphicFrameLocks xmlns:a="http://schemas.openxmlformats.org/drawingml/2006/main" noChangeAspect="1"/>
             </wp:cNvGraphicFramePr>
@@ -3224,439 +3594,7 @@
               <a:graphicData uri="http://schemas.openxmlformats.org/drawingml/2006/picture">
                 <pic:pic xmlns:pic="http://schemas.openxmlformats.org/drawingml/2006/picture">
                   <pic:nvPicPr>
-                    <pic:cNvPr id="10" name="Image10" descr="График работы"/>
-                    <pic:cNvPicPr>
-                      <a:picLocks noChangeAspect="1" noChangeArrowheads="1"/>
-                    </pic:cNvPicPr>
-                  </pic:nvPicPr>
-                  <pic:blipFill>
-                    <a:blip r:embed="rId11"/>
-                    <a:stretch>
-                      <a:fillRect/>
-                    </a:stretch>
-                  </pic:blipFill>
-                  <pic:spPr bwMode="auto">
-                    <a:xfrm>
-                      <a:off x="0" y="0"/>
-                      <a:ext cx="5334000" cy="3333750"/>
-                    </a:xfrm>
-                    <a:prstGeom prst="rect">
-                      <a:avLst/>
-                    </a:prstGeom>
-                  </pic:spPr>
-                </pic:pic>
-              </a:graphicData>
-            </a:graphic>
-          </wp:inline>
-        </w:drawing>
-      </w:r>
-    </w:p>
-    <w:p>
-      <w:pPr>
-        <w:pStyle w:val="ImageCaption"/>
-        <w:rPr/>
-      </w:pPr>
-      <w:r>
-        <w:rPr/>
-        <w:t>График работы</w:t>
-      </w:r>
-    </w:p>
-    <w:p>
-      <w:pPr>
-        <w:pStyle w:val="BodyText"/>
-        <w:rPr/>
-      </w:pPr>
-      <w:r>
-        <w:rPr/>
-        <w:t>Режим работы показывает, где вы работаете в обычную неделю, и используется в разделе «Команда» и на графике отпусков (кнопка «Удалёнка»).</w:t>
-      </w:r>
-    </w:p>
-    <w:p>
-      <w:pPr>
-        <w:pStyle w:val="Compact"/>
-        <w:numPr>
-          <w:ilvl w:val="0"/>
-          <w:numId w:val="18"/>
-        </w:numPr>
-        <w:rPr/>
-      </w:pPr>
-      <w:r>
-        <w:rPr>
-          <w:b/>
-          <w:bCs/>
-        </w:rPr>
-        <w:t>Недельный шаблон</w:t>
-      </w:r>
-      <w:r>
-        <w:rPr/>
-        <w:t>: нажимайте на день недели, чтобы переключить «Офис → Удалённо → Не работает», затем «Сохранить».</w:t>
-      </w:r>
-    </w:p>
-    <w:p>
-      <w:pPr>
-        <w:pStyle w:val="Compact"/>
-        <w:numPr>
-          <w:ilvl w:val="0"/>
-          <w:numId w:val="19"/>
-        </w:numPr>
-        <w:rPr/>
-      </w:pPr>
-      <w:r>
-        <w:rPr>
-          <w:b/>
-          <w:bCs/>
-        </w:rPr>
-        <w:t>Разовые исключения</w:t>
-      </w:r>
-      <w:r>
-        <w:rPr/>
-        <w:t>: щёлкните день в календаре месяца, чтобы поменять офис на удалёнку только в эту дату. Повторный щелчок возвращает значение шаблона. Исключения отмечены точкой и перечислены внизу, где их можно снять.</w:t>
-      </w:r>
-    </w:p>
-    <w:p>
-      <w:pPr>
-        <w:pStyle w:val="FirstParagraph"/>
-        <w:rPr/>
-      </w:pPr>
-      <w:bookmarkStart w:id="28" w:name="график-работы"/>
-      <w:r>
-        <w:rPr/>
-        <w:t>Дни отпуска в календаре зелёные и не переключаются. Руководитель выбирает в списке своих подчинённых и ведёт их график, администратор — график любого сотрудника.</w:t>
-      </w:r>
-      <w:bookmarkEnd w:id="28"/>
-    </w:p>
-    <w:p>
-      <w:pPr>
-        <w:pStyle w:val="Heading1"/>
-        <w:rPr/>
-      </w:pPr>
-      <w:bookmarkStart w:id="29" w:name="__RefHeading___Toc577_4152910300"/>
-      <w:bookmarkStart w:id="30" w:name="команда"/>
-      <w:bookmarkEnd w:id="29"/>
-      <w:r>
-        <w:rPr>
-          <w:rStyle w:val="SectionNumber"/>
-        </w:rPr>
-        <w:t>7</w:t>
-      </w:r>
-      <w:r>
-        <w:rPr/>
-        <w:tab/>
-        <w:t>Команда</w:t>
-      </w:r>
-    </w:p>
-    <w:p>
-      <w:pPr>
-        <w:pStyle w:val="Heading2"/>
-        <w:rPr/>
-      </w:pPr>
-      <w:bookmarkStart w:id="31" w:name="__RefHeading___Toc579_4152910300"/>
-      <w:bookmarkStart w:id="32" w:name="сегодня"/>
-      <w:bookmarkEnd w:id="31"/>
-      <w:r>
-        <w:rPr>
-          <w:rStyle w:val="SectionNumber"/>
-        </w:rPr>
-        <w:t>7.1</w:t>
-      </w:r>
-      <w:r>
-        <w:rPr/>
-        <w:tab/>
-        <w:t>Сегодня</w:t>
-      </w:r>
-    </w:p>
-    <w:p>
-      <w:pPr>
-        <w:pStyle w:val="CaptionedFigure"/>
-        <w:rPr/>
-      </w:pPr>
-      <w:r>
-        <w:rPr/>
-        <w:drawing>
-          <wp:inline distT="0" distB="0" distL="0" distR="0">
-            <wp:extent cx="5334000" cy="3333750"/>
-            <wp:effectExtent l="0" t="0" r="0" b="0"/>
-            <wp:docPr id="11" name="Image11" descr="Команда сегодня"/>
-            <wp:cNvGraphicFramePr>
-              <a:graphicFrameLocks xmlns:a="http://schemas.openxmlformats.org/drawingml/2006/main" noChangeAspect="1"/>
-            </wp:cNvGraphicFramePr>
-            <a:graphic xmlns:a="http://schemas.openxmlformats.org/drawingml/2006/main">
-              <a:graphicData uri="http://schemas.openxmlformats.org/drawingml/2006/picture">
-                <pic:pic xmlns:pic="http://schemas.openxmlformats.org/drawingml/2006/picture">
-                  <pic:nvPicPr>
-                    <pic:cNvPr id="11" name="Image11" descr="Команда сегодня"/>
-                    <pic:cNvPicPr>
-                      <a:picLocks noChangeAspect="1" noChangeArrowheads="1"/>
-                    </pic:cNvPicPr>
-                  </pic:nvPicPr>
-                  <pic:blipFill>
-                    <a:blip r:embed="rId12"/>
-                    <a:stretch>
-                      <a:fillRect/>
-                    </a:stretch>
-                  </pic:blipFill>
-                  <pic:spPr bwMode="auto">
-                    <a:xfrm>
-                      <a:off x="0" y="0"/>
-                      <a:ext cx="5334000" cy="3333750"/>
-                    </a:xfrm>
-                    <a:prstGeom prst="rect">
-                      <a:avLst/>
-                    </a:prstGeom>
-                  </pic:spPr>
-                </pic:pic>
-              </a:graphicData>
-            </a:graphic>
-          </wp:inline>
-        </w:drawing>
-      </w:r>
-    </w:p>
-    <w:p>
-      <w:pPr>
-        <w:pStyle w:val="ImageCaption"/>
-        <w:rPr/>
-      </w:pPr>
-      <w:r>
-        <w:rPr/>
-        <w:t>Команда сегодня</w:t>
-      </w:r>
-    </w:p>
-    <w:p>
-      <w:pPr>
-        <w:pStyle w:val="BodyText"/>
-        <w:rPr/>
-      </w:pPr>
-      <w:r>
-        <w:rPr/>
-        <w:t>Плитки показывают, сколько человек отдела сегодня в офисе, на удалёнке, в отпуске и на выходном, а также сколько заявок ждут решения. Щелчок по плитке оставляет в таблице только сотрудников с этим статусом. Дата меняется полем вверху — так можно посмотреть состав на любой день, например на день планёрки.</w:t>
-      </w:r>
-    </w:p>
-    <w:p>
-      <w:pPr>
-        <w:pStyle w:val="BodyText"/>
-        <w:rPr/>
-      </w:pPr>
-      <w:bookmarkStart w:id="33" w:name="сегодня"/>
-      <w:r>
-        <w:rPr/>
-        <w:t>В таблице — статус на дату (для отпуска — до какого числа), следующий отпуск, нераспределённые дни и отметка о части в 14 дней. Если в отпуске больше порога отдела, сверху появится предупреждение.</w:t>
-      </w:r>
-      <w:bookmarkEnd w:id="33"/>
-    </w:p>
-    <w:p>
-      <w:pPr>
-        <w:pStyle w:val="Heading2"/>
-        <w:rPr/>
-      </w:pPr>
-      <w:bookmarkStart w:id="34" w:name="__RefHeading___Toc581_4152910300"/>
-      <w:bookmarkStart w:id="35" w:name="аналитика-года"/>
-      <w:bookmarkEnd w:id="34"/>
-      <w:r>
-        <w:rPr>
-          <w:rStyle w:val="SectionNumber"/>
-        </w:rPr>
-        <w:t>7.2</w:t>
-      </w:r>
-      <w:r>
-        <w:rPr/>
-        <w:tab/>
-        <w:t>Аналитика года</w:t>
-      </w:r>
-    </w:p>
-    <w:p>
-      <w:pPr>
-        <w:pStyle w:val="CaptionedFigure"/>
-        <w:rPr/>
-      </w:pPr>
-      <w:r>
-        <w:rPr/>
-        <w:drawing>
-          <wp:inline distT="0" distB="0" distL="0" distR="0">
-            <wp:extent cx="5334000" cy="3333750"/>
-            <wp:effectExtent l="0" t="0" r="0" b="0"/>
-            <wp:docPr id="12" name="Image12" descr="Аналитика отдела за год"/>
-            <wp:cNvGraphicFramePr>
-              <a:graphicFrameLocks xmlns:a="http://schemas.openxmlformats.org/drawingml/2006/main" noChangeAspect="1"/>
-            </wp:cNvGraphicFramePr>
-            <a:graphic xmlns:a="http://schemas.openxmlformats.org/drawingml/2006/main">
-              <a:graphicData uri="http://schemas.openxmlformats.org/drawingml/2006/picture">
-                <pic:pic xmlns:pic="http://schemas.openxmlformats.org/drawingml/2006/picture">
-                  <pic:nvPicPr>
-                    <pic:cNvPr id="12" name="Image12" descr="Аналитика отдела за год"/>
-                    <pic:cNvPicPr>
-                      <a:picLocks noChangeAspect="1" noChangeArrowheads="1"/>
-                    </pic:cNvPicPr>
-                  </pic:nvPicPr>
-                  <pic:blipFill>
-                    <a:blip r:embed="rId13"/>
-                    <a:stretch>
-                      <a:fillRect/>
-                    </a:stretch>
-                  </pic:blipFill>
-                  <pic:spPr bwMode="auto">
-                    <a:xfrm>
-                      <a:off x="0" y="0"/>
-                      <a:ext cx="5334000" cy="3333750"/>
-                    </a:xfrm>
-                    <a:prstGeom prst="rect">
-                      <a:avLst/>
-                    </a:prstGeom>
-                  </pic:spPr>
-                </pic:pic>
-              </a:graphicData>
-            </a:graphic>
-          </wp:inline>
-        </w:drawing>
-      </w:r>
-    </w:p>
-    <w:p>
-      <w:pPr>
-        <w:pStyle w:val="ImageCaption"/>
-        <w:rPr/>
-      </w:pPr>
-      <w:r>
-        <w:rPr/>
-        <w:t>Аналитика отдела за год</w:t>
-      </w:r>
-    </w:p>
-    <w:p>
-      <w:pPr>
-        <w:pStyle w:val="Compact"/>
-        <w:numPr>
-          <w:ilvl w:val="0"/>
-          <w:numId w:val="20"/>
-        </w:numPr>
-        <w:rPr/>
-      </w:pPr>
-      <w:r>
-        <w:rPr>
-          <w:b/>
-          <w:bCs/>
-        </w:rPr>
-        <w:t>Выводы</w:t>
-      </w:r>
-      <w:r>
-        <w:rPr/>
-        <w:t xml:space="preserve"> — что требует внимания: ближайшие конфликты, пиковый месяц и куда лучше планировать, кто не распределил отпуск, у кого нет части в 14 дней, риски малочисленного отдела.</w:t>
-      </w:r>
-    </w:p>
-    <w:p>
-      <w:pPr>
-        <w:pStyle w:val="Compact"/>
-        <w:numPr>
-          <w:ilvl w:val="0"/>
-          <w:numId w:val="21"/>
-        </w:numPr>
-        <w:rPr/>
-      </w:pPr>
-      <w:r>
-        <w:rPr>
-          <w:b/>
-          <w:bCs/>
-        </w:rPr>
-        <w:t>Доля отдела в отпуске по месяцам</w:t>
-      </w:r>
-      <w:r>
-        <w:rPr/>
-        <w:t>: синяя часть — согласованные отпуска, жёлтая — заявки на согласовании, пунктир — порог конфликта. При наведении — точные значения и самый загруженный день месяца.</w:t>
-      </w:r>
-    </w:p>
-    <w:p>
-      <w:pPr>
-        <w:pStyle w:val="Compact"/>
-        <w:numPr>
-          <w:ilvl w:val="0"/>
-          <w:numId w:val="22"/>
-        </w:numPr>
-        <w:rPr/>
-      </w:pPr>
-      <w:r>
-        <w:rPr>
-          <w:b/>
-          <w:bCs/>
-        </w:rPr>
-        <w:t>Периоды конфликтов</w:t>
-      </w:r>
-      <w:r>
-        <w:rPr/>
-        <w:t xml:space="preserve"> — даты и состав отсутствующих.</w:t>
-      </w:r>
-    </w:p>
-    <w:p>
-      <w:pPr>
-        <w:pStyle w:val="Compact"/>
-        <w:numPr>
-          <w:ilvl w:val="0"/>
-          <w:numId w:val="23"/>
-        </w:numPr>
-        <w:rPr/>
-      </w:pPr>
-      <w:r>
-        <w:rPr>
-          <w:b/>
-          <w:bCs/>
-        </w:rPr>
-        <w:t>Распределение дней</w:t>
-      </w:r>
-      <w:r>
-        <w:rPr/>
-        <w:t xml:space="preserve"> — сколько каждый уже запланировал и сколько осталось, сначала те, у кого больше всего нераспределённых дней.</w:t>
-      </w:r>
-    </w:p>
-    <w:p>
-      <w:pPr>
-        <w:pStyle w:val="FirstParagraph"/>
-        <w:rPr/>
-      </w:pPr>
-      <w:bookmarkStart w:id="36" w:name="команда"/>
-      <w:bookmarkStart w:id="37" w:name="аналитика-года"/>
-      <w:r>
-        <w:rPr/>
-        <w:t>Сотрудник видит свой отдел, руководитель — отделы, где работают его подчинённые.</w:t>
-      </w:r>
-      <w:bookmarkEnd w:id="36"/>
-      <w:bookmarkEnd w:id="37"/>
-    </w:p>
-    <w:p>
-      <w:pPr>
-        <w:pStyle w:val="Heading1"/>
-        <w:rPr/>
-      </w:pPr>
-      <w:bookmarkStart w:id="38" w:name="__RefHeading___Toc583_4152910300"/>
-      <w:bookmarkStart w:id="39" w:name="согласование-заявок-руководителям"/>
-      <w:bookmarkEnd w:id="38"/>
-      <w:r>
-        <w:rPr>
-          <w:rStyle w:val="SectionNumber"/>
-        </w:rPr>
-        <w:t>8</w:t>
-      </w:r>
-      <w:r>
-        <w:rPr/>
-        <w:tab/>
-        <w:t>Согласование заявок (руководителям)</w:t>
-      </w:r>
-    </w:p>
-    <w:p>
-      <w:pPr>
-        <w:pStyle w:val="CaptionedFigure"/>
-        <w:rPr/>
-      </w:pPr>
-      <w:r>
-        <w:rPr/>
-        <w:drawing>
-          <wp:inline distT="0" distB="0" distL="0" distR="0">
-            <wp:extent cx="5334000" cy="3333750"/>
-            <wp:effectExtent l="0" t="0" r="0" b="0"/>
-            <wp:docPr id="13" name="Image13" descr="Заявки на согласование"/>
-            <wp:cNvGraphicFramePr>
-              <a:graphicFrameLocks xmlns:a="http://schemas.openxmlformats.org/drawingml/2006/main" noChangeAspect="1"/>
-            </wp:cNvGraphicFramePr>
-            <a:graphic xmlns:a="http://schemas.openxmlformats.org/drawingml/2006/main">
-              <a:graphicData uri="http://schemas.openxmlformats.org/drawingml/2006/picture">
-                <pic:pic xmlns:pic="http://schemas.openxmlformats.org/drawingml/2006/picture">
-                  <pic:nvPicPr>
-                    <pic:cNvPr id="13" name="Image13" descr="Заявки на согласование"/>
+                    <pic:cNvPr id="13" name="Image13" descr="График работы"/>
                     <pic:cNvPicPr>
                       <a:picLocks noChangeAspect="1" noChangeArrowheads="1"/>
                     </pic:cNvPicPr>
@@ -3690,7 +3628,7 @@
       </w:pPr>
       <w:r>
         <w:rPr/>
-        <w:t>Заявки на согласование</w:t>
+        <w:t>График работы</w:t>
       </w:r>
     </w:p>
     <w:p>
@@ -3700,28 +3638,28 @@
       </w:pPr>
       <w:r>
         <w:rPr/>
-        <w:t>Раздел «Заявки» доступен руководителям; число на пункте меню — сколько заявок ждут решения.</w:t>
-      </w:r>
-    </w:p>
-    <w:p>
-      <w:pPr>
-        <w:pStyle w:val="BodyText"/>
-        <w:rPr/>
-      </w:pPr>
-      <w:r>
-        <w:rPr/>
-        <w:t xml:space="preserve">Каждая карточка показывает сотрудника, вид заявки (новый отпуск, перенос с прежними датами, удаление), период и число дней отпуска с учётом праздников, комментарий сотрудника и </w:t>
-      </w:r>
+        <w:t>Режим работы показывает, где вы работаете в обычную неделю, и используется в разделе «Команда» и на графике отпусков (кнопка «Удалёнка»).</w:t>
+      </w:r>
+    </w:p>
+    <w:p>
+      <w:pPr>
+        <w:pStyle w:val="Compact"/>
+        <w:numPr>
+          <w:ilvl w:val="0"/>
+          <w:numId w:val="18"/>
+        </w:numPr>
+        <w:rPr/>
+      </w:pPr>
       <w:r>
         <w:rPr>
           <w:b/>
           <w:bCs/>
         </w:rPr>
-        <w:t>пересечения в отделе</w:t>
-      </w:r>
-      <w:r>
-        <w:rPr/>
-        <w:t>: кто из коллег отсутствует в те же даты.</w:t>
+        <w:t>Недельный шаблон</w:t>
+      </w:r>
+      <w:r>
+        <w:rPr/>
+        <w:t>: нажимайте на день недели, чтобы переключить «Офис → Удалённо → Не работает», затем «Сохранить».</w:t>
       </w:r>
     </w:p>
     <w:p>
@@ -3729,7 +3667,7 @@
         <w:pStyle w:val="Compact"/>
         <w:numPr>
           <w:ilvl w:val="0"/>
-          <w:numId w:val="24"/>
+          <w:numId w:val="19"/>
         </w:numPr>
         <w:rPr/>
       </w:pPr>
@@ -3738,32 +3676,11 @@
           <w:b/>
           <w:bCs/>
         </w:rPr>
-        <w:t>Согласовать</w:t>
-      </w:r>
-      <w:r>
-        <w:rPr/>
-        <w:t xml:space="preserve"> — отпуск согласован (для удаления — отпуск удалён), сотрудник получает уведомление.</w:t>
-      </w:r>
-    </w:p>
-    <w:p>
-      <w:pPr>
-        <w:pStyle w:val="Compact"/>
-        <w:numPr>
-          <w:ilvl w:val="0"/>
-          <w:numId w:val="25"/>
-        </w:numPr>
-        <w:rPr/>
-      </w:pPr>
-      <w:r>
-        <w:rPr>
-          <w:b/>
-          <w:bCs/>
-        </w:rPr>
-        <w:t>Отклонить</w:t>
-      </w:r>
-      <w:r>
-        <w:rPr/>
-        <w:t xml:space="preserve"> — обязательно укажите причину: сотрудник увидит её в уведомлении и в архиве заявок. При отклонении переноса сохраняются прежние даты, при отклонении удаления отпуск остаётся.</w:t>
+        <w:t>Разовые исключения</w:t>
+      </w:r>
+      <w:r>
+        <w:rPr/>
+        <w:t>: щёлкните день в календаре месяца, чтобы поменять офис на удалёнку только в эту дату. Повторный щелчок возвращает значение шаблона. Исключения отмечены точкой и перечислены внизу, где их можно снять.</w:t>
       </w:r>
     </w:p>
     <w:p>
@@ -3771,47 +3688,51 @@
         <w:pStyle w:val="FirstParagraph"/>
         <w:rPr/>
       </w:pPr>
-      <w:r>
-        <w:rPr/>
-        <w:t>Вкладки «Новые / Переносы / Удаления» отбирают заявки по виду. Если два руководителя одновременно принимают решение по одной заявке, применится одно, второму планировщик сообщит, что данные изменились.</w:t>
-      </w:r>
-    </w:p>
-    <w:p>
-      <w:pPr>
-        <w:pStyle w:val="BodyText"/>
-        <w:rPr/>
-      </w:pPr>
-      <w:r>
-        <w:rPr>
-          <w:b/>
-          <w:bCs/>
-        </w:rPr>
-        <w:t>Оформить отпуск сотруднику</w:t>
-      </w:r>
-      <w:r>
-        <w:rPr/>
-        <w:t xml:space="preserve"> — для подчинённого, который не может подать заявку сам. Такой отпуск сразу согласован; в форме доступен подбор дат с учётом отдела.</w:t>
-      </w:r>
-      <w:bookmarkEnd w:id="39"/>
+      <w:bookmarkStart w:id="34" w:name="график-работы"/>
+      <w:r>
+        <w:rPr/>
+        <w:t>Дни отпуска в календаре зелёные и не переключаются. Руководитель выбирает в списке своих подчинённых и ведёт их график, администратор — график любого сотрудника.</w:t>
+      </w:r>
+      <w:bookmarkEnd w:id="34"/>
     </w:p>
     <w:p>
       <w:pPr>
         <w:pStyle w:val="Heading1"/>
         <w:rPr/>
       </w:pPr>
-      <w:bookmarkStart w:id="40" w:name="__RefHeading___Toc585_4152910300"/>
-      <w:bookmarkStart w:id="41" w:name="профиль-и-настройки"/>
-      <w:bookmarkEnd w:id="40"/>
+      <w:bookmarkStart w:id="35" w:name="__RefHeading___Toc28425_3673021804"/>
+      <w:bookmarkStart w:id="36" w:name="команда"/>
+      <w:bookmarkEnd w:id="35"/>
       <w:r>
         <w:rPr>
           <w:rStyle w:val="SectionNumber"/>
         </w:rPr>
-        <w:t>9</w:t>
+        <w:t>7</w:t>
       </w:r>
       <w:r>
         <w:rPr/>
         <w:tab/>
-        <w:t>Профиль и настройки</w:t>
+        <w:t>Команда</w:t>
+      </w:r>
+    </w:p>
+    <w:p>
+      <w:pPr>
+        <w:pStyle w:val="Heading2"/>
+        <w:rPr/>
+      </w:pPr>
+      <w:bookmarkStart w:id="37" w:name="__RefHeading___Toc28427_3673021804"/>
+      <w:bookmarkStart w:id="38" w:name="сегодня"/>
+      <w:bookmarkEnd w:id="37"/>
+      <w:r>
+        <w:rPr>
+          <w:rStyle w:val="SectionNumber"/>
+        </w:rPr>
+        <w:t>7.1</w:t>
+      </w:r>
+      <w:r>
+        <w:rPr/>
+        <w:tab/>
+        <w:t>Сегодня</w:t>
       </w:r>
     </w:p>
     <w:p>
@@ -3825,7 +3746,7 @@
           <wp:inline distT="0" distB="0" distL="0" distR="0">
             <wp:extent cx="5334000" cy="3333750"/>
             <wp:effectExtent l="0" t="0" r="0" b="0"/>
-            <wp:docPr id="14" name="Image14" descr="Профиль и настройки"/>
+            <wp:docPr id="14" name="Image14" descr="Команда сегодня"/>
             <wp:cNvGraphicFramePr>
               <a:graphicFrameLocks xmlns:a="http://schemas.openxmlformats.org/drawingml/2006/main" noChangeAspect="1"/>
             </wp:cNvGraphicFramePr>
@@ -3833,7 +3754,7 @@
               <a:graphicData uri="http://schemas.openxmlformats.org/drawingml/2006/picture">
                 <pic:pic xmlns:pic="http://schemas.openxmlformats.org/drawingml/2006/picture">
                   <pic:nvPicPr>
-                    <pic:cNvPr id="14" name="Image14" descr="Профиль и настройки"/>
+                    <pic:cNvPr id="14" name="Image14" descr="Команда сегодня"/>
                     <pic:cNvPicPr>
                       <a:picLocks noChangeAspect="1" noChangeArrowheads="1"/>
                     </pic:cNvPicPr>
@@ -3867,17 +3788,500 @@
       </w:pPr>
       <w:r>
         <w:rPr/>
+        <w:t>Команда сегодня</w:t>
+      </w:r>
+    </w:p>
+    <w:p>
+      <w:pPr>
+        <w:pStyle w:val="BodyText"/>
+        <w:rPr/>
+      </w:pPr>
+      <w:r>
+        <w:rPr/>
+        <w:t>Плитки показывают, сколько человек отдела сегодня в офисе, на удалёнке, в отпуске и на выходном, а также сколько заявок ждут решения. Щелчок по плитке оставляет в таблице только сотрудников с этим статусом. Дата меняется полем вверху — так можно посмотреть состав на любой день, например на день планёрки.</w:t>
+      </w:r>
+    </w:p>
+    <w:p>
+      <w:pPr>
+        <w:pStyle w:val="BodyText"/>
+        <w:rPr/>
+      </w:pPr>
+      <w:bookmarkStart w:id="39" w:name="сегодня"/>
+      <w:r>
+        <w:rPr/>
+        <w:t>В таблице — статус на дату (для отпуска — до какого числа), следующий отпуск, нераспределённые дни и отметка о части в 14 дней. Если в отпуске больше порога отдела, сверху появится предупреждение.</w:t>
+      </w:r>
+      <w:bookmarkEnd w:id="39"/>
+    </w:p>
+    <w:p>
+      <w:pPr>
+        <w:pStyle w:val="Heading2"/>
+        <w:rPr/>
+      </w:pPr>
+      <w:bookmarkStart w:id="40" w:name="__RefHeading___Toc28429_3673021804"/>
+      <w:bookmarkStart w:id="41" w:name="аналитика-года"/>
+      <w:bookmarkEnd w:id="40"/>
+      <w:r>
+        <w:rPr>
+          <w:rStyle w:val="SectionNumber"/>
+        </w:rPr>
+        <w:t>7.2</w:t>
+      </w:r>
+      <w:r>
+        <w:rPr/>
+        <w:tab/>
+        <w:t>Аналитика года</w:t>
+      </w:r>
+    </w:p>
+    <w:p>
+      <w:pPr>
+        <w:pStyle w:val="CaptionedFigure"/>
+        <w:rPr/>
+      </w:pPr>
+      <w:r>
+        <w:rPr/>
+        <w:drawing>
+          <wp:inline distT="0" distB="0" distL="0" distR="0">
+            <wp:extent cx="5334000" cy="3333750"/>
+            <wp:effectExtent l="0" t="0" r="0" b="0"/>
+            <wp:docPr id="15" name="Image15" descr="Аналитика отдела за год"/>
+            <wp:cNvGraphicFramePr>
+              <a:graphicFrameLocks xmlns:a="http://schemas.openxmlformats.org/drawingml/2006/main" noChangeAspect="1"/>
+            </wp:cNvGraphicFramePr>
+            <a:graphic xmlns:a="http://schemas.openxmlformats.org/drawingml/2006/main">
+              <a:graphicData uri="http://schemas.openxmlformats.org/drawingml/2006/picture">
+                <pic:pic xmlns:pic="http://schemas.openxmlformats.org/drawingml/2006/picture">
+                  <pic:nvPicPr>
+                    <pic:cNvPr id="15" name="Image15" descr="Аналитика отдела за год"/>
+                    <pic:cNvPicPr>
+                      <a:picLocks noChangeAspect="1" noChangeArrowheads="1"/>
+                    </pic:cNvPicPr>
+                  </pic:nvPicPr>
+                  <pic:blipFill>
+                    <a:blip r:embed="rId16"/>
+                    <a:stretch>
+                      <a:fillRect/>
+                    </a:stretch>
+                  </pic:blipFill>
+                  <pic:spPr bwMode="auto">
+                    <a:xfrm>
+                      <a:off x="0" y="0"/>
+                      <a:ext cx="5334000" cy="3333750"/>
+                    </a:xfrm>
+                    <a:prstGeom prst="rect">
+                      <a:avLst/>
+                    </a:prstGeom>
+                  </pic:spPr>
+                </pic:pic>
+              </a:graphicData>
+            </a:graphic>
+          </wp:inline>
+        </w:drawing>
+      </w:r>
+    </w:p>
+    <w:p>
+      <w:pPr>
+        <w:pStyle w:val="ImageCaption"/>
+        <w:rPr/>
+      </w:pPr>
+      <w:r>
+        <w:rPr/>
+        <w:t>Аналитика отдела за год</w:t>
+      </w:r>
+    </w:p>
+    <w:p>
+      <w:pPr>
+        <w:pStyle w:val="Compact"/>
+        <w:numPr>
+          <w:ilvl w:val="0"/>
+          <w:numId w:val="20"/>
+        </w:numPr>
+        <w:rPr/>
+      </w:pPr>
+      <w:r>
+        <w:rPr>
+          <w:b/>
+          <w:bCs/>
+        </w:rPr>
+        <w:t>Выводы</w:t>
+      </w:r>
+      <w:r>
+        <w:rPr/>
+        <w:t xml:space="preserve"> — что требует внимания: ближайшие конфликты, пиковый месяц и куда лучше планировать, кто не распределил отпуск, у кого нет части в 14 дней, риски малочисленного отдела.</w:t>
+      </w:r>
+    </w:p>
+    <w:p>
+      <w:pPr>
+        <w:pStyle w:val="Compact"/>
+        <w:numPr>
+          <w:ilvl w:val="0"/>
+          <w:numId w:val="21"/>
+        </w:numPr>
+        <w:rPr/>
+      </w:pPr>
+      <w:r>
+        <w:rPr>
+          <w:b/>
+          <w:bCs/>
+        </w:rPr>
+        <w:t>Доля отдела в отпуске по месяцам</w:t>
+      </w:r>
+      <w:r>
+        <w:rPr/>
+        <w:t>: синяя часть — согласованные отпуска, жёлтая — заявки на согласовании, пунктир — порог конфликта. При наведении — точные значения и самый загруженный день месяца.</w:t>
+      </w:r>
+    </w:p>
+    <w:p>
+      <w:pPr>
+        <w:pStyle w:val="Compact"/>
+        <w:numPr>
+          <w:ilvl w:val="0"/>
+          <w:numId w:val="22"/>
+        </w:numPr>
+        <w:rPr/>
+      </w:pPr>
+      <w:r>
+        <w:rPr>
+          <w:b/>
+          <w:bCs/>
+        </w:rPr>
+        <w:t>Периоды конфликтов</w:t>
+      </w:r>
+      <w:r>
+        <w:rPr/>
+        <w:t xml:space="preserve"> — даты и состав отсутствующих.</w:t>
+      </w:r>
+    </w:p>
+    <w:p>
+      <w:pPr>
+        <w:pStyle w:val="Compact"/>
+        <w:numPr>
+          <w:ilvl w:val="0"/>
+          <w:numId w:val="23"/>
+        </w:numPr>
+        <w:rPr/>
+      </w:pPr>
+      <w:r>
+        <w:rPr>
+          <w:b/>
+          <w:bCs/>
+        </w:rPr>
+        <w:t>Распределение дней</w:t>
+      </w:r>
+      <w:r>
+        <w:rPr/>
+        <w:t xml:space="preserve"> — сколько каждый уже запланировал и сколько осталось, сначала те, у кого больше всего нераспределённых дней.</w:t>
+      </w:r>
+    </w:p>
+    <w:p>
+      <w:pPr>
+        <w:pStyle w:val="FirstParagraph"/>
+        <w:rPr/>
+      </w:pPr>
+      <w:bookmarkStart w:id="42" w:name="команда"/>
+      <w:bookmarkStart w:id="43" w:name="аналитика-года"/>
+      <w:r>
+        <w:rPr/>
+        <w:t>Сотрудник видит свой отдел, руководитель — отделы, где работают его подчинённые.</w:t>
+      </w:r>
+      <w:bookmarkEnd w:id="42"/>
+      <w:bookmarkEnd w:id="43"/>
+    </w:p>
+    <w:p>
+      <w:pPr>
+        <w:pStyle w:val="Heading1"/>
+        <w:rPr/>
+      </w:pPr>
+      <w:bookmarkStart w:id="44" w:name="__RefHeading___Toc28431_3673021804"/>
+      <w:bookmarkStart w:id="45" w:name="согласование-заявок-руководителям"/>
+      <w:bookmarkEnd w:id="44"/>
+      <w:r>
+        <w:rPr>
+          <w:rStyle w:val="SectionNumber"/>
+        </w:rPr>
+        <w:t>8</w:t>
+      </w:r>
+      <w:r>
+        <w:rPr/>
+        <w:tab/>
+        <w:t>Согласование заявок (руководителям)</w:t>
+      </w:r>
+    </w:p>
+    <w:p>
+      <w:pPr>
+        <w:pStyle w:val="CaptionedFigure"/>
+        <w:rPr/>
+      </w:pPr>
+      <w:r>
+        <w:rPr/>
+        <w:drawing>
+          <wp:inline distT="0" distB="0" distL="0" distR="0">
+            <wp:extent cx="5334000" cy="3333750"/>
+            <wp:effectExtent l="0" t="0" r="0" b="0"/>
+            <wp:docPr id="16" name="Image16" descr="Заявки на согласование"/>
+            <wp:cNvGraphicFramePr>
+              <a:graphicFrameLocks xmlns:a="http://schemas.openxmlformats.org/drawingml/2006/main" noChangeAspect="1"/>
+            </wp:cNvGraphicFramePr>
+            <a:graphic xmlns:a="http://schemas.openxmlformats.org/drawingml/2006/main">
+              <a:graphicData uri="http://schemas.openxmlformats.org/drawingml/2006/picture">
+                <pic:pic xmlns:pic="http://schemas.openxmlformats.org/drawingml/2006/picture">
+                  <pic:nvPicPr>
+                    <pic:cNvPr id="16" name="Image16" descr="Заявки на согласование"/>
+                    <pic:cNvPicPr>
+                      <a:picLocks noChangeAspect="1" noChangeArrowheads="1"/>
+                    </pic:cNvPicPr>
+                  </pic:nvPicPr>
+                  <pic:blipFill>
+                    <a:blip r:embed="rId17"/>
+                    <a:stretch>
+                      <a:fillRect/>
+                    </a:stretch>
+                  </pic:blipFill>
+                  <pic:spPr bwMode="auto">
+                    <a:xfrm>
+                      <a:off x="0" y="0"/>
+                      <a:ext cx="5334000" cy="3333750"/>
+                    </a:xfrm>
+                    <a:prstGeom prst="rect">
+                      <a:avLst/>
+                    </a:prstGeom>
+                  </pic:spPr>
+                </pic:pic>
+              </a:graphicData>
+            </a:graphic>
+          </wp:inline>
+        </w:drawing>
+      </w:r>
+    </w:p>
+    <w:p>
+      <w:pPr>
+        <w:pStyle w:val="ImageCaption"/>
+        <w:rPr/>
+      </w:pPr>
+      <w:r>
+        <w:rPr/>
+        <w:t>Заявки на согласование</w:t>
+      </w:r>
+    </w:p>
+    <w:p>
+      <w:pPr>
+        <w:pStyle w:val="BodyText"/>
+        <w:rPr/>
+      </w:pPr>
+      <w:r>
+        <w:rPr/>
+        <w:t>Раздел «Заявки» доступен тем, кому есть что согласовывать; число на пункте меню — сколько заявок ждут решения. В очереди — заявки ваших подчинённых, а если вы руководите отделом — и сотрудников отдела без своего руководителя. Свою заявку согласует ваш руководитель, а не вы.</w:t>
+      </w:r>
+    </w:p>
+    <w:p>
+      <w:pPr>
+        <w:pStyle w:val="BodyText"/>
+        <w:rPr/>
+      </w:pPr>
+      <w:r>
+        <w:rPr/>
+        <w:t xml:space="preserve">Каждая карточка показывает сотрудника, вид заявки (новый отпуск, перенос с прежними датами, удаление), период и число дней отпуска с учётом праздников, комментарий сотрудника и </w:t>
+      </w:r>
+      <w:r>
+        <w:rPr>
+          <w:b/>
+          <w:bCs/>
+        </w:rPr>
+        <w:t>пересечения в отделе</w:t>
+      </w:r>
+      <w:r>
+        <w:rPr/>
+        <w:t>: кто из коллег отсутствует в те же даты.</w:t>
+      </w:r>
+    </w:p>
+    <w:p>
+      <w:pPr>
+        <w:pStyle w:val="Compact"/>
+        <w:numPr>
+          <w:ilvl w:val="0"/>
+          <w:numId w:val="24"/>
+        </w:numPr>
+        <w:rPr/>
+      </w:pPr>
+      <w:r>
+        <w:rPr>
+          <w:b/>
+          <w:bCs/>
+        </w:rPr>
+        <w:t>Согласовать</w:t>
+      </w:r>
+      <w:r>
+        <w:rPr/>
+        <w:t xml:space="preserve"> — отпуск согласован (для удаления — отпуск удалён), сотрудник получает уведомление.</w:t>
+      </w:r>
+    </w:p>
+    <w:p>
+      <w:pPr>
+        <w:pStyle w:val="Compact"/>
+        <w:numPr>
+          <w:ilvl w:val="0"/>
+          <w:numId w:val="25"/>
+        </w:numPr>
+        <w:rPr/>
+      </w:pPr>
+      <w:r>
+        <w:rPr>
+          <w:b/>
+          <w:bCs/>
+        </w:rPr>
+        <w:t>Отклонить</w:t>
+      </w:r>
+      <w:r>
+        <w:rPr/>
+        <w:t xml:space="preserve"> — обязательно укажите причину: сотрудник увидит её в уведомлении и в архиве заявок. При отклонении переноса сохраняются прежние даты, при отклонении удаления отпуск остаётся.</w:t>
+      </w:r>
+    </w:p>
+    <w:p>
+      <w:pPr>
+        <w:pStyle w:val="FirstParagraph"/>
+        <w:rPr/>
+      </w:pPr>
+      <w:r>
+        <w:rPr/>
+        <w:t>Вкладки «Новые / Переносы / Удаления» отбирают заявки по виду. Если два руководителя одновременно принимают решение по одной заявке, применится одно, второму планировщик сообщит, что данные изменились.</w:t>
+      </w:r>
+    </w:p>
+    <w:p>
+      <w:pPr>
+        <w:pStyle w:val="BodyText"/>
+        <w:rPr/>
+      </w:pPr>
+      <w:r>
+        <w:rPr>
+          <w:b/>
+          <w:bCs/>
+        </w:rPr>
+        <w:t>Оформить отпуск сотруднику</w:t>
+      </w:r>
+      <w:r>
+        <w:rPr/>
+        <w:t xml:space="preserve"> — для подчинённого, который не может подать заявку сам. Такой отпуск сразу согласован; в форме доступен подбор дат с учётом отдела.</w:t>
+      </w:r>
+    </w:p>
+    <w:p>
+      <w:pPr>
+        <w:pStyle w:val="BodyText"/>
+        <w:rPr/>
+      </w:pPr>
+      <w:r>
+        <w:rPr>
+          <w:b/>
+          <w:bCs/>
+        </w:rPr>
+        <w:t>Замещение.</w:t>
+      </w:r>
+      <w:r>
+        <w:rPr/>
+        <w:t xml:space="preserve"> Уходя в отпуск или командировку, передайте согласование коллеге: «Профиль и настройки → Замещение на время отсутствия», выберите заместителя и даты. На этот период заместитель видит заявки вашей команды в своём разделе «Заявки» (с пометкой «Вы замещаете …»), согласует и отклоняет их и получает уведомления о новых; вы тоже продолжаете их видеть. Замещение можно отменить в любой момент. Кадровая служба может назначить замещение за вас.</w:t>
+      </w:r>
+    </w:p>
+    <w:p>
+      <w:pPr>
+        <w:pStyle w:val="BodyText"/>
+        <w:rPr/>
+      </w:pPr>
+      <w:r>
+        <w:rPr>
+          <w:b/>
+          <w:bCs/>
+        </w:rPr>
+        <w:t>Эскалация.</w:t>
+      </w:r>
+      <w:r>
+        <w:rPr/>
+        <w:t xml:space="preserve"> Если в организации задан срок ответа, заявка без решения дольше этого срока передаётся вашему руководителю — на карточке появится отметка «передана …», а он сможет решить по ней сам. Если вам передали заявку подчинённого вашего сотрудника, она отмечена «передана вам». Заявка передаётся один раз.</w:t>
+      </w:r>
+      <w:bookmarkEnd w:id="45"/>
+    </w:p>
+    <w:p>
+      <w:pPr>
+        <w:pStyle w:val="Heading1"/>
+        <w:rPr/>
+      </w:pPr>
+      <w:bookmarkStart w:id="46" w:name="__RefHeading___Toc28433_3673021804"/>
+      <w:bookmarkStart w:id="47" w:name="профиль-и-настройки"/>
+      <w:bookmarkEnd w:id="46"/>
+      <w:r>
+        <w:rPr>
+          <w:rStyle w:val="SectionNumber"/>
+        </w:rPr>
+        <w:t>9</w:t>
+      </w:r>
+      <w:r>
+        <w:rPr/>
+        <w:tab/>
         <w:t>Профиль и настройки</w:t>
       </w:r>
     </w:p>
     <w:p>
       <w:pPr>
+        <w:pStyle w:val="CaptionedFigure"/>
+        <w:rPr/>
+      </w:pPr>
+      <w:r>
+        <w:rPr/>
+        <w:drawing>
+          <wp:inline distT="0" distB="0" distL="0" distR="0">
+            <wp:extent cx="5334000" cy="3333750"/>
+            <wp:effectExtent l="0" t="0" r="0" b="0"/>
+            <wp:docPr id="17" name="Image17" descr="Профиль и настройки"/>
+            <wp:cNvGraphicFramePr>
+              <a:graphicFrameLocks xmlns:a="http://schemas.openxmlformats.org/drawingml/2006/main" noChangeAspect="1"/>
+            </wp:cNvGraphicFramePr>
+            <a:graphic xmlns:a="http://schemas.openxmlformats.org/drawingml/2006/main">
+              <a:graphicData uri="http://schemas.openxmlformats.org/drawingml/2006/picture">
+                <pic:pic xmlns:pic="http://schemas.openxmlformats.org/drawingml/2006/picture">
+                  <pic:nvPicPr>
+                    <pic:cNvPr id="17" name="Image17" descr="Профиль и настройки"/>
+                    <pic:cNvPicPr>
+                      <a:picLocks noChangeAspect="1" noChangeArrowheads="1"/>
+                    </pic:cNvPicPr>
+                  </pic:nvPicPr>
+                  <pic:blipFill>
+                    <a:blip r:embed="rId18"/>
+                    <a:stretch>
+                      <a:fillRect/>
+                    </a:stretch>
+                  </pic:blipFill>
+                  <pic:spPr bwMode="auto">
+                    <a:xfrm>
+                      <a:off x="0" y="0"/>
+                      <a:ext cx="5334000" cy="3333750"/>
+                    </a:xfrm>
+                    <a:prstGeom prst="rect">
+                      <a:avLst/>
+                    </a:prstGeom>
+                  </pic:spPr>
+                </pic:pic>
+              </a:graphicData>
+            </a:graphic>
+          </wp:inline>
+        </w:drawing>
+      </w:r>
+    </w:p>
+    <w:p>
+      <w:pPr>
+        <w:pStyle w:val="ImageCaption"/>
+        <w:rPr/>
+      </w:pPr>
+      <w:r>
+        <w:rPr/>
+        <w:t>Профиль и настройки</w:t>
+      </w:r>
+    </w:p>
+    <w:p>
+      <w:pPr>
         <w:pStyle w:val="BodyText"/>
         <w:rPr/>
       </w:pPr>
       <w:r>
         <w:rPr/>
-        <w:t>Здесь ваш профиль (логин, роль, норма дней), выбор темы оформления, смена пароля и письма о заявках. Новый пароль — не короче 8 символов; после смены все сеансы завершаются, и нужно войти заново.</w:t>
+        <w:t>Здесь ваш профиль (логин, роль, норма дней), выбор темы оформления, смена пароля, письма о заявках, сеансы и замещение. Новый пароль — по политике организации: не короче заданной длины (подсказка под полем), без логина и фамилии, не из распространённых и не совпадает с текущим; после смены все сеансы завершаются, и нужно войти заново.</w:t>
       </w:r>
     </w:p>
     <w:p>
@@ -3885,21 +4289,94 @@
         <w:pStyle w:val="BodyText"/>
         <w:rPr/>
       </w:pPr>
-      <w:bookmarkStart w:id="42" w:name="профиль-и-настройки"/>
+      <w:r>
+        <w:rPr>
+          <w:b/>
+          <w:bCs/>
+        </w:rPr>
+        <w:t>Сеансы</w:t>
+      </w:r>
+      <w:r>
+        <w:rPr/>
+        <w:t xml:space="preserve"> — где вы вошли: устройство и браузер, адрес, когда начат и когда был активен; текущий отмечен. «Завершить» закрывает сеанс на том устройстве не позже чем через 10 секунд, «Завершить все остальные» — везде, кроме этого браузера. Если в списке есть незнакомое устройство — завершите его и смените пароль.</w:t>
+      </w:r>
+    </w:p>
+    <w:p>
+      <w:pPr>
+        <w:pStyle w:val="CaptionedFigure"/>
+        <w:rPr/>
+      </w:pPr>
+      <w:r>
+        <w:rPr/>
+        <w:drawing>
+          <wp:inline distT="0" distB="0" distL="0" distR="0">
+            <wp:extent cx="5334000" cy="9438005"/>
+            <wp:effectExtent l="0" t="0" r="0" b="0"/>
+            <wp:docPr id="18" name="Image18" descr="Сеансы в профиле"/>
+            <wp:cNvGraphicFramePr>
+              <a:graphicFrameLocks xmlns:a="http://schemas.openxmlformats.org/drawingml/2006/main" noChangeAspect="1"/>
+            </wp:cNvGraphicFramePr>
+            <a:graphic xmlns:a="http://schemas.openxmlformats.org/drawingml/2006/main">
+              <a:graphicData uri="http://schemas.openxmlformats.org/drawingml/2006/picture">
+                <pic:pic xmlns:pic="http://schemas.openxmlformats.org/drawingml/2006/picture">
+                  <pic:nvPicPr>
+                    <pic:cNvPr id="18" name="Image18" descr="Сеансы в профиле"/>
+                    <pic:cNvPicPr>
+                      <a:picLocks noChangeAspect="1" noChangeArrowheads="1"/>
+                    </pic:cNvPicPr>
+                  </pic:nvPicPr>
+                  <pic:blipFill>
+                    <a:blip r:embed="rId19"/>
+                    <a:stretch>
+                      <a:fillRect/>
+                    </a:stretch>
+                  </pic:blipFill>
+                  <pic:spPr bwMode="auto">
+                    <a:xfrm>
+                      <a:off x="0" y="0"/>
+                      <a:ext cx="5334000" cy="9438005"/>
+                    </a:xfrm>
+                    <a:prstGeom prst="rect">
+                      <a:avLst/>
+                    </a:prstGeom>
+                  </pic:spPr>
+                </pic:pic>
+              </a:graphicData>
+            </a:graphic>
+          </wp:inline>
+        </w:drawing>
+      </w:r>
+    </w:p>
+    <w:p>
+      <w:pPr>
+        <w:pStyle w:val="ImageCaption"/>
+        <w:rPr/>
+      </w:pPr>
+      <w:r>
+        <w:rPr/>
+        <w:t>Сеансы в профиле</w:t>
+      </w:r>
+    </w:p>
+    <w:p>
+      <w:pPr>
+        <w:pStyle w:val="BodyText"/>
+        <w:rPr/>
+      </w:pPr>
+      <w:bookmarkStart w:id="48" w:name="профиль-и-настройки"/>
       <w:r>
         <w:rPr/>
         <w:t>В блоке «Письма о заявках» включаются и отключаются письма и пятничная сводка; уведомления в колокольчике приходят в любом случае. Если адрес почты не указан, его вносит кадровая служба.</w:t>
       </w:r>
-      <w:bookmarkEnd w:id="42"/>
+      <w:bookmarkEnd w:id="48"/>
     </w:p>
     <w:p>
       <w:pPr>
         <w:pStyle w:val="Heading1"/>
         <w:rPr/>
       </w:pPr>
-      <w:bookmarkStart w:id="43" w:name="__RefHeading___Toc587_4152910300"/>
-      <w:bookmarkStart w:id="44" w:name="частые-вопросы"/>
-      <w:bookmarkEnd w:id="43"/>
+      <w:bookmarkStart w:id="49" w:name="__RefHeading___Toc28435_3673021804"/>
+      <w:bookmarkStart w:id="50" w:name="частые-вопросы"/>
+      <w:bookmarkEnd w:id="49"/>
       <w:r>
         <w:rPr>
           <w:rStyle w:val="SectionNumber"/>
@@ -3983,6 +4460,40 @@
     <w:p>
       <w:pPr>
         <w:pStyle w:val="BodyText"/>
+        <w:rPr/>
+      </w:pPr>
+      <w:r>
+        <w:rPr>
+          <w:b/>
+          <w:bCs/>
+        </w:rPr>
+        <w:t>Извещение пришло меньше чем за две недели до отпуска — что делать?</w:t>
+      </w:r>
+      <w:r>
+        <w:rPr/>
+        <w:t xml:space="preserve"> Так бывает, если отпуск согласовали поздно. Нажмите «Ознакомлен», если согласны; если нет — по ст. 124 ТК РФ отпуск можно перенести по вашему письменному заявлению: обсудите это с руководителем и кадровой службой.</w:t>
+      </w:r>
+    </w:p>
+    <w:p>
+      <w:pPr>
+        <w:pStyle w:val="BodyText"/>
+        <w:rPr/>
+      </w:pPr>
+      <w:r>
+        <w:rPr>
+          <w:b/>
+          <w:bCs/>
+        </w:rPr>
+        <w:t>Я руководитель, но не вижу раздела «Заявки».</w:t>
+      </w:r>
+      <w:r>
+        <w:rPr/>
+        <w:t xml:space="preserve"> Раздел появляется, когда у вас есть подчинённые, вы руководите отделом, замещаете руководителя или вам передана заявка эскалацией.</w:t>
+      </w:r>
+    </w:p>
+    <w:p>
+      <w:pPr>
+        <w:pStyle w:val="BodyText"/>
         <w:spacing w:lineRule="auto" w:line="276" w:before="180" w:after="100"/>
         <w:rPr/>
       </w:pPr>
@@ -3997,12 +4508,12 @@
         <w:rPr/>
         <w:t xml:space="preserve"> Если праздник выпал на выходной, следующий рабочий день — перенесённый выходной, а не праздник. По закону дни отпуска продлевают только сами праздники (ТК РФ, ст. 120).</w:t>
       </w:r>
-      <w:bookmarkEnd w:id="44"/>
+      <w:bookmarkEnd w:id="50"/>
     </w:p>
     <w:sectPr>
-      <w:footerReference w:type="even" r:id="rId16"/>
-      <w:footerReference w:type="default" r:id="rId17"/>
-      <w:footerReference w:type="first" r:id="rId18"/>
+      <w:footerReference w:type="even" r:id="rId20"/>
+      <w:footerReference w:type="default" r:id="rId21"/>
+      <w:footerReference w:type="first" r:id="rId22"/>
       <w:type w:val="nextPage"/>
       <w:pgSz w:w="12240" w:h="15840"/>
       <w:pgMar w:left="1440" w:right="1440" w:gutter="0" w:header="0" w:top="1440" w:footer="720" w:bottom="1440"/>
@@ -4043,7 +4554,7 @@
         <w:color w:val="8A92A6"/>
         <w:sz w:val="16"/>
       </w:rPr>
-      <w:t xml:space="preserve">Планировщик отпусков 0.5.0 · Руководство пользователя · стр. </w:t>
+      <w:t xml:space="preserve">Планировщик отпусков 0.6.0 · Руководство пользователя · стр. </w:t>
     </w:r>
     <w:r>
       <w:rPr/>
@@ -4059,7 +4570,7 @@
     </w:r>
     <w:r>
       <w:rPr/>
-      <w:t>20</w:t>
+      <w:t>25</w:t>
     </w:r>
     <w:r>
       <w:rPr/>
@@ -4082,7 +4593,7 @@
         <w:color w:val="8A92A6"/>
         <w:sz w:val="16"/>
       </w:rPr>
-      <w:t xml:space="preserve">Планировщик отпусков 0.5.0 · Руководство пользователя · стр. </w:t>
+      <w:t xml:space="preserve">Планировщик отпусков 0.6.0 · Руководство пользователя · стр. </w:t>
     </w:r>
     <w:r>
       <w:rPr/>
@@ -4098,7 +4609,7 @@
     </w:r>
     <w:r>
       <w:rPr/>
-      <w:t>20</w:t>
+      <w:t>25</w:t>
     </w:r>
     <w:r>
       <w:rPr/>

--- a/docs/docx/user-guide.docx
+++ b/docs/docx/user-guide.docx
@@ -23,7 +23,7 @@
       </w:pPr>
       <w:r>
         <w:rPr/>
-        <w:t>Планировщик отпусков 0.6.0 · Сотрудник и руководитель</w:t>
+        <w:t>Планировщик отпусков 1.0.0 · Сотрудник и руководитель</w:t>
       </w:r>
     </w:p>
     <w:p>
@@ -33,7 +33,7 @@
       </w:pPr>
       <w:r>
         <w:rPr/>
-        <w:t>29 октября 2026</w:t>
+        <w:t>30 октября 2026</w:t>
       </w:r>
     </w:p>
     <w:sdt>
@@ -93,7 +93,7 @@
             </w:rPr>
             <w:fldChar w:fldCharType="separate"/>
           </w:r>
-          <w:hyperlink w:anchor="__RefHeading___Toc28401_3673021804">
+          <w:hyperlink w:anchor="__RefHeading___Toc29512_1804324697">
             <w:r>
               <w:rPr>
                 <w:webHidden/>
@@ -114,7 +114,7 @@
             </w:tabs>
             <w:rPr/>
           </w:pPr>
-          <w:hyperlink w:anchor="__RefHeading___Toc28403_3673021804">
+          <w:hyperlink w:anchor="__RefHeading___Toc29514_1804324697">
             <w:r>
               <w:rPr>
                 <w:webHidden/>
@@ -135,7 +135,7 @@
             </w:tabs>
             <w:rPr/>
           </w:pPr>
-          <w:hyperlink w:anchor="__RefHeading___Toc28405_3673021804">
+          <w:hyperlink w:anchor="__RefHeading___Toc29516_1804324697">
             <w:r>
               <w:rPr>
                 <w:webHidden/>
@@ -156,7 +156,7 @@
             </w:tabs>
             <w:rPr/>
           </w:pPr>
-          <w:hyperlink w:anchor="__RefHeading___Toc28407_3673021804">
+          <w:hyperlink w:anchor="__RefHeading___Toc29518_1804324697">
             <w:r>
               <w:rPr>
                 <w:webHidden/>
@@ -177,7 +177,7 @@
             </w:tabs>
             <w:rPr/>
           </w:pPr>
-          <w:hyperlink w:anchor="__RefHeading___Toc28409_3673021804">
+          <w:hyperlink w:anchor="__RefHeading___Toc29520_1804324697">
             <w:r>
               <w:rPr>
                 <w:webHidden/>
@@ -198,7 +198,7 @@
             </w:tabs>
             <w:rPr/>
           </w:pPr>
-          <w:hyperlink w:anchor="__RefHeading___Toc28411_3673021804">
+          <w:hyperlink w:anchor="__RefHeading___Toc29522_1804324697">
             <w:r>
               <w:rPr>
                 <w:webHidden/>
@@ -219,7 +219,7 @@
             </w:tabs>
             <w:rPr/>
           </w:pPr>
-          <w:hyperlink w:anchor="__RefHeading___Toc28413_3673021804">
+          <w:hyperlink w:anchor="__RefHeading___Toc29524_1804324697">
             <w:r>
               <w:rPr>
                 <w:webHidden/>
@@ -240,7 +240,7 @@
             </w:tabs>
             <w:rPr/>
           </w:pPr>
-          <w:hyperlink w:anchor="__RefHeading___Toc28415_3673021804">
+          <w:hyperlink w:anchor="__RefHeading___Toc29526_1804324697">
             <w:r>
               <w:rPr>
                 <w:webHidden/>
@@ -261,7 +261,7 @@
             </w:tabs>
             <w:rPr/>
           </w:pPr>
-          <w:hyperlink w:anchor="__RefHeading___Toc28417_3673021804">
+          <w:hyperlink w:anchor="__RefHeading___Toc29528_1804324697">
             <w:r>
               <w:rPr>
                 <w:webHidden/>
@@ -282,7 +282,7 @@
             </w:tabs>
             <w:rPr/>
           </w:pPr>
-          <w:hyperlink w:anchor="__RefHeading___Toc28419_3673021804">
+          <w:hyperlink w:anchor="__RefHeading___Toc29530_1804324697">
             <w:r>
               <w:rPr>
                 <w:webHidden/>
@@ -303,7 +303,7 @@
             </w:tabs>
             <w:rPr/>
           </w:pPr>
-          <w:hyperlink w:anchor="__RefHeading___Toc28421_3673021804">
+          <w:hyperlink w:anchor="__RefHeading___Toc29532_1804324697">
             <w:r>
               <w:rPr>
                 <w:webHidden/>
@@ -324,7 +324,7 @@
             </w:tabs>
             <w:rPr/>
           </w:pPr>
-          <w:hyperlink w:anchor="__RefHeading___Toc28423_3673021804">
+          <w:hyperlink w:anchor="__RefHeading___Toc29534_1804324697">
             <w:r>
               <w:rPr>
                 <w:webHidden/>
@@ -345,7 +345,7 @@
             </w:tabs>
             <w:rPr/>
           </w:pPr>
-          <w:hyperlink w:anchor="__RefHeading___Toc28425_3673021804">
+          <w:hyperlink w:anchor="__RefHeading___Toc29536_1804324697">
             <w:r>
               <w:rPr>
                 <w:webHidden/>
@@ -366,7 +366,7 @@
             </w:tabs>
             <w:rPr/>
           </w:pPr>
-          <w:hyperlink w:anchor="__RefHeading___Toc28427_3673021804">
+          <w:hyperlink w:anchor="__RefHeading___Toc29538_1804324697">
             <w:r>
               <w:rPr>
                 <w:webHidden/>
@@ -387,7 +387,7 @@
             </w:tabs>
             <w:rPr/>
           </w:pPr>
-          <w:hyperlink w:anchor="__RefHeading___Toc28429_3673021804">
+          <w:hyperlink w:anchor="__RefHeading___Toc29540_1804324697">
             <w:r>
               <w:rPr>
                 <w:webHidden/>
@@ -408,7 +408,7 @@
             </w:tabs>
             <w:rPr/>
           </w:pPr>
-          <w:hyperlink w:anchor="__RefHeading___Toc28431_3673021804">
+          <w:hyperlink w:anchor="__RefHeading___Toc29542_1804324697">
             <w:r>
               <w:rPr>
                 <w:webHidden/>
@@ -429,7 +429,7 @@
             </w:tabs>
             <w:rPr/>
           </w:pPr>
-          <w:hyperlink w:anchor="__RefHeading___Toc28433_3673021804">
+          <w:hyperlink w:anchor="__RefHeading___Toc29544_1804324697">
             <w:r>
               <w:rPr>
                 <w:webHidden/>
@@ -450,7 +450,7 @@
             </w:tabs>
             <w:rPr/>
           </w:pPr>
-          <w:hyperlink w:anchor="__RefHeading___Toc28435_3673021804">
+          <w:hyperlink w:anchor="__RefHeading___Toc29546_1804324697">
             <w:r>
               <w:rPr>
                 <w:webHidden/>
@@ -458,7 +458,7 @@
               </w:rPr>
               <w:t>10 Частые вопросы</w:t>
               <w:tab/>
-              <w:t>25</w:t>
+              <w:t>23</w:t>
             </w:r>
           </w:hyperlink>
           <w:r>
@@ -475,7 +475,7 @@
         <w:pStyle w:val="Heading1"/>
         <w:rPr/>
       </w:pPr>
-      <w:bookmarkStart w:id="0" w:name="__RefHeading___Toc28401_3673021804"/>
+      <w:bookmarkStart w:id="0" w:name="__RefHeading___Toc29512_1804324697"/>
       <w:bookmarkStart w:id="1" w:name="о-руководстве"/>
       <w:bookmarkEnd w:id="0"/>
       <w:r>
@@ -508,7 +508,7 @@
       <w:bookmarkStart w:id="2" w:name="о-руководстве"/>
       <w:r>
         <w:rPr/>
-        <w:t>Снимки экранов сделаны на демонстрационных данных версии 0.6.0; в вашей организации имена, отделы и даты будут другими.</w:t>
+        <w:t>Снимки экранов сделаны на демонстрационных данных версии 1.0.0; в вашей организации имена, отделы и даты будут другими.</w:t>
       </w:r>
       <w:bookmarkEnd w:id="2"/>
     </w:p>
@@ -517,7 +517,7 @@
         <w:pStyle w:val="Heading1"/>
         <w:rPr/>
       </w:pPr>
-      <w:bookmarkStart w:id="3" w:name="__RefHeading___Toc28403_3673021804"/>
+      <w:bookmarkStart w:id="3" w:name="__RefHeading___Toc29514_1804324697"/>
       <w:bookmarkStart w:id="4" w:name="вход-в-систему"/>
       <w:bookmarkEnd w:id="3"/>
       <w:r>
@@ -807,7 +807,7 @@
         <w:pStyle w:val="Heading1"/>
         <w:rPr/>
       </w:pPr>
-      <w:bookmarkStart w:id="6" w:name="__RefHeading___Toc28405_3673021804"/>
+      <w:bookmarkStart w:id="6" w:name="__RefHeading___Toc29516_1804324697"/>
       <w:bookmarkStart w:id="7" w:name="устройство-интерфейса"/>
       <w:bookmarkEnd w:id="6"/>
       <w:r>
@@ -1518,7 +1518,7 @@
         <w:pStyle w:val="Heading1"/>
         <w:rPr/>
       </w:pPr>
-      <w:bookmarkStart w:id="8" w:name="__RefHeading___Toc28407_3673021804"/>
+      <w:bookmarkStart w:id="8" w:name="__RefHeading___Toc29518_1804324697"/>
       <w:bookmarkStart w:id="9" w:name="график-отпусков"/>
       <w:bookmarkEnd w:id="8"/>
       <w:r>
@@ -2159,7 +2159,7 @@
                 <w:szCs w:val="24"/>
                 <w:lang w:val="en-US" w:eastAsia="en-US" w:bidi="ar-SA"/>
               </w:rPr>
-              <w:t>Выгрузить отпуска года (руководителям и администраторам)</w:t>
+              <w:t>Выгрузить отпуска года (руководителям, кадровой службе и администраторам)</w:t>
             </w:r>
           </w:p>
         </w:tc>
@@ -2318,7 +2318,7 @@
         <w:pStyle w:val="Heading2"/>
         <w:rPr/>
       </w:pPr>
-      <w:bookmarkStart w:id="10" w:name="__RefHeading___Toc28409_3673021804"/>
+      <w:bookmarkStart w:id="10" w:name="__RefHeading___Toc29520_1804324697"/>
       <w:bookmarkStart w:id="11" w:name="сравнение-пересечений"/>
       <w:bookmarkEnd w:id="10"/>
       <w:r>
@@ -2408,7 +2408,7 @@
         <w:pStyle w:val="Heading1"/>
         <w:rPr/>
       </w:pPr>
-      <w:bookmarkStart w:id="14" w:name="__RefHeading___Toc28411_3673021804"/>
+      <w:bookmarkStart w:id="14" w:name="__RefHeading___Toc29522_1804324697"/>
       <w:bookmarkStart w:id="15" w:name="мой-отпуск"/>
       <w:bookmarkEnd w:id="14"/>
       <w:r>
@@ -2526,7 +2526,7 @@
         <w:pStyle w:val="Heading2"/>
         <w:rPr/>
       </w:pPr>
-      <w:bookmarkStart w:id="16" w:name="__RefHeading___Toc28413_3673021804"/>
+      <w:bookmarkStart w:id="16" w:name="__RefHeading___Toc29524_1804324697"/>
       <w:bookmarkStart w:id="17" w:name="извещение-о-начале-отпуска"/>
       <w:bookmarkEnd w:id="16"/>
       <w:r>
@@ -2624,7 +2624,7 @@
         <w:pStyle w:val="Heading2"/>
         <w:rPr/>
       </w:pPr>
-      <w:bookmarkStart w:id="19" w:name="__RefHeading___Toc28415_3673021804"/>
+      <w:bookmarkStart w:id="19" w:name="__RefHeading___Toc29526_1804324697"/>
       <w:bookmarkStart w:id="20" w:name="планирование-отпусков-на-следующий-год"/>
       <w:bookmarkEnd w:id="19"/>
       <w:r>
@@ -2722,7 +2722,7 @@
         <w:pStyle w:val="Heading2"/>
         <w:rPr/>
       </w:pPr>
-      <w:bookmarkStart w:id="22" w:name="__RefHeading___Toc28417_3673021804"/>
+      <w:bookmarkStart w:id="22" w:name="__RefHeading___Toc29528_1804324697"/>
       <w:bookmarkStart w:id="23" w:name="новая-заявка"/>
       <w:bookmarkEnd w:id="22"/>
       <w:r>
@@ -2866,7 +2866,7 @@
         <w:pStyle w:val="Heading2"/>
         <w:rPr/>
       </w:pPr>
-      <w:bookmarkStart w:id="25" w:name="__RefHeading___Toc28419_3673021804"/>
+      <w:bookmarkStart w:id="25" w:name="__RefHeading___Toc29530_1804324697"/>
       <w:bookmarkStart w:id="26" w:name="подбор-лучших-дат"/>
       <w:bookmarkEnd w:id="25"/>
       <w:r>
@@ -3020,7 +3020,7 @@
         <w:pStyle w:val="Heading2"/>
         <w:rPr/>
       </w:pPr>
-      <w:bookmarkStart w:id="28" w:name="__RefHeading___Toc28421_3673021804"/>
+      <w:bookmarkStart w:id="28" w:name="__RefHeading___Toc29532_1804324697"/>
       <w:bookmarkStart w:id="29" w:name="перенос-и-отмена"/>
       <w:bookmarkEnd w:id="28"/>
       <w:r>
@@ -3560,7 +3560,7 @@
         <w:pStyle w:val="Heading1"/>
         <w:rPr/>
       </w:pPr>
-      <w:bookmarkStart w:id="32" w:name="__RefHeading___Toc28423_3673021804"/>
+      <w:bookmarkStart w:id="32" w:name="__RefHeading___Toc29534_1804324697"/>
       <w:bookmarkStart w:id="33" w:name="график-работы"/>
       <w:bookmarkEnd w:id="32"/>
       <w:r>
@@ -3700,7 +3700,7 @@
         <w:pStyle w:val="Heading1"/>
         <w:rPr/>
       </w:pPr>
-      <w:bookmarkStart w:id="35" w:name="__RefHeading___Toc28425_3673021804"/>
+      <w:bookmarkStart w:id="35" w:name="__RefHeading___Toc29536_1804324697"/>
       <w:bookmarkStart w:id="36" w:name="команда"/>
       <w:bookmarkEnd w:id="35"/>
       <w:r>
@@ -3720,7 +3720,7 @@
         <w:pStyle w:val="Heading2"/>
         <w:rPr/>
       </w:pPr>
-      <w:bookmarkStart w:id="37" w:name="__RefHeading___Toc28427_3673021804"/>
+      <w:bookmarkStart w:id="37" w:name="__RefHeading___Toc29538_1804324697"/>
       <w:bookmarkStart w:id="38" w:name="сегодня"/>
       <w:bookmarkEnd w:id="37"/>
       <w:r>
@@ -3818,7 +3818,7 @@
         <w:pStyle w:val="Heading2"/>
         <w:rPr/>
       </w:pPr>
-      <w:bookmarkStart w:id="40" w:name="__RefHeading___Toc28429_3673021804"/>
+      <w:bookmarkStart w:id="40" w:name="__RefHeading___Toc29540_1804324697"/>
       <w:bookmarkStart w:id="41" w:name="аналитика-года"/>
       <w:bookmarkEnd w:id="40"/>
       <w:r>
@@ -3992,7 +3992,7 @@
         <w:pStyle w:val="Heading1"/>
         <w:rPr/>
       </w:pPr>
-      <w:bookmarkStart w:id="44" w:name="__RefHeading___Toc28431_3673021804"/>
+      <w:bookmarkStart w:id="44" w:name="__RefHeading___Toc29542_1804324697"/>
       <w:bookmarkStart w:id="45" w:name="согласование-заявок-руководителям"/>
       <w:bookmarkEnd w:id="44"/>
       <w:r>
@@ -4203,7 +4203,7 @@
         <w:pStyle w:val="Heading1"/>
         <w:rPr/>
       </w:pPr>
-      <w:bookmarkStart w:id="46" w:name="__RefHeading___Toc28433_3673021804"/>
+      <w:bookmarkStart w:id="46" w:name="__RefHeading___Toc29544_1804324697"/>
       <w:bookmarkStart w:id="47" w:name="профиль-и-настройки"/>
       <w:bookmarkEnd w:id="46"/>
       <w:r>
@@ -4310,7 +4310,7 @@
         <w:rPr/>
         <w:drawing>
           <wp:inline distT="0" distB="0" distL="0" distR="0">
-            <wp:extent cx="5334000" cy="9438005"/>
+            <wp:extent cx="5334000" cy="889000"/>
             <wp:effectExtent l="0" t="0" r="0" b="0"/>
             <wp:docPr id="18" name="Image18" descr="Сеансы в профиле"/>
             <wp:cNvGraphicFramePr>
@@ -4334,7 +4334,7 @@
                   <pic:spPr bwMode="auto">
                     <a:xfrm>
                       <a:off x="0" y="0"/>
-                      <a:ext cx="5334000" cy="9438005"/>
+                      <a:ext cx="5334000" cy="889000"/>
                     </a:xfrm>
                     <a:prstGeom prst="rect">
                       <a:avLst/>
@@ -4374,7 +4374,7 @@
         <w:pStyle w:val="Heading1"/>
         <w:rPr/>
       </w:pPr>
-      <w:bookmarkStart w:id="49" w:name="__RefHeading___Toc28435_3673021804"/>
+      <w:bookmarkStart w:id="49" w:name="__RefHeading___Toc29546_1804324697"/>
       <w:bookmarkStart w:id="50" w:name="частые-вопросы"/>
       <w:bookmarkEnd w:id="49"/>
       <w:r>
@@ -4554,7 +4554,7 @@
         <w:color w:val="8A92A6"/>
         <w:sz w:val="16"/>
       </w:rPr>
-      <w:t xml:space="preserve">Планировщик отпусков 0.6.0 · Руководство пользователя · стр. </w:t>
+      <w:t xml:space="preserve">Планировщик отпусков 1.0.0 · Руководство пользователя · стр. </w:t>
     </w:r>
     <w:r>
       <w:rPr/>
@@ -4570,7 +4570,7 @@
     </w:r>
     <w:r>
       <w:rPr/>
-      <w:t>25</w:t>
+      <w:t>23</w:t>
     </w:r>
     <w:r>
       <w:rPr/>
@@ -4593,7 +4593,7 @@
         <w:color w:val="8A92A6"/>
         <w:sz w:val="16"/>
       </w:rPr>
-      <w:t xml:space="preserve">Планировщик отпусков 0.6.0 · Руководство пользователя · стр. </w:t>
+      <w:t xml:space="preserve">Планировщик отпусков 1.0.0 · Руководство пользователя · стр. </w:t>
     </w:r>
     <w:r>
       <w:rPr/>
@@ -4609,7 +4609,7 @@
     </w:r>
     <w:r>
       <w:rPr/>
-      <w:t>25</w:t>
+      <w:t>23</w:t>
     </w:r>
     <w:r>
       <w:rPr/>

--- a/docs/docx/user-guide.docx
+++ b/docs/docx/user-guide.docx
@@ -93,7 +93,7 @@
             </w:rPr>
             <w:fldChar w:fldCharType="separate"/>
           </w:r>
-          <w:hyperlink w:anchor="__RefHeading___Toc29512_1804324697">
+          <w:hyperlink w:anchor="__RefHeading___Toc643_2344681646">
             <w:r>
               <w:rPr>
                 <w:webHidden/>
@@ -114,7 +114,7 @@
             </w:tabs>
             <w:rPr/>
           </w:pPr>
-          <w:hyperlink w:anchor="__RefHeading___Toc29514_1804324697">
+          <w:hyperlink w:anchor="__RefHeading___Toc645_2344681646">
             <w:r>
               <w:rPr>
                 <w:webHidden/>
@@ -135,7 +135,7 @@
             </w:tabs>
             <w:rPr/>
           </w:pPr>
-          <w:hyperlink w:anchor="__RefHeading___Toc29516_1804324697">
+          <w:hyperlink w:anchor="__RefHeading___Toc647_2344681646">
             <w:r>
               <w:rPr>
                 <w:webHidden/>
@@ -144,6 +144,27 @@
               <w:t>3 Устройство интерфейса</w:t>
               <w:tab/>
               <w:t>7</w:t>
+            </w:r>
+          </w:hyperlink>
+        </w:p>
+        <w:p>
+          <w:pPr>
+            <w:pStyle w:val="TOC2"/>
+            <w:tabs>
+              <w:tab w:val="clear" w:pos="9077"/>
+              <w:tab w:val="right" w:pos="9359" w:leader="dot"/>
+            </w:tabs>
+            <w:rPr/>
+          </w:pPr>
+          <w:hyperlink w:anchor="__RefHeading___Toc649_2344681646">
+            <w:r>
+              <w:rPr>
+                <w:webHidden/>
+                <w:rStyle w:val="IndexLink"/>
+              </w:rPr>
+              <w:t>3.1 Руководство в приложении</w:t>
+              <w:tab/>
+              <w:t>8</w:t>
             </w:r>
           </w:hyperlink>
         </w:p>
@@ -156,7 +177,7 @@
             </w:tabs>
             <w:rPr/>
           </w:pPr>
-          <w:hyperlink w:anchor="__RefHeading___Toc29518_1804324697">
+          <w:hyperlink w:anchor="__RefHeading___Toc651_2344681646">
             <w:r>
               <w:rPr>
                 <w:webHidden/>
@@ -177,7 +198,7 @@
             </w:tabs>
             <w:rPr/>
           </w:pPr>
-          <w:hyperlink w:anchor="__RefHeading___Toc29520_1804324697">
+          <w:hyperlink w:anchor="__RefHeading___Toc653_2344681646">
             <w:r>
               <w:rPr>
                 <w:webHidden/>
@@ -198,7 +219,7 @@
             </w:tabs>
             <w:rPr/>
           </w:pPr>
-          <w:hyperlink w:anchor="__RefHeading___Toc29522_1804324697">
+          <w:hyperlink w:anchor="__RefHeading___Toc655_2344681646">
             <w:r>
               <w:rPr>
                 <w:webHidden/>
@@ -219,7 +240,7 @@
             </w:tabs>
             <w:rPr/>
           </w:pPr>
-          <w:hyperlink w:anchor="__RefHeading___Toc29524_1804324697">
+          <w:hyperlink w:anchor="__RefHeading___Toc657_2344681646">
             <w:r>
               <w:rPr>
                 <w:webHidden/>
@@ -240,7 +261,7 @@
             </w:tabs>
             <w:rPr/>
           </w:pPr>
-          <w:hyperlink w:anchor="__RefHeading___Toc29526_1804324697">
+          <w:hyperlink w:anchor="__RefHeading___Toc659_2344681646">
             <w:r>
               <w:rPr>
                 <w:webHidden/>
@@ -261,7 +282,7 @@
             </w:tabs>
             <w:rPr/>
           </w:pPr>
-          <w:hyperlink w:anchor="__RefHeading___Toc29528_1804324697">
+          <w:hyperlink w:anchor="__RefHeading___Toc661_2344681646">
             <w:r>
               <w:rPr>
                 <w:webHidden/>
@@ -282,7 +303,7 @@
             </w:tabs>
             <w:rPr/>
           </w:pPr>
-          <w:hyperlink w:anchor="__RefHeading___Toc29530_1804324697">
+          <w:hyperlink w:anchor="__RefHeading___Toc663_2344681646">
             <w:r>
               <w:rPr>
                 <w:webHidden/>
@@ -303,7 +324,7 @@
             </w:tabs>
             <w:rPr/>
           </w:pPr>
-          <w:hyperlink w:anchor="__RefHeading___Toc29532_1804324697">
+          <w:hyperlink w:anchor="__RefHeading___Toc665_2344681646">
             <w:r>
               <w:rPr>
                 <w:webHidden/>
@@ -324,7 +345,7 @@
             </w:tabs>
             <w:rPr/>
           </w:pPr>
-          <w:hyperlink w:anchor="__RefHeading___Toc29534_1804324697">
+          <w:hyperlink w:anchor="__RefHeading___Toc667_2344681646">
             <w:r>
               <w:rPr>
                 <w:webHidden/>
@@ -345,7 +366,7 @@
             </w:tabs>
             <w:rPr/>
           </w:pPr>
-          <w:hyperlink w:anchor="__RefHeading___Toc29536_1804324697">
+          <w:hyperlink w:anchor="__RefHeading___Toc669_2344681646">
             <w:r>
               <w:rPr>
                 <w:webHidden/>
@@ -366,7 +387,7 @@
             </w:tabs>
             <w:rPr/>
           </w:pPr>
-          <w:hyperlink w:anchor="__RefHeading___Toc29538_1804324697">
+          <w:hyperlink w:anchor="__RefHeading___Toc671_2344681646">
             <w:r>
               <w:rPr>
                 <w:webHidden/>
@@ -387,7 +408,7 @@
             </w:tabs>
             <w:rPr/>
           </w:pPr>
-          <w:hyperlink w:anchor="__RefHeading___Toc29540_1804324697">
+          <w:hyperlink w:anchor="__RefHeading___Toc673_2344681646">
             <w:r>
               <w:rPr>
                 <w:webHidden/>
@@ -408,7 +429,7 @@
             </w:tabs>
             <w:rPr/>
           </w:pPr>
-          <w:hyperlink w:anchor="__RefHeading___Toc29542_1804324697">
+          <w:hyperlink w:anchor="__RefHeading___Toc675_2344681646">
             <w:r>
               <w:rPr>
                 <w:webHidden/>
@@ -429,7 +450,7 @@
             </w:tabs>
             <w:rPr/>
           </w:pPr>
-          <w:hyperlink w:anchor="__RefHeading___Toc29544_1804324697">
+          <w:hyperlink w:anchor="__RefHeading___Toc677_2344681646">
             <w:r>
               <w:rPr>
                 <w:webHidden/>
@@ -450,7 +471,7 @@
             </w:tabs>
             <w:rPr/>
           </w:pPr>
-          <w:hyperlink w:anchor="__RefHeading___Toc29546_1804324697">
+          <w:hyperlink w:anchor="__RefHeading___Toc679_2344681646">
             <w:r>
               <w:rPr>
                 <w:webHidden/>
@@ -475,7 +496,7 @@
         <w:pStyle w:val="Heading1"/>
         <w:rPr/>
       </w:pPr>
-      <w:bookmarkStart w:id="0" w:name="__RefHeading___Toc29512_1804324697"/>
+      <w:bookmarkStart w:id="0" w:name="__RefHeading___Toc643_2344681646"/>
       <w:bookmarkStart w:id="1" w:name="о-руководстве"/>
       <w:bookmarkEnd w:id="0"/>
       <w:r>
@@ -517,7 +538,7 @@
         <w:pStyle w:val="Heading1"/>
         <w:rPr/>
       </w:pPr>
-      <w:bookmarkStart w:id="3" w:name="__RefHeading___Toc29514_1804324697"/>
+      <w:bookmarkStart w:id="3" w:name="__RefHeading___Toc645_2344681646"/>
       <w:bookmarkStart w:id="4" w:name="вход-в-систему"/>
       <w:bookmarkEnd w:id="3"/>
       <w:r>
@@ -807,7 +828,7 @@
         <w:pStyle w:val="Heading1"/>
         <w:rPr/>
       </w:pPr>
-      <w:bookmarkStart w:id="6" w:name="__RefHeading___Toc29516_1804324697"/>
+      <w:bookmarkStart w:id="6" w:name="__RefHeading___Toc647_2344681646"/>
       <w:bookmarkStart w:id="7" w:name="устройство-интерфейса"/>
       <w:bookmarkEnd w:id="6"/>
       <w:r>
@@ -1411,6 +1432,75 @@
           </w:p>
         </w:tc>
       </w:tr>
+      <w:tr>
+        <w:trPr/>
+        <w:tc>
+          <w:tcPr>
+            <w:tcW w:w="4679" w:type="dxa"/>
+            <w:tcBorders>
+              <w:top w:val="single" w:sz="4" w:space="0" w:color="D6DCEA"/>
+              <w:left w:val="single" w:sz="4" w:space="0" w:color="D6DCEA"/>
+              <w:bottom w:val="single" w:sz="4" w:space="0" w:color="D6DCEA"/>
+              <w:right w:val="single" w:sz="4" w:space="0" w:color="D6DCEA"/>
+            </w:tcBorders>
+          </w:tcPr>
+          <w:p>
+            <w:pPr>
+              <w:pStyle w:val="Compact"/>
+              <w:widowControl/>
+              <w:spacing w:before="36" w:after="40"/>
+              <w:jc w:val="left"/>
+              <w:rPr>
+                <w:kern w:val="0"/>
+                <w:szCs w:val="24"/>
+                <w:lang w:val="en-US" w:eastAsia="en-US" w:bidi="ar-SA"/>
+              </w:rPr>
+            </w:pPr>
+            <w:r>
+              <w:rPr>
+                <w:kern w:val="0"/>
+                <w:sz w:val="18"/>
+                <w:szCs w:val="24"/>
+                <w:lang w:val="en-US" w:eastAsia="en-US" w:bidi="ar-SA"/>
+              </w:rPr>
+              <w:t>Руководство пользователя</w:t>
+            </w:r>
+          </w:p>
+        </w:tc>
+        <w:tc>
+          <w:tcPr>
+            <w:tcW w:w="4680" w:type="dxa"/>
+            <w:tcBorders>
+              <w:top w:val="single" w:sz="4" w:space="0" w:color="D6DCEA"/>
+              <w:left w:val="single" w:sz="4" w:space="0" w:color="D6DCEA"/>
+              <w:bottom w:val="single" w:sz="4" w:space="0" w:color="D6DCEA"/>
+              <w:right w:val="single" w:sz="4" w:space="0" w:color="D6DCEA"/>
+            </w:tcBorders>
+          </w:tcPr>
+          <w:p>
+            <w:pPr>
+              <w:pStyle w:val="Compact"/>
+              <w:widowControl/>
+              <w:spacing w:before="36" w:after="40"/>
+              <w:jc w:val="left"/>
+              <w:rPr>
+                <w:kern w:val="0"/>
+                <w:szCs w:val="24"/>
+                <w:lang w:val="en-US" w:eastAsia="en-US" w:bidi="ar-SA"/>
+              </w:rPr>
+            </w:pPr>
+            <w:r>
+              <w:rPr>
+                <w:kern w:val="0"/>
+                <w:sz w:val="18"/>
+                <w:szCs w:val="24"/>
+                <w:lang w:val="en-US" w:eastAsia="en-US" w:bidi="ar-SA"/>
+              </w:rPr>
+              <w:t>Это руководство: содержание, поиск, PDF</w:t>
+            </w:r>
+          </w:p>
+        </w:tc>
+      </w:tr>
     </w:tbl>
     <w:p>
       <w:pPr>
@@ -1511,16 +1601,80 @@
         <w:rPr/>
         <w:t xml:space="preserve"> Если в организации настроена почта и в вашей карточке указан адрес, те же события приходят письмом со ссылкой на нужный раздел. Руководители по пятницам получают сводку: кто из команды в отпуске на следующей неделе и сколько заявок ждут решения. Письма отключаются в «Профиле и настройках».</w:t>
       </w:r>
-      <w:bookmarkEnd w:id="7"/>
+    </w:p>
+    <w:p>
+      <w:pPr>
+        <w:pStyle w:val="Heading2"/>
+        <w:rPr/>
+      </w:pPr>
+      <w:bookmarkStart w:id="8" w:name="__RefHeading___Toc649_2344681646"/>
+      <w:bookmarkStart w:id="9" w:name="руководство-в-приложении"/>
+      <w:bookmarkEnd w:id="8"/>
+      <w:r>
+        <w:rPr>
+          <w:rStyle w:val="SectionNumber"/>
+        </w:rPr>
+        <w:t>3.1</w:t>
+      </w:r>
+      <w:r>
+        <w:rPr/>
+        <w:tab/>
+        <w:t>Руководство в приложении</w:t>
+      </w:r>
+    </w:p>
+    <w:p>
+      <w:pPr>
+        <w:pStyle w:val="FirstParagraph"/>
+        <w:rPr/>
+      </w:pPr>
+      <w:r>
+        <w:rPr/>
+        <w:t>Это руководство открывается в самом планировщике: пункт «Руководство пользователя» внизу меню, над «Настройками». Слева — содержание: щелчок по разделу переходит к нему, а раздел, который вы читаете, подсвечивается. Поле «Найти в руководстве» оставляет в содержании разделы, где встречаются искомые слова — в заголовке или в тексте; если совпадений нет, появится «Ничего не найдено». Снимок экрана увеличивается щелчком и закрывается щелчком или клавишей Esc. На телефоне вместо содержания — список «Перейти к разделу» над текстом.</w:t>
+      </w:r>
+    </w:p>
+    <w:p>
+      <w:pPr>
+        <w:pStyle w:val="BodyText"/>
+        <w:rPr/>
+      </w:pPr>
+      <w:r>
+        <w:rPr/>
+        <w:t xml:space="preserve">Знак </w:t>
+      </w:r>
+      <w:r>
+        <w:rPr>
+          <w:b/>
+          <w:bCs/>
+        </w:rPr>
+        <w:t>«?»</w:t>
+      </w:r>
+      <w:r>
+        <w:rPr/>
+        <w:t xml:space="preserve"> рядом с названием раздела — справка по этому экрану: он открывает руководство сразу на нужной главе. Адрес главы можно скопировать из строки браузера и отправить коллеге — руководство откроется на том же месте.</w:t>
+      </w:r>
+    </w:p>
+    <w:p>
+      <w:pPr>
+        <w:pStyle w:val="BodyText"/>
+        <w:rPr/>
+      </w:pPr>
+      <w:bookmarkStart w:id="10" w:name="устройство-интерфейса"/>
+      <w:bookmarkStart w:id="11" w:name="руководство-в-приложении"/>
+      <w:r>
+        <w:rPr/>
+        <w:t>«Открыть PDF» показывает руководство в новой вкладке, «Скачать PDF» сохраняет файл, чтобы распечатать его или читать без планировщика. Кадровой службе и администратору доступно и «Руководство администратора»: кнопка в заголовке руководства и знак «?» в разделах «Сотрудники», «Справочники», «Кадровый учёт» и «Журнал аудита».</w:t>
+      </w:r>
+      <w:bookmarkEnd w:id="10"/>
+      <w:bookmarkEnd w:id="11"/>
     </w:p>
     <w:p>
       <w:pPr>
         <w:pStyle w:val="Heading1"/>
         <w:rPr/>
       </w:pPr>
-      <w:bookmarkStart w:id="8" w:name="__RefHeading___Toc29518_1804324697"/>
-      <w:bookmarkStart w:id="9" w:name="график-отпусков"/>
-      <w:bookmarkEnd w:id="8"/>
+      <w:bookmarkStart w:id="12" w:name="__RefHeading___Toc651_2344681646"/>
+      <w:bookmarkStart w:id="13" w:name="график-отпусков"/>
+      <w:bookmarkEnd w:id="12"/>
       <w:r>
         <w:rPr>
           <w:rStyle w:val="SectionNumber"/>
@@ -2318,9 +2472,9 @@
         <w:pStyle w:val="Heading2"/>
         <w:rPr/>
       </w:pPr>
-      <w:bookmarkStart w:id="10" w:name="__RefHeading___Toc29520_1804324697"/>
-      <w:bookmarkStart w:id="11" w:name="сравнение-пересечений"/>
-      <w:bookmarkEnd w:id="10"/>
+      <w:bookmarkStart w:id="14" w:name="__RefHeading___Toc653_2344681646"/>
+      <w:bookmarkStart w:id="15" w:name="сравнение-пересечений"/>
+      <w:bookmarkEnd w:id="14"/>
       <w:r>
         <w:rPr>
           <w:rStyle w:val="SectionNumber"/>
@@ -2394,23 +2548,23 @@
         <w:pStyle w:val="ImageCaption"/>
         <w:rPr/>
       </w:pPr>
-      <w:bookmarkStart w:id="12" w:name="график-отпусков"/>
-      <w:bookmarkStart w:id="13" w:name="сравнение-пересечений"/>
+      <w:bookmarkStart w:id="16" w:name="график-отпусков"/>
+      <w:bookmarkStart w:id="17" w:name="сравнение-пересечений"/>
       <w:r>
         <w:rPr/>
         <w:t>Сравнение выбранных сотрудников</w:t>
       </w:r>
-      <w:bookmarkEnd w:id="12"/>
-      <w:bookmarkEnd w:id="13"/>
+      <w:bookmarkEnd w:id="16"/>
+      <w:bookmarkEnd w:id="17"/>
     </w:p>
     <w:p>
       <w:pPr>
         <w:pStyle w:val="Heading1"/>
         <w:rPr/>
       </w:pPr>
-      <w:bookmarkStart w:id="14" w:name="__RefHeading___Toc29522_1804324697"/>
-      <w:bookmarkStart w:id="15" w:name="мой-отпуск"/>
-      <w:bookmarkEnd w:id="14"/>
+      <w:bookmarkStart w:id="18" w:name="__RefHeading___Toc655_2344681646"/>
+      <w:bookmarkStart w:id="19" w:name="мой-отпуск"/>
+      <w:bookmarkEnd w:id="18"/>
       <w:r>
         <w:rPr>
           <w:rStyle w:val="SectionNumber"/>
@@ -2526,9 +2680,9 @@
         <w:pStyle w:val="Heading2"/>
         <w:rPr/>
       </w:pPr>
-      <w:bookmarkStart w:id="16" w:name="__RefHeading___Toc29524_1804324697"/>
-      <w:bookmarkStart w:id="17" w:name="извещение-о-начале-отпуска"/>
-      <w:bookmarkEnd w:id="16"/>
+      <w:bookmarkStart w:id="20" w:name="__RefHeading___Toc657_2344681646"/>
+      <w:bookmarkStart w:id="21" w:name="извещение-о-начале-отпуска"/>
+      <w:bookmarkEnd w:id="20"/>
       <w:r>
         <w:rPr>
           <w:rStyle w:val="SectionNumber"/>
@@ -2612,21 +2766,21 @@
         <w:pStyle w:val="BodyText"/>
         <w:rPr/>
       </w:pPr>
-      <w:bookmarkStart w:id="18" w:name="извещение-о-начале-отпуска"/>
+      <w:bookmarkStart w:id="22" w:name="извещение-о-начале-отпуска"/>
       <w:r>
         <w:rPr/>
         <w:t>Если отпуск согласован позже чем за две недели до начала, извещение придёт сразу с пометкой: по ст. 124 ТК РФ отпуск можно перенести по вашему письменному заявлению. Если отпуск перенесли или отменили, извещение на прежние даты исчезнет, а на новые даты придёт новое.</w:t>
       </w:r>
-      <w:bookmarkEnd w:id="18"/>
+      <w:bookmarkEnd w:id="22"/>
     </w:p>
     <w:p>
       <w:pPr>
         <w:pStyle w:val="Heading2"/>
         <w:rPr/>
       </w:pPr>
-      <w:bookmarkStart w:id="19" w:name="__RefHeading___Toc29526_1804324697"/>
-      <w:bookmarkStart w:id="20" w:name="планирование-отпусков-на-следующий-год"/>
-      <w:bookmarkEnd w:id="19"/>
+      <w:bookmarkStart w:id="23" w:name="__RefHeading___Toc659_2344681646"/>
+      <w:bookmarkStart w:id="24" w:name="планирование-отпусков-на-следующий-год"/>
+      <w:bookmarkEnd w:id="23"/>
       <w:r>
         <w:rPr>
           <w:rStyle w:val="SectionNumber"/>
@@ -2710,21 +2864,21 @@
         <w:pStyle w:val="BodyText"/>
         <w:rPr/>
       </w:pPr>
-      <w:bookmarkStart w:id="21" w:name="планирование-отпусков-на-следующий-год"/>
+      <w:bookmarkStart w:id="25" w:name="планирование-отпусков-на-следующий-год"/>
       <w:r>
         <w:rPr/>
         <w:t>Утверждённый график обязателен и для сотрудника, и для работодателя: изменить даты после утверждения можно переносом — по согласованию с руководителем.</w:t>
       </w:r>
-      <w:bookmarkEnd w:id="21"/>
+      <w:bookmarkEnd w:id="25"/>
     </w:p>
     <w:p>
       <w:pPr>
         <w:pStyle w:val="Heading2"/>
         <w:rPr/>
       </w:pPr>
-      <w:bookmarkStart w:id="22" w:name="__RefHeading___Toc29528_1804324697"/>
-      <w:bookmarkStart w:id="23" w:name="новая-заявка"/>
-      <w:bookmarkEnd w:id="22"/>
+      <w:bookmarkStart w:id="26" w:name="__RefHeading___Toc661_2344681646"/>
+      <w:bookmarkStart w:id="27" w:name="новая-заявка"/>
+      <w:bookmarkEnd w:id="26"/>
       <w:r>
         <w:rPr>
           <w:rStyle w:val="SectionNumber"/>
@@ -2854,21 +3008,21 @@
         <w:pStyle w:val="BodyText"/>
         <w:rPr/>
       </w:pPr>
-      <w:bookmarkStart w:id="24" w:name="новая-заявка"/>
+      <w:bookmarkStart w:id="28" w:name="новая-заявка"/>
       <w:r>
         <w:rPr/>
         <w:t>Если дней не хватает, форма предупредит. По правилам организации отправка либо запрещается, либо остаётся на решение руководителя.</w:t>
       </w:r>
-      <w:bookmarkEnd w:id="24"/>
+      <w:bookmarkEnd w:id="28"/>
     </w:p>
     <w:p>
       <w:pPr>
         <w:pStyle w:val="Heading2"/>
         <w:rPr/>
       </w:pPr>
-      <w:bookmarkStart w:id="25" w:name="__RefHeading___Toc29530_1804324697"/>
-      <w:bookmarkStart w:id="26" w:name="подбор-лучших-дат"/>
-      <w:bookmarkEnd w:id="25"/>
+      <w:bookmarkStart w:id="29" w:name="__RefHeading___Toc663_2344681646"/>
+      <w:bookmarkStart w:id="30" w:name="подбор-лучших-дат"/>
+      <w:bookmarkEnd w:id="29"/>
       <w:r>
         <w:rPr>
           <w:rStyle w:val="SectionNumber"/>
@@ -3008,21 +3162,21 @@
         <w:pStyle w:val="ImageCaption"/>
         <w:rPr/>
       </w:pPr>
-      <w:bookmarkStart w:id="27" w:name="подбор-лучших-дат"/>
+      <w:bookmarkStart w:id="31" w:name="подбор-лучших-дат"/>
       <w:r>
         <w:rPr/>
         <w:t>Подбор дат</w:t>
       </w:r>
-      <w:bookmarkEnd w:id="27"/>
+      <w:bookmarkEnd w:id="31"/>
     </w:p>
     <w:p>
       <w:pPr>
         <w:pStyle w:val="Heading2"/>
         <w:rPr/>
       </w:pPr>
-      <w:bookmarkStart w:id="28" w:name="__RefHeading___Toc29532_1804324697"/>
-      <w:bookmarkStart w:id="29" w:name="перенос-и-отмена"/>
-      <w:bookmarkEnd w:id="28"/>
+      <w:bookmarkStart w:id="32" w:name="__RefHeading___Toc665_2344681646"/>
+      <w:bookmarkStart w:id="33" w:name="перенос-и-отмена"/>
+      <w:bookmarkEnd w:id="32"/>
       <w:r>
         <w:rPr>
           <w:rStyle w:val="SectionNumber"/>
@@ -3546,23 +3700,23 @@
         <w:pStyle w:val="ImageCaption"/>
         <w:rPr/>
       </w:pPr>
-      <w:bookmarkStart w:id="30" w:name="мой-отпуск"/>
-      <w:bookmarkStart w:id="31" w:name="перенос-и-отмена"/>
+      <w:bookmarkStart w:id="34" w:name="мой-отпуск"/>
+      <w:bookmarkStart w:id="35" w:name="перенос-и-отмена"/>
       <w:r>
         <w:rPr/>
         <w:t>Мой отпуск на телефоне</w:t>
       </w:r>
-      <w:bookmarkEnd w:id="30"/>
-      <w:bookmarkEnd w:id="31"/>
+      <w:bookmarkEnd w:id="34"/>
+      <w:bookmarkEnd w:id="35"/>
     </w:p>
     <w:p>
       <w:pPr>
         <w:pStyle w:val="Heading1"/>
         <w:rPr/>
       </w:pPr>
-      <w:bookmarkStart w:id="32" w:name="__RefHeading___Toc29534_1804324697"/>
-      <w:bookmarkStart w:id="33" w:name="график-работы"/>
-      <w:bookmarkEnd w:id="32"/>
+      <w:bookmarkStart w:id="36" w:name="__RefHeading___Toc667_2344681646"/>
+      <w:bookmarkStart w:id="37" w:name="график-работы"/>
+      <w:bookmarkEnd w:id="36"/>
       <w:r>
         <w:rPr>
           <w:rStyle w:val="SectionNumber"/>
@@ -3688,21 +3842,21 @@
         <w:pStyle w:val="FirstParagraph"/>
         <w:rPr/>
       </w:pPr>
-      <w:bookmarkStart w:id="34" w:name="график-работы"/>
+      <w:bookmarkStart w:id="38" w:name="график-работы"/>
       <w:r>
         <w:rPr/>
         <w:t>Дни отпуска в календаре зелёные и не переключаются. Руководитель выбирает в списке своих подчинённых и ведёт их график, администратор — график любого сотрудника.</w:t>
       </w:r>
-      <w:bookmarkEnd w:id="34"/>
+      <w:bookmarkEnd w:id="38"/>
     </w:p>
     <w:p>
       <w:pPr>
         <w:pStyle w:val="Heading1"/>
         <w:rPr/>
       </w:pPr>
-      <w:bookmarkStart w:id="35" w:name="__RefHeading___Toc29536_1804324697"/>
-      <w:bookmarkStart w:id="36" w:name="команда"/>
-      <w:bookmarkEnd w:id="35"/>
+      <w:bookmarkStart w:id="39" w:name="__RefHeading___Toc669_2344681646"/>
+      <w:bookmarkStart w:id="40" w:name="команда"/>
+      <w:bookmarkEnd w:id="39"/>
       <w:r>
         <w:rPr>
           <w:rStyle w:val="SectionNumber"/>
@@ -3720,9 +3874,9 @@
         <w:pStyle w:val="Heading2"/>
         <w:rPr/>
       </w:pPr>
-      <w:bookmarkStart w:id="37" w:name="__RefHeading___Toc29538_1804324697"/>
-      <w:bookmarkStart w:id="38" w:name="сегодня"/>
-      <w:bookmarkEnd w:id="37"/>
+      <w:bookmarkStart w:id="41" w:name="__RefHeading___Toc671_2344681646"/>
+      <w:bookmarkStart w:id="42" w:name="сегодня"/>
+      <w:bookmarkEnd w:id="41"/>
       <w:r>
         <w:rPr>
           <w:rStyle w:val="SectionNumber"/>
@@ -3806,21 +3960,21 @@
         <w:pStyle w:val="BodyText"/>
         <w:rPr/>
       </w:pPr>
-      <w:bookmarkStart w:id="39" w:name="сегодня"/>
+      <w:bookmarkStart w:id="43" w:name="сегодня"/>
       <w:r>
         <w:rPr/>
         <w:t>В таблице — статус на дату (для отпуска — до какого числа), следующий отпуск, нераспределённые дни и отметка о части в 14 дней. Если в отпуске больше порога отдела, сверху появится предупреждение.</w:t>
       </w:r>
-      <w:bookmarkEnd w:id="39"/>
+      <w:bookmarkEnd w:id="43"/>
     </w:p>
     <w:p>
       <w:pPr>
         <w:pStyle w:val="Heading2"/>
         <w:rPr/>
       </w:pPr>
-      <w:bookmarkStart w:id="40" w:name="__RefHeading___Toc29540_1804324697"/>
-      <w:bookmarkStart w:id="41" w:name="аналитика-года"/>
-      <w:bookmarkEnd w:id="40"/>
+      <w:bookmarkStart w:id="44" w:name="__RefHeading___Toc673_2344681646"/>
+      <w:bookmarkStart w:id="45" w:name="аналитика-года"/>
+      <w:bookmarkEnd w:id="44"/>
       <w:r>
         <w:rPr>
           <w:rStyle w:val="SectionNumber"/>
@@ -3978,23 +4132,23 @@
         <w:pStyle w:val="FirstParagraph"/>
         <w:rPr/>
       </w:pPr>
-      <w:bookmarkStart w:id="42" w:name="команда"/>
-      <w:bookmarkStart w:id="43" w:name="аналитика-года"/>
+      <w:bookmarkStart w:id="46" w:name="команда"/>
+      <w:bookmarkStart w:id="47" w:name="аналитика-года"/>
       <w:r>
         <w:rPr/>
         <w:t>Сотрудник видит свой отдел, руководитель — отделы, где работают его подчинённые.</w:t>
       </w:r>
-      <w:bookmarkEnd w:id="42"/>
-      <w:bookmarkEnd w:id="43"/>
+      <w:bookmarkEnd w:id="46"/>
+      <w:bookmarkEnd w:id="47"/>
     </w:p>
     <w:p>
       <w:pPr>
         <w:pStyle w:val="Heading1"/>
         <w:rPr/>
       </w:pPr>
-      <w:bookmarkStart w:id="44" w:name="__RefHeading___Toc29542_1804324697"/>
-      <w:bookmarkStart w:id="45" w:name="согласование-заявок-руководителям"/>
-      <w:bookmarkEnd w:id="44"/>
+      <w:bookmarkStart w:id="48" w:name="__RefHeading___Toc675_2344681646"/>
+      <w:bookmarkStart w:id="49" w:name="согласование-заявок-руководителям"/>
+      <w:bookmarkEnd w:id="48"/>
       <w:r>
         <w:rPr>
           <w:rStyle w:val="SectionNumber"/>
@@ -4196,16 +4350,16 @@
         <w:rPr/>
         <w:t xml:space="preserve"> Если в организации задан срок ответа, заявка без решения дольше этого срока передаётся вашему руководителю — на карточке появится отметка «передана …», а он сможет решить по ней сам. Если вам передали заявку подчинённого вашего сотрудника, она отмечена «передана вам». Заявка передаётся один раз.</w:t>
       </w:r>
-      <w:bookmarkEnd w:id="45"/>
+      <w:bookmarkEnd w:id="49"/>
     </w:p>
     <w:p>
       <w:pPr>
         <w:pStyle w:val="Heading1"/>
         <w:rPr/>
       </w:pPr>
-      <w:bookmarkStart w:id="46" w:name="__RefHeading___Toc29544_1804324697"/>
-      <w:bookmarkStart w:id="47" w:name="профиль-и-настройки"/>
-      <w:bookmarkEnd w:id="46"/>
+      <w:bookmarkStart w:id="50" w:name="__RefHeading___Toc677_2344681646"/>
+      <w:bookmarkStart w:id="51" w:name="профиль-и-настройки"/>
+      <w:bookmarkEnd w:id="50"/>
       <w:r>
         <w:rPr>
           <w:rStyle w:val="SectionNumber"/>
@@ -4362,21 +4516,21 @@
         <w:pStyle w:val="BodyText"/>
         <w:rPr/>
       </w:pPr>
-      <w:bookmarkStart w:id="48" w:name="профиль-и-настройки"/>
+      <w:bookmarkStart w:id="52" w:name="профиль-и-настройки"/>
       <w:r>
         <w:rPr/>
         <w:t>В блоке «Письма о заявках» включаются и отключаются письма и пятничная сводка; уведомления в колокольчике приходят в любом случае. Если адрес почты не указан, его вносит кадровая служба.</w:t>
       </w:r>
-      <w:bookmarkEnd w:id="48"/>
+      <w:bookmarkEnd w:id="52"/>
     </w:p>
     <w:p>
       <w:pPr>
         <w:pStyle w:val="Heading1"/>
         <w:rPr/>
       </w:pPr>
-      <w:bookmarkStart w:id="49" w:name="__RefHeading___Toc29546_1804324697"/>
-      <w:bookmarkStart w:id="50" w:name="частые-вопросы"/>
-      <w:bookmarkEnd w:id="49"/>
+      <w:bookmarkStart w:id="53" w:name="__RefHeading___Toc679_2344681646"/>
+      <w:bookmarkStart w:id="54" w:name="частые-вопросы"/>
+      <w:bookmarkEnd w:id="53"/>
       <w:r>
         <w:rPr>
           <w:rStyle w:val="SectionNumber"/>
@@ -4508,7 +4662,7 @@
         <w:rPr/>
         <w:t xml:space="preserve"> Если праздник выпал на выходной, следующий рабочий день — перенесённый выходной, а не праздник. По закону дни отпуска продлевают только сами праздники (ТК РФ, ст. 120).</w:t>
       </w:r>
-      <w:bookmarkEnd w:id="50"/>
+      <w:bookmarkEnd w:id="54"/>
     </w:p>
     <w:sectPr>
       <w:footerReference w:type="even" r:id="rId20"/>

--- a/docs/docx/user-guide.docx
+++ b/docs/docx/user-guide.docx
@@ -23,7 +23,7 @@
       </w:pPr>
       <w:r>
         <w:rPr/>
-        <w:t>Планировщик отпусков 1.0.0 · Сотрудник и руководитель</w:t>
+        <w:t>Планировщик отпусков 1.1.0 · Сотрудник и руководитель</w:t>
       </w:r>
     </w:p>
     <w:p>
@@ -93,7 +93,7 @@
             </w:rPr>
             <w:fldChar w:fldCharType="separate"/>
           </w:r>
-          <w:hyperlink w:anchor="__RefHeading___Toc643_2344681646">
+          <w:hyperlink w:anchor="__RefHeading___Toc23243_3125385251">
             <w:r>
               <w:rPr>
                 <w:webHidden/>
@@ -114,7 +114,7 @@
             </w:tabs>
             <w:rPr/>
           </w:pPr>
-          <w:hyperlink w:anchor="__RefHeading___Toc645_2344681646">
+          <w:hyperlink w:anchor="__RefHeading___Toc23245_3125385251">
             <w:r>
               <w:rPr>
                 <w:webHidden/>
@@ -135,7 +135,7 @@
             </w:tabs>
             <w:rPr/>
           </w:pPr>
-          <w:hyperlink w:anchor="__RefHeading___Toc647_2344681646">
+          <w:hyperlink w:anchor="__RefHeading___Toc23247_3125385251">
             <w:r>
               <w:rPr>
                 <w:webHidden/>
@@ -156,7 +156,7 @@
             </w:tabs>
             <w:rPr/>
           </w:pPr>
-          <w:hyperlink w:anchor="__RefHeading___Toc649_2344681646">
+          <w:hyperlink w:anchor="__RefHeading___Toc23249_3125385251">
             <w:r>
               <w:rPr>
                 <w:webHidden/>
@@ -177,7 +177,7 @@
             </w:tabs>
             <w:rPr/>
           </w:pPr>
-          <w:hyperlink w:anchor="__RefHeading___Toc651_2344681646">
+          <w:hyperlink w:anchor="__RefHeading___Toc23251_3125385251">
             <w:r>
               <w:rPr>
                 <w:webHidden/>
@@ -198,7 +198,7 @@
             </w:tabs>
             <w:rPr/>
           </w:pPr>
-          <w:hyperlink w:anchor="__RefHeading___Toc653_2344681646">
+          <w:hyperlink w:anchor="__RefHeading___Toc23253_3125385251">
             <w:r>
               <w:rPr>
                 <w:webHidden/>
@@ -219,7 +219,7 @@
             </w:tabs>
             <w:rPr/>
           </w:pPr>
-          <w:hyperlink w:anchor="__RefHeading___Toc655_2344681646">
+          <w:hyperlink w:anchor="__RefHeading___Toc23255_3125385251">
             <w:r>
               <w:rPr>
                 <w:webHidden/>
@@ -240,7 +240,7 @@
             </w:tabs>
             <w:rPr/>
           </w:pPr>
-          <w:hyperlink w:anchor="__RefHeading___Toc657_2344681646">
+          <w:hyperlink w:anchor="__RefHeading___Toc23257_3125385251">
             <w:r>
               <w:rPr>
                 <w:webHidden/>
@@ -261,7 +261,7 @@
             </w:tabs>
             <w:rPr/>
           </w:pPr>
-          <w:hyperlink w:anchor="__RefHeading___Toc659_2344681646">
+          <w:hyperlink w:anchor="__RefHeading___Toc23259_3125385251">
             <w:r>
               <w:rPr>
                 <w:webHidden/>
@@ -282,7 +282,7 @@
             </w:tabs>
             <w:rPr/>
           </w:pPr>
-          <w:hyperlink w:anchor="__RefHeading___Toc661_2344681646">
+          <w:hyperlink w:anchor="__RefHeading___Toc23261_3125385251">
             <w:r>
               <w:rPr>
                 <w:webHidden/>
@@ -303,7 +303,7 @@
             </w:tabs>
             <w:rPr/>
           </w:pPr>
-          <w:hyperlink w:anchor="__RefHeading___Toc663_2344681646">
+          <w:hyperlink w:anchor="__RefHeading___Toc23263_3125385251">
             <w:r>
               <w:rPr>
                 <w:webHidden/>
@@ -324,7 +324,7 @@
             </w:tabs>
             <w:rPr/>
           </w:pPr>
-          <w:hyperlink w:anchor="__RefHeading___Toc665_2344681646">
+          <w:hyperlink w:anchor="__RefHeading___Toc23265_3125385251">
             <w:r>
               <w:rPr>
                 <w:webHidden/>
@@ -345,7 +345,7 @@
             </w:tabs>
             <w:rPr/>
           </w:pPr>
-          <w:hyperlink w:anchor="__RefHeading___Toc667_2344681646">
+          <w:hyperlink w:anchor="__RefHeading___Toc23267_3125385251">
             <w:r>
               <w:rPr>
                 <w:webHidden/>
@@ -366,7 +366,7 @@
             </w:tabs>
             <w:rPr/>
           </w:pPr>
-          <w:hyperlink w:anchor="__RefHeading___Toc669_2344681646">
+          <w:hyperlink w:anchor="__RefHeading___Toc23269_3125385251">
             <w:r>
               <w:rPr>
                 <w:webHidden/>
@@ -387,7 +387,7 @@
             </w:tabs>
             <w:rPr/>
           </w:pPr>
-          <w:hyperlink w:anchor="__RefHeading___Toc671_2344681646">
+          <w:hyperlink w:anchor="__RefHeading___Toc23271_3125385251">
             <w:r>
               <w:rPr>
                 <w:webHidden/>
@@ -408,7 +408,7 @@
             </w:tabs>
             <w:rPr/>
           </w:pPr>
-          <w:hyperlink w:anchor="__RefHeading___Toc673_2344681646">
+          <w:hyperlink w:anchor="__RefHeading___Toc23273_3125385251">
             <w:r>
               <w:rPr>
                 <w:webHidden/>
@@ -429,7 +429,7 @@
             </w:tabs>
             <w:rPr/>
           </w:pPr>
-          <w:hyperlink w:anchor="__RefHeading___Toc675_2344681646">
+          <w:hyperlink w:anchor="__RefHeading___Toc23275_3125385251">
             <w:r>
               <w:rPr>
                 <w:webHidden/>
@@ -450,7 +450,7 @@
             </w:tabs>
             <w:rPr/>
           </w:pPr>
-          <w:hyperlink w:anchor="__RefHeading___Toc677_2344681646">
+          <w:hyperlink w:anchor="__RefHeading___Toc23277_3125385251">
             <w:r>
               <w:rPr>
                 <w:webHidden/>
@@ -471,7 +471,7 @@
             </w:tabs>
             <w:rPr/>
           </w:pPr>
-          <w:hyperlink w:anchor="__RefHeading___Toc679_2344681646">
+          <w:hyperlink w:anchor="__RefHeading___Toc23279_3125385251">
             <w:r>
               <w:rPr>
                 <w:webHidden/>
@@ -496,7 +496,7 @@
         <w:pStyle w:val="Heading1"/>
         <w:rPr/>
       </w:pPr>
-      <w:bookmarkStart w:id="0" w:name="__RefHeading___Toc643_2344681646"/>
+      <w:bookmarkStart w:id="0" w:name="__RefHeading___Toc23243_3125385251"/>
       <w:bookmarkStart w:id="1" w:name="о-руководстве"/>
       <w:bookmarkEnd w:id="0"/>
       <w:r>
@@ -529,7 +529,7 @@
       <w:bookmarkStart w:id="2" w:name="о-руководстве"/>
       <w:r>
         <w:rPr/>
-        <w:t>Снимки экранов сделаны на демонстрационных данных версии 1.0.0; в вашей организации имена, отделы и даты будут другими.</w:t>
+        <w:t>Снимки экранов сделаны на демонстрационных данных версии 1.1.0; в вашей организации имена, отделы и даты будут другими.</w:t>
       </w:r>
       <w:bookmarkEnd w:id="2"/>
     </w:p>
@@ -538,7 +538,7 @@
         <w:pStyle w:val="Heading1"/>
         <w:rPr/>
       </w:pPr>
-      <w:bookmarkStart w:id="3" w:name="__RefHeading___Toc645_2344681646"/>
+      <w:bookmarkStart w:id="3" w:name="__RefHeading___Toc23245_3125385251"/>
       <w:bookmarkStart w:id="4" w:name="вход-в-систему"/>
       <w:bookmarkEnd w:id="3"/>
       <w:r>
@@ -828,7 +828,7 @@
         <w:pStyle w:val="Heading1"/>
         <w:rPr/>
       </w:pPr>
-      <w:bookmarkStart w:id="6" w:name="__RefHeading___Toc647_2344681646"/>
+      <w:bookmarkStart w:id="6" w:name="__RefHeading___Toc23247_3125385251"/>
       <w:bookmarkStart w:id="7" w:name="устройство-интерфейса"/>
       <w:bookmarkEnd w:id="6"/>
       <w:r>
@@ -1607,7 +1607,7 @@
         <w:pStyle w:val="Heading2"/>
         <w:rPr/>
       </w:pPr>
-      <w:bookmarkStart w:id="8" w:name="__RefHeading___Toc649_2344681646"/>
+      <w:bookmarkStart w:id="8" w:name="__RefHeading___Toc23249_3125385251"/>
       <w:bookmarkStart w:id="9" w:name="руководство-в-приложении"/>
       <w:bookmarkEnd w:id="8"/>
       <w:r>
@@ -1672,7 +1672,7 @@
         <w:pStyle w:val="Heading1"/>
         <w:rPr/>
       </w:pPr>
-      <w:bookmarkStart w:id="12" w:name="__RefHeading___Toc651_2344681646"/>
+      <w:bookmarkStart w:id="12" w:name="__RefHeading___Toc23251_3125385251"/>
       <w:bookmarkStart w:id="13" w:name="график-отпусков"/>
       <w:bookmarkEnd w:id="12"/>
       <w:r>
@@ -2472,7 +2472,7 @@
         <w:pStyle w:val="Heading2"/>
         <w:rPr/>
       </w:pPr>
-      <w:bookmarkStart w:id="14" w:name="__RefHeading___Toc653_2344681646"/>
+      <w:bookmarkStart w:id="14" w:name="__RefHeading___Toc23253_3125385251"/>
       <w:bookmarkStart w:id="15" w:name="сравнение-пересечений"/>
       <w:bookmarkEnd w:id="14"/>
       <w:r>
@@ -2562,7 +2562,7 @@
         <w:pStyle w:val="Heading1"/>
         <w:rPr/>
       </w:pPr>
-      <w:bookmarkStart w:id="18" w:name="__RefHeading___Toc655_2344681646"/>
+      <w:bookmarkStart w:id="18" w:name="__RefHeading___Toc23255_3125385251"/>
       <w:bookmarkStart w:id="19" w:name="мой-отпуск"/>
       <w:bookmarkEnd w:id="18"/>
       <w:r>
@@ -2680,7 +2680,7 @@
         <w:pStyle w:val="Heading2"/>
         <w:rPr/>
       </w:pPr>
-      <w:bookmarkStart w:id="20" w:name="__RefHeading___Toc657_2344681646"/>
+      <w:bookmarkStart w:id="20" w:name="__RefHeading___Toc23257_3125385251"/>
       <w:bookmarkStart w:id="21" w:name="извещение-о-начале-отпуска"/>
       <w:bookmarkEnd w:id="20"/>
       <w:r>
@@ -2778,7 +2778,7 @@
         <w:pStyle w:val="Heading2"/>
         <w:rPr/>
       </w:pPr>
-      <w:bookmarkStart w:id="23" w:name="__RefHeading___Toc659_2344681646"/>
+      <w:bookmarkStart w:id="23" w:name="__RefHeading___Toc23259_3125385251"/>
       <w:bookmarkStart w:id="24" w:name="планирование-отпусков-на-следующий-год"/>
       <w:bookmarkEnd w:id="23"/>
       <w:r>
@@ -2876,7 +2876,7 @@
         <w:pStyle w:val="Heading2"/>
         <w:rPr/>
       </w:pPr>
-      <w:bookmarkStart w:id="26" w:name="__RefHeading___Toc661_2344681646"/>
+      <w:bookmarkStart w:id="26" w:name="__RefHeading___Toc23261_3125385251"/>
       <w:bookmarkStart w:id="27" w:name="новая-заявка"/>
       <w:bookmarkEnd w:id="26"/>
       <w:r>
@@ -3020,7 +3020,7 @@
         <w:pStyle w:val="Heading2"/>
         <w:rPr/>
       </w:pPr>
-      <w:bookmarkStart w:id="29" w:name="__RefHeading___Toc663_2344681646"/>
+      <w:bookmarkStart w:id="29" w:name="__RefHeading___Toc23263_3125385251"/>
       <w:bookmarkStart w:id="30" w:name="подбор-лучших-дат"/>
       <w:bookmarkEnd w:id="29"/>
       <w:r>
@@ -3174,7 +3174,7 @@
         <w:pStyle w:val="Heading2"/>
         <w:rPr/>
       </w:pPr>
-      <w:bookmarkStart w:id="32" w:name="__RefHeading___Toc665_2344681646"/>
+      <w:bookmarkStart w:id="32" w:name="__RefHeading___Toc23265_3125385251"/>
       <w:bookmarkStart w:id="33" w:name="перенос-и-отмена"/>
       <w:bookmarkEnd w:id="32"/>
       <w:r>
@@ -3714,7 +3714,7 @@
         <w:pStyle w:val="Heading1"/>
         <w:rPr/>
       </w:pPr>
-      <w:bookmarkStart w:id="36" w:name="__RefHeading___Toc667_2344681646"/>
+      <w:bookmarkStart w:id="36" w:name="__RefHeading___Toc23267_3125385251"/>
       <w:bookmarkStart w:id="37" w:name="график-работы"/>
       <w:bookmarkEnd w:id="36"/>
       <w:r>
@@ -3854,7 +3854,7 @@
         <w:pStyle w:val="Heading1"/>
         <w:rPr/>
       </w:pPr>
-      <w:bookmarkStart w:id="39" w:name="__RefHeading___Toc669_2344681646"/>
+      <w:bookmarkStart w:id="39" w:name="__RefHeading___Toc23269_3125385251"/>
       <w:bookmarkStart w:id="40" w:name="команда"/>
       <w:bookmarkEnd w:id="39"/>
       <w:r>
@@ -3874,7 +3874,7 @@
         <w:pStyle w:val="Heading2"/>
         <w:rPr/>
       </w:pPr>
-      <w:bookmarkStart w:id="41" w:name="__RefHeading___Toc671_2344681646"/>
+      <w:bookmarkStart w:id="41" w:name="__RefHeading___Toc23271_3125385251"/>
       <w:bookmarkStart w:id="42" w:name="сегодня"/>
       <w:bookmarkEnd w:id="41"/>
       <w:r>
@@ -3972,7 +3972,7 @@
         <w:pStyle w:val="Heading2"/>
         <w:rPr/>
       </w:pPr>
-      <w:bookmarkStart w:id="44" w:name="__RefHeading___Toc673_2344681646"/>
+      <w:bookmarkStart w:id="44" w:name="__RefHeading___Toc23273_3125385251"/>
       <w:bookmarkStart w:id="45" w:name="аналитика-года"/>
       <w:bookmarkEnd w:id="44"/>
       <w:r>
@@ -4136,7 +4136,7 @@
       <w:bookmarkStart w:id="47" w:name="аналитика-года"/>
       <w:r>
         <w:rPr/>
-        <w:t>Сотрудник видит свой отдел, руководитель — отделы, где работают его подчинённые.</w:t>
+        <w:t>Сотрудник видит свой отдел, руководитель — подразделения, которыми руководит (с вложенными), и отделы, где работают его подчинённые.</w:t>
       </w:r>
       <w:bookmarkEnd w:id="46"/>
       <w:bookmarkEnd w:id="47"/>
@@ -4146,7 +4146,7 @@
         <w:pStyle w:val="Heading1"/>
         <w:rPr/>
       </w:pPr>
-      <w:bookmarkStart w:id="48" w:name="__RefHeading___Toc675_2344681646"/>
+      <w:bookmarkStart w:id="48" w:name="__RefHeading___Toc23275_3125385251"/>
       <w:bookmarkStart w:id="49" w:name="согласование-заявок-руководителям"/>
       <w:bookmarkEnd w:id="48"/>
       <w:r>
@@ -4224,7 +4224,7 @@
       </w:pPr>
       <w:r>
         <w:rPr/>
-        <w:t>Раздел «Заявки» доступен тем, кому есть что согласовывать; число на пункте меню — сколько заявок ждут решения. В очереди — заявки ваших подчинённых, а если вы руководите отделом — и сотрудников отдела без своего руководителя. Свою заявку согласует ваш руководитель, а не вы.</w:t>
+        <w:t>Раздел «Заявки» доступен тем, кому есть что согласовывать; число на пункте меню — сколько заявок ждут решения. В очереди — заявки ваших подчинённых: тех, у кого вы указаны руководителем, и — если вы руководите подразделением — сотрудников подразделения без своего руководителя, а также вложенных подразделений, где руководителя нет. Руководители вышестоящих подразделений тоже вправе решить по заявке. Свою заявку согласует ваш руководитель, а не вы.</w:t>
       </w:r>
     </w:p>
     <w:p>
@@ -4357,7 +4357,7 @@
         <w:pStyle w:val="Heading1"/>
         <w:rPr/>
       </w:pPr>
-      <w:bookmarkStart w:id="50" w:name="__RefHeading___Toc677_2344681646"/>
+      <w:bookmarkStart w:id="50" w:name="__RefHeading___Toc23277_3125385251"/>
       <w:bookmarkStart w:id="51" w:name="профиль-и-настройки"/>
       <w:bookmarkEnd w:id="50"/>
       <w:r>
@@ -4528,7 +4528,7 @@
         <w:pStyle w:val="Heading1"/>
         <w:rPr/>
       </w:pPr>
-      <w:bookmarkStart w:id="53" w:name="__RefHeading___Toc679_2344681646"/>
+      <w:bookmarkStart w:id="53" w:name="__RefHeading___Toc23279_3125385251"/>
       <w:bookmarkStart w:id="54" w:name="частые-вопросы"/>
       <w:bookmarkEnd w:id="53"/>
       <w:r>
@@ -4642,7 +4642,7 @@
       </w:r>
       <w:r>
         <w:rPr/>
-        <w:t xml:space="preserve"> Раздел появляется, когда у вас есть подчинённые, вы руководите отделом, замещаете руководителя или вам передана заявка эскалацией.</w:t>
+        <w:t xml:space="preserve"> Раздел появляется, когда у вас есть подчинённые — по карточкам сотрудников или по структуре компании, — вы замещаете руководителя или вам передана заявка эскалацией. Если руководитель подразделения не назначен, обратитесь в кадровую службу.</w:t>
       </w:r>
     </w:p>
     <w:p>
@@ -4708,7 +4708,7 @@
         <w:color w:val="8A92A6"/>
         <w:sz w:val="16"/>
       </w:rPr>
-      <w:t xml:space="preserve">Планировщик отпусков 1.0.0 · Руководство пользователя · стр. </w:t>
+      <w:t xml:space="preserve">Планировщик отпусков 1.1.0 · Руководство пользователя · стр. </w:t>
     </w:r>
     <w:r>
       <w:rPr/>
@@ -4747,7 +4747,7 @@
         <w:color w:val="8A92A6"/>
         <w:sz w:val="16"/>
       </w:rPr>
-      <w:t xml:space="preserve">Планировщик отпусков 1.0.0 · Руководство пользователя · стр. </w:t>
+      <w:t xml:space="preserve">Планировщик отпусков 1.1.0 · Руководство пользователя · стр. </w:t>
     </w:r>
     <w:r>
       <w:rPr/>
